--- a/results/Fraud_Risk_Modeling_Executive_Summary.docx
+++ b/results/Fraud_Risk_Modeling_Executive_Summary.docx
@@ -4,14 +4,12 @@
   <w:body>
     <w:p>
       <w:pPr>
-        <w:spacing w:line="276" w:lineRule="auto"/>
+        <w:spacing w:before="80" w:after="80" w:line="276" w:lineRule="auto"/>
         <w:jc w:val="both"/>
         <w:rPr>
           <w:rFonts w:ascii="Times New Roman" w:hAnsi="Times New Roman" w:cs="Times New Roman"/>
           <w:b/>
           <w:bCs/>
-          <w:sz w:val="26"/>
-          <w:szCs w:val="26"/>
         </w:rPr>
       </w:pPr>
       <w:r>
@@ -19,8 +17,6 @@
           <w:rFonts w:ascii="Times New Roman" w:hAnsi="Times New Roman" w:cs="Times New Roman"/>
           <w:b/>
           <w:bCs/>
-          <w:sz w:val="26"/>
-          <w:szCs w:val="26"/>
         </w:rPr>
         <w:t xml:space="preserve">Fraud Risk </w:t>
       </w:r>
@@ -29,8 +25,6 @@
           <w:rFonts w:ascii="Times New Roman" w:hAnsi="Times New Roman" w:cs="Times New Roman"/>
           <w:b/>
           <w:bCs/>
-          <w:sz w:val="26"/>
-          <w:szCs w:val="26"/>
         </w:rPr>
         <w:t>Modelling (</w:t>
       </w:r>
@@ -39,8 +33,6 @@
           <w:rFonts w:ascii="Times New Roman" w:hAnsi="Times New Roman" w:cs="Times New Roman"/>
           <w:b/>
           <w:bCs/>
-          <w:sz w:val="26"/>
-          <w:szCs w:val="26"/>
         </w:rPr>
         <w:t xml:space="preserve">Credit </w:t>
       </w:r>
@@ -50,8 +42,6 @@
           <w:rFonts w:ascii="Times New Roman" w:hAnsi="Times New Roman" w:cs="Times New Roman"/>
           <w:b/>
           <w:bCs/>
-          <w:sz w:val="26"/>
-          <w:szCs w:val="26"/>
         </w:rPr>
         <w:t xml:space="preserve">Card)  </w:t>
       </w:r>
@@ -60,8 +50,6 @@
           <w:rFonts w:ascii="Times New Roman" w:hAnsi="Times New Roman" w:cs="Times New Roman"/>
           <w:b/>
           <w:bCs/>
-          <w:sz w:val="26"/>
-          <w:szCs w:val="26"/>
         </w:rPr>
         <w:t xml:space="preserve"> </w:t>
       </w:r>
@@ -71,8 +59,6 @@
           <w:rFonts w:ascii="Times New Roman" w:hAnsi="Times New Roman" w:cs="Times New Roman"/>
           <w:b/>
           <w:bCs/>
-          <w:sz w:val="26"/>
-          <w:szCs w:val="26"/>
         </w:rPr>
         <w:t xml:space="preserve">                                    </w:t>
       </w:r>
@@ -81,8 +67,6 @@
           <w:rFonts w:ascii="Times New Roman" w:hAnsi="Times New Roman" w:cs="Times New Roman"/>
           <w:b/>
           <w:bCs/>
-          <w:sz w:val="26"/>
-          <w:szCs w:val="26"/>
         </w:rPr>
         <w:t xml:space="preserve">         </w:t>
       </w:r>
@@ -91,77 +75,123 @@
           <w:rFonts w:ascii="Times New Roman" w:hAnsi="Times New Roman" w:cs="Times New Roman"/>
           <w:b/>
           <w:bCs/>
-          <w:sz w:val="26"/>
-          <w:szCs w:val="26"/>
-        </w:rPr>
-        <w:t xml:space="preserve">    Executive Summary</w:t>
+        </w:rPr>
+        <w:t xml:space="preserve">  </w:t>
+      </w:r>
+      <w:r>
+        <w:rPr>
+          <w:rFonts w:ascii="Times New Roman" w:hAnsi="Times New Roman" w:cs="Times New Roman"/>
+          <w:b/>
+          <w:bCs/>
+        </w:rPr>
+        <w:t xml:space="preserve">                </w:t>
+      </w:r>
+      <w:r>
+        <w:rPr>
+          <w:rFonts w:ascii="Times New Roman" w:hAnsi="Times New Roman" w:cs="Times New Roman"/>
+          <w:b/>
+          <w:bCs/>
+        </w:rPr>
+        <w:t xml:space="preserve">           </w:t>
+      </w:r>
+      <w:r>
+        <w:rPr>
+          <w:rFonts w:ascii="Times New Roman" w:hAnsi="Times New Roman" w:cs="Times New Roman"/>
+          <w:b/>
+          <w:bCs/>
+        </w:rPr>
+        <w:t xml:space="preserve">     </w:t>
+      </w:r>
+      <w:r>
+        <w:rPr>
+          <w:rFonts w:ascii="Times New Roman" w:hAnsi="Times New Roman" w:cs="Times New Roman"/>
+          <w:b/>
+          <w:bCs/>
+        </w:rPr>
+        <w:t>Executive Summary</w:t>
       </w:r>
     </w:p>
     <w:p>
       <w:pPr>
-        <w:spacing w:after="80" w:line="276" w:lineRule="auto"/>
+        <w:spacing w:before="80" w:after="80" w:line="276" w:lineRule="auto"/>
         <w:jc w:val="both"/>
         <w:rPr>
           <w:rFonts w:ascii="Times New Roman" w:hAnsi="Times New Roman" w:cs="Times New Roman"/>
           <w:b/>
           <w:bCs/>
-          <w:sz w:val="26"/>
-          <w:szCs w:val="26"/>
-        </w:rPr>
-      </w:pPr>
-      <w:r>
-        <w:rPr>
-          <w:rFonts w:ascii="Times New Roman" w:hAnsi="Times New Roman" w:cs="Times New Roman"/>
-          <w:sz w:val="20"/>
-          <w:szCs w:val="20"/>
-        </w:rPr>
-        <w:t xml:space="preserve">Author: Mohanad Alemam                                                                         </w:t>
-      </w:r>
-      <w:r>
-        <w:rPr>
-          <w:rFonts w:ascii="Times New Roman" w:hAnsi="Times New Roman" w:cs="Times New Roman"/>
-          <w:sz w:val="20"/>
-          <w:szCs w:val="20"/>
+          <w:sz w:val="18"/>
+          <w:szCs w:val="18"/>
+        </w:rPr>
+      </w:pPr>
+      <w:r>
+        <w:rPr>
+          <w:rFonts w:ascii="Times New Roman" w:hAnsi="Times New Roman" w:cs="Times New Roman"/>
+          <w:sz w:val="18"/>
+          <w:szCs w:val="18"/>
+        </w:rPr>
+        <w:t xml:space="preserve">Author: Mohanad Alemam                                                          </w:t>
+      </w:r>
+      <w:r>
+        <w:rPr>
+          <w:rFonts w:ascii="Times New Roman" w:hAnsi="Times New Roman" w:cs="Times New Roman"/>
+          <w:sz w:val="18"/>
+          <w:szCs w:val="18"/>
+        </w:rPr>
+        <w:t xml:space="preserve">                             </w:t>
+      </w:r>
+      <w:r>
+        <w:rPr>
+          <w:rFonts w:ascii="Times New Roman" w:hAnsi="Times New Roman" w:cs="Times New Roman"/>
+          <w:sz w:val="18"/>
+          <w:szCs w:val="18"/>
+        </w:rPr>
+        <w:t xml:space="preserve">               </w:t>
+      </w:r>
+      <w:r>
+        <w:rPr>
+          <w:rFonts w:ascii="Times New Roman" w:hAnsi="Times New Roman" w:cs="Times New Roman"/>
+          <w:sz w:val="18"/>
+          <w:szCs w:val="18"/>
         </w:rPr>
         <w:t xml:space="preserve">       </w:t>
       </w:r>
       <w:r>
         <w:rPr>
           <w:rFonts w:ascii="Times New Roman" w:hAnsi="Times New Roman" w:cs="Times New Roman"/>
-          <w:sz w:val="20"/>
-          <w:szCs w:val="20"/>
-        </w:rPr>
-        <w:t xml:space="preserve">                   </w:t>
-      </w:r>
-      <w:r>
-        <w:rPr>
-          <w:rFonts w:ascii="Times New Roman" w:hAnsi="Times New Roman" w:cs="Times New Roman"/>
-          <w:sz w:val="20"/>
-          <w:szCs w:val="20"/>
-        </w:rPr>
-        <w:t xml:space="preserve">       </w:t>
-      </w:r>
-      <w:r>
-        <w:rPr>
-          <w:rFonts w:ascii="Times New Roman" w:hAnsi="Times New Roman" w:cs="Times New Roman"/>
-          <w:sz w:val="20"/>
-          <w:szCs w:val="20"/>
-        </w:rPr>
-        <w:t>Date: 1</w:t>
-      </w:r>
-      <w:r>
-        <w:rPr>
-          <w:rFonts w:ascii="Times New Roman" w:hAnsi="Times New Roman" w:cs="Times New Roman"/>
-          <w:sz w:val="20"/>
-          <w:szCs w:val="20"/>
+          <w:sz w:val="18"/>
+          <w:szCs w:val="18"/>
+        </w:rPr>
+        <w:t xml:space="preserve">      </w:t>
+      </w:r>
+      <w:r>
+        <w:rPr>
+          <w:rFonts w:ascii="Times New Roman" w:hAnsi="Times New Roman" w:cs="Times New Roman"/>
+          <w:sz w:val="18"/>
+          <w:szCs w:val="18"/>
+        </w:rPr>
+        <w:t xml:space="preserve">                      </w:t>
+      </w:r>
+      <w:r>
+        <w:rPr>
+          <w:rFonts w:ascii="Times New Roman" w:hAnsi="Times New Roman" w:cs="Times New Roman"/>
+          <w:sz w:val="18"/>
+          <w:szCs w:val="18"/>
+        </w:rPr>
+        <w:t xml:space="preserve">       Date: 1</w:t>
+      </w:r>
+      <w:r>
+        <w:rPr>
+          <w:rFonts w:ascii="Times New Roman" w:hAnsi="Times New Roman" w:cs="Times New Roman"/>
+          <w:sz w:val="18"/>
+          <w:szCs w:val="18"/>
         </w:rPr>
         <w:t>6</w:t>
       </w:r>
       <w:r>
         <w:rPr>
           <w:rFonts w:ascii="Times New Roman" w:hAnsi="Times New Roman" w:cs="Times New Roman"/>
-          <w:sz w:val="20"/>
-          <w:szCs w:val="20"/>
+          <w:sz w:val="18"/>
+          <w:szCs w:val="18"/>
         </w:rPr>
         <w:t xml:space="preserve"> December 2025</w:t>
       </w:r>
@@ -170,22 +200,22 @@
           <w:rFonts w:ascii="Times New Roman" w:hAnsi="Times New Roman" w:cs="Times New Roman"/>
           <w:b/>
           <w:bCs/>
-          <w:sz w:val="26"/>
-          <w:szCs w:val="26"/>
+          <w:sz w:val="18"/>
+          <w:szCs w:val="18"/>
         </w:rPr>
         <w:t xml:space="preserve">                                                        </w:t>
       </w:r>
     </w:p>
     <w:p>
       <w:pPr>
-        <w:spacing w:before="20" w:after="20" w:line="276" w:lineRule="auto"/>
+        <w:spacing w:before="80" w:after="80" w:line="276" w:lineRule="auto"/>
         <w:jc w:val="both"/>
         <w:rPr>
           <w:rFonts w:ascii="Times New Roman" w:hAnsi="Times New Roman" w:cs="Times New Roman"/>
           <w:b/>
           <w:bCs/>
-          <w:sz w:val="26"/>
-          <w:szCs w:val="26"/>
+          <w:sz w:val="22"/>
+          <w:szCs w:val="22"/>
         </w:rPr>
       </w:pPr>
       <w:r>
@@ -194,22 +224,22 @@
           <w:b/>
           <w:bCs/>
           <w:noProof/>
-          <w:sz w:val="26"/>
-          <w:szCs w:val="26"/>
+          <w:sz w:val="22"/>
+          <w:szCs w:val="22"/>
         </w:rPr>
         <mc:AlternateContent>
           <mc:Choice Requires="wps">
             <w:drawing>
-              <wp:anchor distT="0" distB="0" distL="114300" distR="114300" simplePos="0" relativeHeight="251660288" behindDoc="0" locked="0" layoutInCell="1" allowOverlap="1" wp14:anchorId="1F8EBBD7" wp14:editId="13F731FE">
+              <wp:anchor distT="0" distB="0" distL="114300" distR="114300" simplePos="0" relativeHeight="251660288" behindDoc="0" locked="0" layoutInCell="1" allowOverlap="1" wp14:anchorId="1F8EBBD7" wp14:editId="0EABA0FE">
                 <wp:simplePos x="0" y="0"/>
                 <wp:positionH relativeFrom="margin">
-                  <wp:align>right</wp:align>
+                  <wp:align>left</wp:align>
                 </wp:positionH>
                 <wp:positionV relativeFrom="paragraph">
-                  <wp:posOffset>4984</wp:posOffset>
+                  <wp:posOffset>14300</wp:posOffset>
                 </wp:positionV>
-                <wp:extent cx="6159237" cy="8627"/>
-                <wp:effectExtent l="0" t="0" r="32385" b="29845"/>
+                <wp:extent cx="6627571" cy="21920"/>
+                <wp:effectExtent l="0" t="0" r="20955" b="35560"/>
                 <wp:wrapNone/>
                 <wp:docPr id="1995355098" name="Straight Connector 1"/>
                 <wp:cNvGraphicFramePr/>
@@ -220,7 +250,7 @@
                       <wps:spPr>
                         <a:xfrm flipV="1">
                           <a:off x="0" y="0"/>
-                          <a:ext cx="6159237" cy="8627"/>
+                          <a:ext cx="6627571" cy="21920"/>
                         </a:xfrm>
                         <a:prstGeom prst="line">
                           <a:avLst/>
@@ -255,7 +285,7 @@
           </mc:Choice>
           <mc:Fallback>
             <w:pict>
-              <v:line w14:anchorId="73199DC0" id="Straight Connector 1" o:spid="_x0000_s1026" style="position:absolute;flip:y;z-index:251660288;visibility:visible;mso-wrap-style:square;mso-width-percent:0;mso-height-percent:0;mso-wrap-distance-left:9pt;mso-wrap-distance-top:0;mso-wrap-distance-right:9pt;mso-wrap-distance-bottom:0;mso-position-horizontal:right;mso-position-horizontal-relative:margin;mso-position-vertical:absolute;mso-position-vertical-relative:text;mso-width-percent:0;mso-height-percent:0;mso-width-relative:margin;mso-height-relative:margin" from="433.8pt,.4pt" to="918.8pt,1.1pt" o:gfxdata="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" strokecolor="black [3200]" strokeweight="1.5pt">
+              <v:line w14:anchorId="0171DFCD" id="Straight Connector 1" o:spid="_x0000_s1026" style="position:absolute;flip:y;z-index:251660288;visibility:visible;mso-wrap-style:square;mso-width-percent:0;mso-height-percent:0;mso-wrap-distance-left:9pt;mso-wrap-distance-top:0;mso-wrap-distance-right:9pt;mso-wrap-distance-bottom:0;mso-position-horizontal:left;mso-position-horizontal-relative:margin;mso-position-vertical:absolute;mso-position-vertical-relative:text;mso-width-percent:0;mso-height-percent:0;mso-width-relative:margin;mso-height-relative:margin" from="0,1.15pt" to="521.85pt,2.9pt" o:gfxdata="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" strokecolor="black [3200]" strokeweight="1.5pt">
                 <v:stroke joinstyle="miter"/>
                 <w10:wrap anchorx="margin"/>
               </v:line>
@@ -266,7 +296,7 @@
     </w:p>
     <w:p>
       <w:pPr>
-        <w:spacing w:before="20" w:after="20" w:line="276" w:lineRule="auto"/>
+        <w:spacing w:before="80" w:after="94" w:line="276" w:lineRule="auto"/>
         <w:jc w:val="both"/>
         <w:rPr>
           <w:rFonts w:ascii="Times New Roman" w:hAnsi="Times New Roman" w:cs="Times New Roman"/>
@@ -300,7 +330,23 @@
           <w:sz w:val="22"/>
           <w:szCs w:val="22"/>
         </w:rPr>
-        <w:t>My objective is to</w:t>
+        <w:t>My objective</w:t>
+      </w:r>
+      <w:r>
+        <w:rPr>
+          <w:rFonts w:ascii="Times New Roman" w:hAnsi="Times New Roman" w:cs="Times New Roman"/>
+          <w:sz w:val="22"/>
+          <w:szCs w:val="22"/>
+        </w:rPr>
+        <w:t xml:space="preserve"> in this project</w:t>
+      </w:r>
+      <w:r>
+        <w:rPr>
+          <w:rFonts w:ascii="Times New Roman" w:hAnsi="Times New Roman" w:cs="Times New Roman"/>
+          <w:sz w:val="22"/>
+          <w:szCs w:val="22"/>
+        </w:rPr>
+        <w:t xml:space="preserve"> is to</w:t>
       </w:r>
       <w:r>
         <w:rPr>
@@ -318,7 +364,39 @@
           <w:sz w:val="22"/>
           <w:szCs w:val="22"/>
         </w:rPr>
-        <w:t>build production-ready F</w:t>
+        <w:t xml:space="preserve">build </w:t>
+      </w:r>
+      <w:r>
+        <w:rPr>
+          <w:rFonts w:ascii="Times New Roman" w:hAnsi="Times New Roman" w:cs="Times New Roman"/>
+          <w:sz w:val="22"/>
+          <w:szCs w:val="22"/>
+        </w:rPr>
+        <w:t xml:space="preserve">a </w:t>
+      </w:r>
+      <w:r>
+        <w:rPr>
+          <w:rFonts w:ascii="Times New Roman" w:hAnsi="Times New Roman" w:cs="Times New Roman"/>
+          <w:sz w:val="22"/>
+          <w:szCs w:val="22"/>
+        </w:rPr>
+        <w:t>production</w:t>
+      </w:r>
+      <w:r>
+        <w:rPr>
+          <w:rFonts w:ascii="Times New Roman" w:hAnsi="Times New Roman" w:cs="Times New Roman"/>
+          <w:sz w:val="22"/>
+          <w:szCs w:val="22"/>
+        </w:rPr>
+        <w:t xml:space="preserve"> </w:t>
+      </w:r>
+      <w:r>
+        <w:rPr>
+          <w:rFonts w:ascii="Times New Roman" w:hAnsi="Times New Roman" w:cs="Times New Roman"/>
+          <w:sz w:val="22"/>
+          <w:szCs w:val="22"/>
+        </w:rPr>
+        <w:t>ready F</w:t>
       </w:r>
       <w:r>
         <w:rPr>
@@ -443,12 +521,14 @@
     </w:p>
     <w:p>
       <w:pPr>
-        <w:spacing w:before="20" w:after="20" w:line="276" w:lineRule="auto"/>
+        <w:spacing w:before="80" w:after="94" w:line="276" w:lineRule="auto"/>
         <w:jc w:val="both"/>
         <w:rPr>
           <w:rFonts w:ascii="Times New Roman" w:hAnsi="Times New Roman" w:cs="Times New Roman"/>
           <w:b/>
           <w:bCs/>
+          <w:sz w:val="22"/>
+          <w:szCs w:val="22"/>
         </w:rPr>
       </w:pPr>
       <w:r>
@@ -456,6 +536,8 @@
           <w:rFonts w:ascii="Times New Roman" w:hAnsi="Times New Roman" w:cs="Times New Roman"/>
           <w:b/>
           <w:bCs/>
+          <w:sz w:val="22"/>
+          <w:szCs w:val="22"/>
         </w:rPr>
         <w:t>Explorator</w:t>
       </w:r>
@@ -464,6 +546,8 @@
           <w:rFonts w:ascii="Times New Roman" w:hAnsi="Times New Roman" w:cs="Times New Roman"/>
           <w:b/>
           <w:bCs/>
+          <w:sz w:val="22"/>
+          <w:szCs w:val="22"/>
         </w:rPr>
         <w:t>y Data</w:t>
       </w:r>
@@ -472,6 +556,8 @@
           <w:rFonts w:ascii="Times New Roman" w:hAnsi="Times New Roman" w:cs="Times New Roman"/>
           <w:b/>
           <w:bCs/>
+          <w:sz w:val="22"/>
+          <w:szCs w:val="22"/>
         </w:rPr>
         <w:t xml:space="preserve"> Analysis</w:t>
       </w:r>
@@ -480,13 +566,15 @@
           <w:rFonts w:ascii="Times New Roman" w:hAnsi="Times New Roman" w:cs="Times New Roman"/>
           <w:b/>
           <w:bCs/>
+          <w:sz w:val="22"/>
+          <w:szCs w:val="22"/>
         </w:rPr>
         <w:t xml:space="preserve"> (EDA)</w:t>
       </w:r>
     </w:p>
     <w:p>
       <w:pPr>
-        <w:spacing w:before="20" w:after="20" w:line="276" w:lineRule="auto"/>
+        <w:spacing w:before="80" w:after="94" w:line="276" w:lineRule="auto"/>
         <w:jc w:val="both"/>
         <w:rPr>
           <w:rFonts w:ascii="Times New Roman" w:hAnsi="Times New Roman" w:cs="Times New Roman"/>
@@ -502,13 +590,13 @@
           <w:szCs w:val="22"/>
         </w:rPr>
         <w:drawing>
-          <wp:anchor distT="0" distB="0" distL="114300" distR="114300" simplePos="0" relativeHeight="251661312" behindDoc="0" locked="0" layoutInCell="1" allowOverlap="1" wp14:anchorId="4D54AD70" wp14:editId="4DC25037">
+          <wp:anchor distT="0" distB="0" distL="114300" distR="114300" simplePos="0" relativeHeight="251661312" behindDoc="0" locked="0" layoutInCell="1" allowOverlap="1" wp14:anchorId="4D54AD70" wp14:editId="48A6CED9">
             <wp:simplePos x="0" y="0"/>
             <wp:positionH relativeFrom="margin">
-              <wp:posOffset>4273550</wp:posOffset>
+              <wp:posOffset>4669714</wp:posOffset>
             </wp:positionH>
             <wp:positionV relativeFrom="paragraph">
-              <wp:posOffset>538480</wp:posOffset>
+              <wp:posOffset>581329</wp:posOffset>
             </wp:positionV>
             <wp:extent cx="2197100" cy="1638300"/>
             <wp:effectExtent l="0" t="0" r="0" b="0"/>
@@ -630,23 +718,55 @@
           <w:sz w:val="22"/>
           <w:szCs w:val="22"/>
         </w:rPr>
-        <w:t xml:space="preserve"> dataset, </w:t>
-      </w:r>
-      <w:r>
-        <w:rPr>
-          <w:rFonts w:ascii="Times New Roman" w:hAnsi="Times New Roman" w:cs="Times New Roman"/>
-          <w:sz w:val="22"/>
-          <w:szCs w:val="22"/>
-        </w:rPr>
-        <w:t>covering two days</w:t>
-      </w:r>
-      <w:r>
-        <w:rPr>
-          <w:rFonts w:ascii="Times New Roman" w:hAnsi="Times New Roman" w:cs="Times New Roman"/>
-          <w:sz w:val="22"/>
-          <w:szCs w:val="22"/>
-        </w:rPr>
-        <w:t>,</w:t>
+        <w:t xml:space="preserve"> dataset,</w:t>
+      </w:r>
+      <w:r>
+        <w:rPr>
+          <w:rFonts w:ascii="Times New Roman" w:hAnsi="Times New Roman" w:cs="Times New Roman"/>
+          <w:sz w:val="22"/>
+          <w:szCs w:val="22"/>
+        </w:rPr>
+        <w:t xml:space="preserve"> it</w:t>
+      </w:r>
+      <w:r>
+        <w:rPr>
+          <w:rFonts w:ascii="Times New Roman" w:hAnsi="Times New Roman" w:cs="Times New Roman"/>
+          <w:sz w:val="22"/>
+          <w:szCs w:val="22"/>
+        </w:rPr>
+        <w:t xml:space="preserve"> </w:t>
+      </w:r>
+      <w:r>
+        <w:rPr>
+          <w:rFonts w:ascii="Times New Roman" w:hAnsi="Times New Roman" w:cs="Times New Roman"/>
+          <w:sz w:val="22"/>
+          <w:szCs w:val="22"/>
+        </w:rPr>
+        <w:t>cove</w:t>
+      </w:r>
+      <w:r>
+        <w:rPr>
+          <w:rFonts w:ascii="Times New Roman" w:hAnsi="Times New Roman" w:cs="Times New Roman"/>
+          <w:sz w:val="22"/>
+          <w:szCs w:val="22"/>
+        </w:rPr>
+        <w:t>rs</w:t>
+      </w:r>
+      <w:r>
+        <w:rPr>
+          <w:rFonts w:ascii="Times New Roman" w:hAnsi="Times New Roman" w:cs="Times New Roman"/>
+          <w:sz w:val="22"/>
+          <w:szCs w:val="22"/>
+        </w:rPr>
+        <w:t xml:space="preserve"> two days</w:t>
+      </w:r>
+      <w:r>
+        <w:rPr>
+          <w:rFonts w:ascii="Times New Roman" w:hAnsi="Times New Roman" w:cs="Times New Roman"/>
+          <w:sz w:val="22"/>
+          <w:szCs w:val="22"/>
+        </w:rPr>
+        <w:t xml:space="preserve"> of transactions,</w:t>
       </w:r>
       <w:r>
         <w:rPr>
@@ -687,15 +807,15 @@
           <w:sz w:val="22"/>
           <w:szCs w:val="22"/>
         </w:rPr>
-        <w:t>is</w:t>
-      </w:r>
-      <w:r>
-        <w:rPr>
-          <w:rFonts w:ascii="Times New Roman" w:hAnsi="Times New Roman" w:cs="Times New Roman"/>
-          <w:sz w:val="22"/>
-          <w:szCs w:val="22"/>
-        </w:rPr>
-        <w:t xml:space="preserve"> dataset </w:t>
+        <w:t xml:space="preserve">e </w:t>
+      </w:r>
+      <w:r>
+        <w:rPr>
+          <w:rFonts w:ascii="Times New Roman" w:hAnsi="Times New Roman" w:cs="Times New Roman"/>
+          <w:sz w:val="22"/>
+          <w:szCs w:val="22"/>
+        </w:rPr>
+        <w:t xml:space="preserve">dataset </w:t>
       </w:r>
       <w:r>
         <w:rPr>
@@ -759,15 +879,15 @@
           <w:sz w:val="22"/>
           <w:szCs w:val="22"/>
         </w:rPr>
-        <w:t xml:space="preserve">fraud </w:t>
-      </w:r>
-      <w:r>
-        <w:rPr>
-          <w:rFonts w:ascii="Times New Roman" w:hAnsi="Times New Roman" w:cs="Times New Roman"/>
-          <w:sz w:val="22"/>
-          <w:szCs w:val="22"/>
-        </w:rPr>
-        <w:t>=</w:t>
+        <w:t>fraud</w:t>
+      </w:r>
+      <w:r>
+        <w:rPr>
+          <w:rFonts w:ascii="Times New Roman" w:hAnsi="Times New Roman" w:cs="Times New Roman"/>
+          <w:sz w:val="22"/>
+          <w:szCs w:val="22"/>
+        </w:rPr>
+        <w:t xml:space="preserve"> cases =</w:t>
       </w:r>
       <w:r>
         <w:rPr>
@@ -809,7 +929,135 @@
           <w:sz w:val="22"/>
           <w:szCs w:val="22"/>
         </w:rPr>
-        <w:t>492 fraud vs 284,315 non-fraud</w:t>
+        <w:t xml:space="preserve">492 </w:t>
+      </w:r>
+      <w:r>
+        <w:rPr>
+          <w:rFonts w:ascii="Times New Roman" w:hAnsi="Times New Roman" w:cs="Times New Roman"/>
+          <w:sz w:val="22"/>
+          <w:szCs w:val="22"/>
+        </w:rPr>
+        <w:t>frauds</w:t>
+      </w:r>
+      <w:r>
+        <w:rPr>
+          <w:rFonts w:ascii="Times New Roman" w:hAnsi="Times New Roman" w:cs="Times New Roman"/>
+          <w:sz w:val="22"/>
+          <w:szCs w:val="22"/>
+        </w:rPr>
+        <w:t xml:space="preserve"> cases</w:t>
+      </w:r>
+      <w:r>
+        <w:rPr>
+          <w:rFonts w:ascii="Times New Roman" w:hAnsi="Times New Roman" w:cs="Times New Roman"/>
+          <w:sz w:val="22"/>
+          <w:szCs w:val="22"/>
+        </w:rPr>
+        <w:t xml:space="preserve"> vs</w:t>
+      </w:r>
+      <w:r>
+        <w:rPr>
+          <w:rFonts w:ascii="Times New Roman" w:hAnsi="Times New Roman" w:cs="Times New Roman"/>
+          <w:sz w:val="22"/>
+          <w:szCs w:val="22"/>
+        </w:rPr>
+        <w:t>.</w:t>
+      </w:r>
+      <w:r>
+        <w:rPr>
+          <w:rFonts w:ascii="Times New Roman" w:hAnsi="Times New Roman" w:cs="Times New Roman"/>
+          <w:sz w:val="22"/>
+          <w:szCs w:val="22"/>
+        </w:rPr>
+        <w:t xml:space="preserve"> 284,315 non-</w:t>
+      </w:r>
+      <w:r>
+        <w:rPr>
+          <w:rFonts w:ascii="Times New Roman" w:hAnsi="Times New Roman" w:cs="Times New Roman"/>
+          <w:sz w:val="22"/>
+          <w:szCs w:val="22"/>
+        </w:rPr>
+        <w:t>frauds</w:t>
+      </w:r>
+      <w:r>
+        <w:rPr>
+          <w:rFonts w:ascii="Times New Roman" w:hAnsi="Times New Roman" w:cs="Times New Roman"/>
+          <w:sz w:val="22"/>
+          <w:szCs w:val="22"/>
+        </w:rPr>
+        <w:t xml:space="preserve"> as </w:t>
+      </w:r>
+      <w:r>
+        <w:rPr>
+          <w:rFonts w:ascii="Times New Roman" w:hAnsi="Times New Roman" w:cs="Times New Roman"/>
+          <w:sz w:val="22"/>
+          <w:szCs w:val="22"/>
+        </w:rPr>
+        <w:t>shown</w:t>
+      </w:r>
+      <w:r>
+        <w:rPr>
+          <w:rFonts w:ascii="Times New Roman" w:hAnsi="Times New Roman" w:cs="Times New Roman"/>
+          <w:sz w:val="22"/>
+          <w:szCs w:val="22"/>
+        </w:rPr>
+        <w:t xml:space="preserve"> in Figure 1 below</w:t>
+      </w:r>
+      <w:r>
+        <w:rPr>
+          <w:rFonts w:ascii="Times New Roman" w:hAnsi="Times New Roman" w:cs="Times New Roman"/>
+          <w:sz w:val="22"/>
+          <w:szCs w:val="22"/>
+        </w:rPr>
+        <w:t xml:space="preserve">. </w:t>
+      </w:r>
+      <w:r>
+        <w:rPr>
+          <w:rFonts w:ascii="Times New Roman" w:hAnsi="Times New Roman" w:cs="Times New Roman"/>
+          <w:sz w:val="22"/>
+          <w:szCs w:val="22"/>
+        </w:rPr>
+        <w:t>The total number of f</w:t>
+      </w:r>
+      <w:r>
+        <w:rPr>
+          <w:rFonts w:ascii="Times New Roman" w:hAnsi="Times New Roman" w:cs="Times New Roman"/>
+          <w:sz w:val="22"/>
+          <w:szCs w:val="22"/>
+        </w:rPr>
+        <w:t>eatures</w:t>
+      </w:r>
+      <w:r>
+        <w:rPr>
+          <w:rFonts w:ascii="Times New Roman" w:hAnsi="Times New Roman" w:cs="Times New Roman"/>
+          <w:sz w:val="22"/>
+          <w:szCs w:val="22"/>
+        </w:rPr>
+        <w:t xml:space="preserve"> is</w:t>
+      </w:r>
+      <w:r>
+        <w:rPr>
+          <w:rFonts w:ascii="Times New Roman" w:hAnsi="Times New Roman" w:cs="Times New Roman"/>
+          <w:sz w:val="22"/>
+          <w:szCs w:val="22"/>
+        </w:rPr>
+        <w:t xml:space="preserve"> 30 </w:t>
+      </w:r>
+      <w:r>
+        <w:rPr>
+          <w:rFonts w:ascii="Times New Roman" w:hAnsi="Times New Roman" w:cs="Times New Roman"/>
+          <w:sz w:val="22"/>
+          <w:szCs w:val="22"/>
+        </w:rPr>
+        <w:t>features/</w:t>
+      </w:r>
+      <w:r>
+        <w:rPr>
+          <w:rFonts w:ascii="Times New Roman" w:hAnsi="Times New Roman" w:cs="Times New Roman"/>
+          <w:sz w:val="22"/>
+          <w:szCs w:val="22"/>
+        </w:rPr>
+        <w:t>columns</w:t>
       </w:r>
       <w:r>
         <w:rPr>
@@ -818,62 +1066,6 @@
           <w:szCs w:val="22"/>
         </w:rPr>
         <w:t>,</w:t>
-      </w:r>
-      <w:r>
-        <w:rPr>
-          <w:rFonts w:ascii="Times New Roman" w:hAnsi="Times New Roman" w:cs="Times New Roman"/>
-          <w:sz w:val="22"/>
-          <w:szCs w:val="22"/>
-        </w:rPr>
-        <w:t xml:space="preserve"> as illustrated in Figure 1 below</w:t>
-      </w:r>
-      <w:r>
-        <w:rPr>
-          <w:rFonts w:ascii="Times New Roman" w:hAnsi="Times New Roman" w:cs="Times New Roman"/>
-          <w:sz w:val="22"/>
-          <w:szCs w:val="22"/>
-        </w:rPr>
-        <w:t xml:space="preserve">. </w:t>
-      </w:r>
-      <w:r>
-        <w:rPr>
-          <w:rFonts w:ascii="Times New Roman" w:hAnsi="Times New Roman" w:cs="Times New Roman"/>
-          <w:sz w:val="22"/>
-          <w:szCs w:val="22"/>
-        </w:rPr>
-        <w:t>The total number of f</w:t>
-      </w:r>
-      <w:r>
-        <w:rPr>
-          <w:rFonts w:ascii="Times New Roman" w:hAnsi="Times New Roman" w:cs="Times New Roman"/>
-          <w:sz w:val="22"/>
-          <w:szCs w:val="22"/>
-        </w:rPr>
-        <w:t>eatures</w:t>
-      </w:r>
-      <w:r>
-        <w:rPr>
-          <w:rFonts w:ascii="Times New Roman" w:hAnsi="Times New Roman" w:cs="Times New Roman"/>
-          <w:sz w:val="22"/>
-          <w:szCs w:val="22"/>
-        </w:rPr>
-        <w:t xml:space="preserve"> is</w:t>
-      </w:r>
-      <w:r>
-        <w:rPr>
-          <w:rFonts w:ascii="Times New Roman" w:hAnsi="Times New Roman" w:cs="Times New Roman"/>
-          <w:sz w:val="22"/>
-          <w:szCs w:val="22"/>
-        </w:rPr>
-        <w:t xml:space="preserve"> 30 columns</w:t>
-      </w:r>
-      <w:r>
-        <w:rPr>
-          <w:rFonts w:ascii="Times New Roman" w:hAnsi="Times New Roman" w:cs="Times New Roman"/>
-          <w:sz w:val="22"/>
-          <w:szCs w:val="22"/>
-        </w:rPr>
-        <w:t>:</w:t>
       </w:r>
       <w:r>
         <w:rPr>
@@ -942,7 +1134,7 @@
     </w:p>
     <w:p>
       <w:pPr>
-        <w:spacing w:before="20" w:after="20" w:line="276" w:lineRule="auto"/>
+        <w:spacing w:before="80" w:after="94" w:line="276" w:lineRule="auto"/>
         <w:jc w:val="both"/>
         <w:rPr>
           <w:rFonts w:ascii="Times New Roman" w:hAnsi="Times New Roman" w:cs="Times New Roman"/>
@@ -956,15 +1148,23 @@
           <w:sz w:val="22"/>
           <w:szCs w:val="22"/>
         </w:rPr>
-        <w:t>EDA highlight</w:t>
-      </w:r>
-      <w:r>
-        <w:rPr>
-          <w:rFonts w:ascii="Times New Roman" w:hAnsi="Times New Roman" w:cs="Times New Roman"/>
-          <w:sz w:val="22"/>
-          <w:szCs w:val="22"/>
-        </w:rPr>
-        <w:t>ed that</w:t>
+        <w:t xml:space="preserve">I conducted an in-depth </w:t>
+      </w:r>
+      <w:r>
+        <w:rPr>
+          <w:rFonts w:ascii="Times New Roman" w:hAnsi="Times New Roman" w:cs="Times New Roman"/>
+          <w:sz w:val="22"/>
+          <w:szCs w:val="22"/>
+        </w:rPr>
+        <w:t xml:space="preserve">EDA </w:t>
+      </w:r>
+      <w:r>
+        <w:rPr>
+          <w:rFonts w:ascii="Times New Roman" w:hAnsi="Times New Roman" w:cs="Times New Roman"/>
+          <w:sz w:val="22"/>
+          <w:szCs w:val="22"/>
+        </w:rPr>
+        <w:t>highlighting the following key observations:</w:t>
       </w:r>
       <w:r>
         <w:rPr>
@@ -980,6 +1180,14 @@
           <w:sz w:val="22"/>
           <w:szCs w:val="22"/>
         </w:rPr>
+        <w:t xml:space="preserve">The </w:t>
+      </w:r>
+      <w:r>
+        <w:rPr>
+          <w:rFonts w:ascii="Times New Roman" w:hAnsi="Times New Roman" w:cs="Times New Roman"/>
+          <w:sz w:val="22"/>
+          <w:szCs w:val="22"/>
+        </w:rPr>
         <w:t>t</w:t>
       </w:r>
       <w:r>
@@ -1036,15 +1244,15 @@
           <w:sz w:val="22"/>
           <w:szCs w:val="22"/>
         </w:rPr>
-        <w:t xml:space="preserve"> i.e., </w:t>
-      </w:r>
-      <w:r>
-        <w:rPr>
-          <w:rFonts w:ascii="Times New Roman" w:hAnsi="Times New Roman" w:cs="Times New Roman"/>
-          <w:sz w:val="22"/>
-          <w:szCs w:val="22"/>
-        </w:rPr>
-        <w:t>peaks of activity)</w:t>
+        <w:t xml:space="preserve"> i.e. </w:t>
+      </w:r>
+      <w:r>
+        <w:rPr>
+          <w:rFonts w:ascii="Times New Roman" w:hAnsi="Times New Roman" w:cs="Times New Roman"/>
+          <w:sz w:val="22"/>
+          <w:szCs w:val="22"/>
+        </w:rPr>
+        <w:t>peaks of activity</w:t>
       </w:r>
       <w:r>
         <w:rPr>
@@ -1060,7 +1268,15 @@
           <w:sz w:val="22"/>
           <w:szCs w:val="22"/>
         </w:rPr>
-        <w:t xml:space="preserve"> several features e.g.</w:t>
+        <w:t xml:space="preserve"> several features </w:t>
+      </w:r>
+      <w:r>
+        <w:rPr>
+          <w:rFonts w:ascii="Times New Roman" w:hAnsi="Times New Roman" w:cs="Times New Roman"/>
+          <w:sz w:val="22"/>
+          <w:szCs w:val="22"/>
+        </w:rPr>
+        <w:t>including</w:t>
       </w:r>
       <w:r>
         <w:rPr>
@@ -1164,15 +1380,23 @@
           <w:sz w:val="22"/>
           <w:szCs w:val="22"/>
         </w:rPr>
-        <w:t>low variance</w:t>
-      </w:r>
-      <w:r>
-        <w:rPr>
-          <w:rFonts w:ascii="Times New Roman" w:hAnsi="Times New Roman" w:cs="Times New Roman"/>
-          <w:sz w:val="22"/>
-          <w:szCs w:val="22"/>
-        </w:rPr>
-        <w:t xml:space="preserve"> (concentrated)</w:t>
+        <w:t>low varianc</w:t>
+      </w:r>
+      <w:r>
+        <w:rPr>
+          <w:rFonts w:ascii="Times New Roman" w:hAnsi="Times New Roman" w:cs="Times New Roman"/>
+          <w:sz w:val="22"/>
+          <w:szCs w:val="22"/>
+        </w:rPr>
+        <w:t xml:space="preserve">e/ </w:t>
+      </w:r>
+      <w:r>
+        <w:rPr>
+          <w:rFonts w:ascii="Times New Roman" w:hAnsi="Times New Roman" w:cs="Times New Roman"/>
+          <w:sz w:val="22"/>
+          <w:szCs w:val="22"/>
+        </w:rPr>
+        <w:t>concentrated</w:t>
       </w:r>
       <w:r>
         <w:rPr>
@@ -1188,7 +1412,7 @@
           <w:sz w:val="22"/>
           <w:szCs w:val="22"/>
         </w:rPr>
-        <w:t>, and n</w:t>
+        <w:t>. N</w:t>
       </w:r>
       <w:r>
         <w:rPr>
@@ -1220,7 +1444,15 @@
           <w:sz w:val="22"/>
           <w:szCs w:val="22"/>
         </w:rPr>
-        <w:t>The EDA concluded that the</w:t>
+        <w:t>Overall, the</w:t>
+      </w:r>
+      <w:r>
+        <w:rPr>
+          <w:rFonts w:ascii="Times New Roman" w:hAnsi="Times New Roman" w:cs="Times New Roman"/>
+          <w:sz w:val="22"/>
+          <w:szCs w:val="22"/>
+        </w:rPr>
+        <w:t xml:space="preserve"> EDA concluded that the</w:t>
       </w:r>
       <w:r>
         <w:rPr>
@@ -1260,15 +1492,63 @@
           <w:sz w:val="22"/>
           <w:szCs w:val="22"/>
         </w:rPr>
-        <w:t>ndicating the need for t</w:t>
-      </w:r>
-      <w:r>
-        <w:rPr>
-          <w:rFonts w:ascii="Times New Roman" w:hAnsi="Times New Roman" w:cs="Times New Roman"/>
-          <w:sz w:val="22"/>
-          <w:szCs w:val="22"/>
-        </w:rPr>
-        <w:t>argeted feature engineering and tree-based ensemble</w:t>
+        <w:t>ndicating the need for</w:t>
+      </w:r>
+      <w:r>
+        <w:rPr>
+          <w:rFonts w:ascii="Times New Roman" w:hAnsi="Times New Roman" w:cs="Times New Roman"/>
+          <w:sz w:val="22"/>
+          <w:szCs w:val="22"/>
+        </w:rPr>
+        <w:t xml:space="preserve"> meticulous and </w:t>
+      </w:r>
+      <w:r>
+        <w:rPr>
+          <w:rFonts w:ascii="Times New Roman" w:hAnsi="Times New Roman" w:cs="Times New Roman"/>
+          <w:sz w:val="22"/>
+          <w:szCs w:val="22"/>
+        </w:rPr>
+        <w:t>t</w:t>
+      </w:r>
+      <w:r>
+        <w:rPr>
+          <w:rFonts w:ascii="Times New Roman" w:hAnsi="Times New Roman" w:cs="Times New Roman"/>
+          <w:sz w:val="22"/>
+          <w:szCs w:val="22"/>
+        </w:rPr>
+        <w:t>argeted feature engineerin</w:t>
+      </w:r>
+      <w:r>
+        <w:rPr>
+          <w:rFonts w:ascii="Times New Roman" w:hAnsi="Times New Roman" w:cs="Times New Roman"/>
+          <w:sz w:val="22"/>
+          <w:szCs w:val="22"/>
+        </w:rPr>
+        <w:t>g.</w:t>
+      </w:r>
+      <w:r>
+        <w:rPr>
+          <w:rFonts w:ascii="Times New Roman" w:hAnsi="Times New Roman" w:cs="Times New Roman"/>
+          <w:sz w:val="22"/>
+          <w:szCs w:val="22"/>
+        </w:rPr>
+        <w:t xml:space="preserve"> </w:t>
+      </w:r>
+      <w:r>
+        <w:rPr>
+          <w:rFonts w:ascii="Times New Roman" w:hAnsi="Times New Roman" w:cs="Times New Roman"/>
+          <w:sz w:val="22"/>
+          <w:szCs w:val="22"/>
+        </w:rPr>
+        <w:t>T</w:t>
+      </w:r>
+      <w:r>
+        <w:rPr>
+          <w:rFonts w:ascii="Times New Roman" w:hAnsi="Times New Roman" w:cs="Times New Roman"/>
+          <w:sz w:val="22"/>
+          <w:szCs w:val="22"/>
+        </w:rPr>
+        <w:t>ree-based ensemble</w:t>
       </w:r>
       <w:r>
         <w:rPr>
@@ -1284,23 +1564,15 @@
           <w:sz w:val="22"/>
           <w:szCs w:val="22"/>
         </w:rPr>
-        <w:t xml:space="preserve"> </w:t>
-      </w:r>
-      <w:r>
-        <w:rPr>
-          <w:rFonts w:ascii="Times New Roman" w:hAnsi="Times New Roman" w:cs="Times New Roman"/>
-          <w:sz w:val="22"/>
-          <w:szCs w:val="22"/>
-        </w:rPr>
-        <w:t>t</w:t>
-      </w:r>
-      <w:r>
-        <w:rPr>
-          <w:rFonts w:ascii="Times New Roman" w:hAnsi="Times New Roman" w:cs="Times New Roman"/>
-          <w:sz w:val="22"/>
-          <w:szCs w:val="22"/>
-        </w:rPr>
-        <w:t>o tackle the highlighted issues</w:t>
+        <w:t xml:space="preserve"> are most promising candidates based </w:t>
+      </w:r>
+      <w:r>
+        <w:rPr>
+          <w:rFonts w:ascii="Times New Roman" w:hAnsi="Times New Roman" w:cs="Times New Roman"/>
+          <w:sz w:val="22"/>
+          <w:szCs w:val="22"/>
+        </w:rPr>
+        <w:t>on the nature of the problem and the statistical behaviour of the features</w:t>
       </w:r>
       <w:r>
         <w:rPr>
@@ -1313,12 +1585,14 @@
     </w:p>
     <w:p>
       <w:pPr>
-        <w:spacing w:before="20" w:after="20" w:line="276" w:lineRule="auto"/>
+        <w:spacing w:before="80" w:after="94" w:line="276" w:lineRule="auto"/>
         <w:jc w:val="both"/>
         <w:rPr>
           <w:rFonts w:ascii="Times New Roman" w:hAnsi="Times New Roman" w:cs="Times New Roman"/>
           <w:b/>
           <w:bCs/>
+          <w:sz w:val="22"/>
+          <w:szCs w:val="22"/>
         </w:rPr>
       </w:pPr>
       <w:r>
@@ -1326,13 +1600,15 @@
           <w:rFonts w:ascii="Times New Roman" w:hAnsi="Times New Roman" w:cs="Times New Roman"/>
           <w:b/>
           <w:bCs/>
+          <w:sz w:val="22"/>
+          <w:szCs w:val="22"/>
         </w:rPr>
         <w:t>Feature Engineering</w:t>
       </w:r>
     </w:p>
     <w:p>
       <w:pPr>
-        <w:spacing w:before="20" w:after="20" w:line="276" w:lineRule="auto"/>
+        <w:spacing w:before="80" w:after="94" w:line="276" w:lineRule="auto"/>
         <w:jc w:val="both"/>
         <w:rPr>
           <w:rFonts w:ascii="Times New Roman" w:hAnsi="Times New Roman" w:cs="Times New Roman"/>
@@ -1442,7 +1718,23 @@
           <w:sz w:val="22"/>
           <w:szCs w:val="22"/>
         </w:rPr>
-        <w:t>, applying feature t</w:t>
+        <w:t xml:space="preserve">, </w:t>
+      </w:r>
+      <w:r>
+        <w:rPr>
+          <w:rFonts w:ascii="Times New Roman" w:hAnsi="Times New Roman" w:cs="Times New Roman"/>
+          <w:sz w:val="22"/>
+          <w:szCs w:val="22"/>
+        </w:rPr>
+        <w:t xml:space="preserve">by </w:t>
+      </w:r>
+      <w:r>
+        <w:rPr>
+          <w:rFonts w:ascii="Times New Roman" w:hAnsi="Times New Roman" w:cs="Times New Roman"/>
+          <w:sz w:val="22"/>
+          <w:szCs w:val="22"/>
+        </w:rPr>
+        <w:t>applying feature t</w:t>
       </w:r>
       <w:r>
         <w:rPr>
@@ -1602,15 +1894,15 @@
           <w:sz w:val="22"/>
           <w:szCs w:val="22"/>
         </w:rPr>
-        <w:t>l</w:t>
-      </w:r>
-      <w:r>
-        <w:rPr>
-          <w:rFonts w:ascii="Times New Roman" w:hAnsi="Times New Roman" w:cs="Times New Roman"/>
-          <w:sz w:val="22"/>
-          <w:szCs w:val="22"/>
-        </w:rPr>
-        <w:t>ow</w:t>
+        <w:t xml:space="preserve">features with </w:t>
+      </w:r>
+      <w:r>
+        <w:rPr>
+          <w:rFonts w:ascii="Times New Roman" w:hAnsi="Times New Roman" w:cs="Times New Roman"/>
+          <w:sz w:val="22"/>
+          <w:szCs w:val="22"/>
+        </w:rPr>
+        <w:t>low variance</w:t>
       </w:r>
       <w:r>
         <w:rPr>
@@ -1626,23 +1918,7 @@
           <w:sz w:val="22"/>
           <w:szCs w:val="22"/>
         </w:rPr>
-        <w:t xml:space="preserve">variance </w:t>
-      </w:r>
-      <w:r>
-        <w:rPr>
-          <w:rFonts w:ascii="Times New Roman" w:hAnsi="Times New Roman" w:cs="Times New Roman"/>
-          <w:sz w:val="22"/>
-          <w:szCs w:val="22"/>
-        </w:rPr>
-        <w:t>features</w:t>
-      </w:r>
-      <w:r>
-        <w:rPr>
-          <w:rFonts w:ascii="Times New Roman" w:hAnsi="Times New Roman" w:cs="Times New Roman"/>
-          <w:sz w:val="22"/>
-          <w:szCs w:val="22"/>
-        </w:rPr>
-        <w:t xml:space="preserve"> using </w:t>
+        <w:t xml:space="preserve">using </w:t>
       </w:r>
       <w:proofErr w:type="spellStart"/>
       <w:r>
@@ -1725,7 +2001,23 @@
           <w:sz w:val="22"/>
           <w:szCs w:val="22"/>
         </w:rPr>
-        <w:t>hour_of_day</w:t>
+        <w:t>hour</w:t>
+      </w:r>
+      <w:r>
+        <w:rPr>
+          <w:rFonts w:ascii="Times New Roman" w:hAnsi="Times New Roman" w:cs="Times New Roman"/>
+          <w:sz w:val="22"/>
+          <w:szCs w:val="22"/>
+        </w:rPr>
+        <w:t>_</w:t>
+      </w:r>
+      <w:r>
+        <w:rPr>
+          <w:rFonts w:ascii="Times New Roman" w:hAnsi="Times New Roman" w:cs="Times New Roman"/>
+          <w:sz w:val="22"/>
+          <w:szCs w:val="22"/>
+        </w:rPr>
+        <w:t>of_day</w:t>
       </w:r>
       <w:proofErr w:type="spellEnd"/>
       <w:r>
@@ -1797,7 +2089,7 @@
     </w:p>
     <w:p>
       <w:pPr>
-        <w:spacing w:before="20" w:after="20" w:line="276" w:lineRule="auto"/>
+        <w:spacing w:before="80" w:after="94" w:line="276" w:lineRule="auto"/>
         <w:jc w:val="both"/>
         <w:rPr>
           <w:rFonts w:ascii="Times New Roman" w:hAnsi="Times New Roman" w:cs="Times New Roman"/>
@@ -1811,7 +2103,23 @@
           <w:sz w:val="22"/>
           <w:szCs w:val="22"/>
         </w:rPr>
-        <w:t>The engineered</w:t>
+        <w:t>The</w:t>
+      </w:r>
+      <w:r>
+        <w:rPr>
+          <w:rFonts w:ascii="Times New Roman" w:hAnsi="Times New Roman" w:cs="Times New Roman"/>
+          <w:sz w:val="22"/>
+          <w:szCs w:val="22"/>
+        </w:rPr>
+        <w:t xml:space="preserve"> resulted</w:t>
+      </w:r>
+      <w:r>
+        <w:rPr>
+          <w:rFonts w:ascii="Times New Roman" w:hAnsi="Times New Roman" w:cs="Times New Roman"/>
+          <w:sz w:val="22"/>
+          <w:szCs w:val="22"/>
+        </w:rPr>
+        <w:t xml:space="preserve"> engineered</w:t>
       </w:r>
       <w:r>
         <w:rPr>
@@ -1863,7 +2171,7 @@
           <w:sz w:val="22"/>
           <w:szCs w:val="22"/>
         </w:rPr>
-        <w:t xml:space="preserve">final production modes’ most important </w:t>
+        <w:t xml:space="preserve">final modes’ most important </w:t>
       </w:r>
       <w:r>
         <w:rPr>
@@ -1934,12 +2242,14 @@
     </w:p>
     <w:p>
       <w:pPr>
-        <w:spacing w:before="20" w:after="20" w:line="276" w:lineRule="auto"/>
+        <w:spacing w:before="80" w:after="94" w:line="276" w:lineRule="auto"/>
         <w:jc w:val="both"/>
         <w:rPr>
           <w:rFonts w:ascii="Times New Roman" w:hAnsi="Times New Roman" w:cs="Times New Roman"/>
           <w:b/>
           <w:bCs/>
+          <w:sz w:val="22"/>
+          <w:szCs w:val="22"/>
         </w:rPr>
       </w:pPr>
       <w:r>
@@ -1947,6 +2257,8 @@
           <w:rFonts w:ascii="Times New Roman" w:hAnsi="Times New Roman" w:cs="Times New Roman"/>
           <w:b/>
           <w:bCs/>
+          <w:sz w:val="22"/>
+          <w:szCs w:val="22"/>
         </w:rPr>
         <w:t>Modelling</w:t>
       </w:r>
@@ -1955,6 +2267,8 @@
           <w:rFonts w:ascii="Times New Roman" w:hAnsi="Times New Roman" w:cs="Times New Roman"/>
           <w:b/>
           <w:bCs/>
+          <w:sz w:val="22"/>
+          <w:szCs w:val="22"/>
         </w:rPr>
         <w:t xml:space="preserve"> </w:t>
       </w:r>
@@ -1963,6 +2277,8 @@
           <w:rFonts w:ascii="Times New Roman" w:hAnsi="Times New Roman" w:cs="Times New Roman"/>
           <w:b/>
           <w:bCs/>
+          <w:sz w:val="22"/>
+          <w:szCs w:val="22"/>
         </w:rPr>
         <w:t>And</w:t>
       </w:r>
@@ -1971,6 +2287,8 @@
           <w:rFonts w:ascii="Times New Roman" w:hAnsi="Times New Roman" w:cs="Times New Roman"/>
           <w:b/>
           <w:bCs/>
+          <w:sz w:val="22"/>
+          <w:szCs w:val="22"/>
         </w:rPr>
         <w:t xml:space="preserve"> Evaluation</w:t>
       </w:r>
@@ -1979,6 +2297,8 @@
           <w:rFonts w:ascii="Times New Roman" w:hAnsi="Times New Roman" w:cs="Times New Roman"/>
           <w:b/>
           <w:bCs/>
+          <w:sz w:val="22"/>
+          <w:szCs w:val="22"/>
         </w:rPr>
         <w:t xml:space="preserve"> W</w:t>
       </w:r>
@@ -1987,6 +2307,8 @@
           <w:rFonts w:ascii="Times New Roman" w:hAnsi="Times New Roman" w:cs="Times New Roman"/>
           <w:b/>
           <w:bCs/>
+          <w:sz w:val="22"/>
+          <w:szCs w:val="22"/>
         </w:rPr>
         <w:t>orkflo</w:t>
       </w:r>
@@ -1995,13 +2317,15 @@
           <w:rFonts w:ascii="Times New Roman" w:hAnsi="Times New Roman" w:cs="Times New Roman"/>
           <w:b/>
           <w:bCs/>
+          <w:sz w:val="22"/>
+          <w:szCs w:val="22"/>
         </w:rPr>
         <w:t>w</w:t>
       </w:r>
     </w:p>
     <w:p>
       <w:pPr>
-        <w:spacing w:before="20" w:after="20" w:line="276" w:lineRule="auto"/>
+        <w:spacing w:before="80" w:after="94" w:line="276" w:lineRule="auto"/>
         <w:jc w:val="both"/>
         <w:rPr>
           <w:rFonts w:ascii="Times New Roman" w:hAnsi="Times New Roman" w:cs="Times New Roman"/>
@@ -2015,6 +2339,14 @@
           <w:sz w:val="22"/>
           <w:szCs w:val="22"/>
         </w:rPr>
+        <w:t xml:space="preserve">Based on the EDA and the nature of the feature </w:t>
+      </w:r>
+      <w:r>
+        <w:rPr>
+          <w:rFonts w:ascii="Times New Roman" w:hAnsi="Times New Roman" w:cs="Times New Roman"/>
+          <w:sz w:val="22"/>
+          <w:szCs w:val="22"/>
+        </w:rPr>
         <w:t>I selected and trained the following models</w:t>
       </w:r>
       <w:r>
@@ -2023,7 +2355,7 @@
           <w:sz w:val="22"/>
           <w:szCs w:val="22"/>
         </w:rPr>
-        <w:t xml:space="preserve"> for this project:</w:t>
+        <w:t>:</w:t>
       </w:r>
       <w:r>
         <w:rPr>
@@ -2065,7 +2397,7 @@
           <w:sz w:val="22"/>
           <w:szCs w:val="22"/>
         </w:rPr>
-        <w:t xml:space="preserve">, </w:t>
+        <w:t xml:space="preserve"> </w:t>
       </w:r>
       <w:r>
         <w:rPr>
@@ -2091,7 +2423,23 @@
           <w:sz w:val="22"/>
           <w:szCs w:val="22"/>
         </w:rPr>
-        <w:t xml:space="preserve"> as advanced models</w:t>
+        <w:t xml:space="preserve"> as</w:t>
+      </w:r>
+      <w:r>
+        <w:rPr>
+          <w:rFonts w:ascii="Times New Roman" w:hAnsi="Times New Roman" w:cs="Times New Roman"/>
+          <w:sz w:val="22"/>
+          <w:szCs w:val="22"/>
+        </w:rPr>
+        <w:t xml:space="preserve"> </w:t>
+      </w:r>
+      <w:r>
+        <w:rPr>
+          <w:rFonts w:ascii="Times New Roman" w:hAnsi="Times New Roman" w:cs="Times New Roman"/>
+          <w:sz w:val="22"/>
+          <w:szCs w:val="22"/>
+        </w:rPr>
+        <w:t>advanced models</w:t>
       </w:r>
       <w:r>
         <w:rPr>
@@ -2115,15 +2463,39 @@
           <w:sz w:val="22"/>
           <w:szCs w:val="22"/>
         </w:rPr>
-        <w:t>. F</w:t>
-      </w:r>
-      <w:r>
-        <w:rPr>
-          <w:rFonts w:ascii="Times New Roman" w:hAnsi="Times New Roman" w:cs="Times New Roman"/>
-          <w:sz w:val="22"/>
-          <w:szCs w:val="22"/>
-        </w:rPr>
-        <w:t xml:space="preserve">ollowing this, I carried out </w:t>
+        <w:t>.</w:t>
+      </w:r>
+      <w:r>
+        <w:rPr>
+          <w:rFonts w:ascii="Times New Roman" w:hAnsi="Times New Roman" w:cs="Times New Roman"/>
+          <w:sz w:val="22"/>
+          <w:szCs w:val="22"/>
+        </w:rPr>
+        <w:t xml:space="preserve"> After that</w:t>
+      </w:r>
+      <w:r>
+        <w:rPr>
+          <w:rFonts w:ascii="Times New Roman" w:hAnsi="Times New Roman" w:cs="Times New Roman"/>
+          <w:sz w:val="22"/>
+          <w:szCs w:val="22"/>
+        </w:rPr>
+        <w:t xml:space="preserve">, I </w:t>
+      </w:r>
+      <w:r>
+        <w:rPr>
+          <w:rFonts w:ascii="Times New Roman" w:hAnsi="Times New Roman" w:cs="Times New Roman"/>
+          <w:sz w:val="22"/>
+          <w:szCs w:val="22"/>
+        </w:rPr>
+        <w:t>conducted</w:t>
+      </w:r>
+      <w:r>
+        <w:rPr>
+          <w:rFonts w:ascii="Times New Roman" w:hAnsi="Times New Roman" w:cs="Times New Roman"/>
+          <w:sz w:val="22"/>
+          <w:szCs w:val="22"/>
+        </w:rPr>
+        <w:t xml:space="preserve"> </w:t>
       </w:r>
       <w:r>
         <w:rPr>
@@ -2179,7 +2551,87 @@
           <w:sz w:val="22"/>
           <w:szCs w:val="22"/>
         </w:rPr>
-        <w:t xml:space="preserve"> Evaluation of all models</w:t>
+        <w:t xml:space="preserve"> Evaluation </w:t>
+      </w:r>
+      <w:r>
+        <w:rPr>
+          <w:rFonts w:ascii="Times New Roman" w:hAnsi="Times New Roman" w:cs="Times New Roman"/>
+          <w:sz w:val="22"/>
+          <w:szCs w:val="22"/>
+        </w:rPr>
+        <w:t>for</w:t>
+      </w:r>
+      <w:r>
+        <w:rPr>
+          <w:rFonts w:ascii="Times New Roman" w:hAnsi="Times New Roman" w:cs="Times New Roman"/>
+          <w:sz w:val="22"/>
+          <w:szCs w:val="22"/>
+        </w:rPr>
+        <w:t xml:space="preserve"> all models</w:t>
+      </w:r>
+      <w:r>
+        <w:rPr>
+          <w:rFonts w:ascii="Times New Roman" w:hAnsi="Times New Roman" w:cs="Times New Roman"/>
+          <w:sz w:val="22"/>
+          <w:szCs w:val="22"/>
+        </w:rPr>
+        <w:t>. This OOF evaluation</w:t>
+      </w:r>
+      <w:r>
+        <w:rPr>
+          <w:rFonts w:ascii="Times New Roman" w:hAnsi="Times New Roman" w:cs="Times New Roman"/>
+          <w:sz w:val="22"/>
+          <w:szCs w:val="22"/>
+        </w:rPr>
+        <w:t xml:space="preserve"> </w:t>
+      </w:r>
+      <w:r>
+        <w:rPr>
+          <w:rFonts w:ascii="Times New Roman" w:hAnsi="Times New Roman" w:cs="Times New Roman"/>
+          <w:sz w:val="22"/>
+          <w:szCs w:val="22"/>
+        </w:rPr>
+        <w:t>focus</w:t>
+      </w:r>
+      <w:r>
+        <w:rPr>
+          <w:rFonts w:ascii="Times New Roman" w:hAnsi="Times New Roman" w:cs="Times New Roman"/>
+          <w:sz w:val="22"/>
+          <w:szCs w:val="22"/>
+        </w:rPr>
+        <w:t xml:space="preserve">es </w:t>
+      </w:r>
+      <w:r>
+        <w:rPr>
+          <w:rFonts w:ascii="Times New Roman" w:hAnsi="Times New Roman" w:cs="Times New Roman"/>
+          <w:sz w:val="22"/>
+          <w:szCs w:val="22"/>
+        </w:rPr>
+        <w:t>on positive</w:t>
+      </w:r>
+      <w:r>
+        <w:rPr>
+          <w:rFonts w:ascii="Times New Roman" w:hAnsi="Times New Roman" w:cs="Times New Roman"/>
+          <w:sz w:val="22"/>
+          <w:szCs w:val="22"/>
+        </w:rPr>
+        <w:t>/</w:t>
+      </w:r>
+      <w:r>
+        <w:rPr>
+          <w:rFonts w:ascii="Times New Roman" w:hAnsi="Times New Roman" w:cs="Times New Roman"/>
+          <w:sz w:val="22"/>
+          <w:szCs w:val="22"/>
+        </w:rPr>
+        <w:t>fraud class</w:t>
+      </w:r>
+      <w:r>
+        <w:rPr>
+          <w:rFonts w:ascii="Times New Roman" w:hAnsi="Times New Roman" w:cs="Times New Roman"/>
+          <w:sz w:val="22"/>
+          <w:szCs w:val="22"/>
+        </w:rPr>
+        <w:t xml:space="preserve"> performance metrics</w:t>
       </w:r>
       <w:r>
         <w:rPr>
@@ -2195,6 +2647,38 @@
           <w:sz w:val="22"/>
           <w:szCs w:val="22"/>
         </w:rPr>
+        <w:t xml:space="preserve"> including </w:t>
+      </w:r>
+      <w:r>
+        <w:rPr>
+          <w:rFonts w:ascii="Times New Roman" w:hAnsi="Times New Roman" w:cs="Times New Roman"/>
+          <w:sz w:val="22"/>
+          <w:szCs w:val="22"/>
+        </w:rPr>
+        <w:t xml:space="preserve">PR AUC. </w:t>
+      </w:r>
+      <w:r>
+        <w:rPr>
+          <w:rFonts w:ascii="Times New Roman" w:hAnsi="Times New Roman" w:cs="Times New Roman"/>
+          <w:sz w:val="22"/>
+          <w:szCs w:val="22"/>
+        </w:rPr>
+        <w:t>B</w:t>
+      </w:r>
+      <w:r>
+        <w:rPr>
+          <w:rFonts w:ascii="Times New Roman" w:hAnsi="Times New Roman" w:cs="Times New Roman"/>
+          <w:sz w:val="22"/>
+          <w:szCs w:val="22"/>
+        </w:rPr>
+        <w:t>ased on</w:t>
+      </w:r>
+      <w:r>
+        <w:rPr>
+          <w:rFonts w:ascii="Times New Roman" w:hAnsi="Times New Roman" w:cs="Times New Roman"/>
+          <w:sz w:val="22"/>
+          <w:szCs w:val="22"/>
+        </w:rPr>
         <w:t xml:space="preserve"> </w:t>
       </w:r>
       <w:r>
@@ -2203,103 +2687,31 @@
           <w:sz w:val="22"/>
           <w:szCs w:val="22"/>
         </w:rPr>
-        <w:t>focus</w:t>
-      </w:r>
-      <w:r>
-        <w:rPr>
-          <w:rFonts w:ascii="Times New Roman" w:hAnsi="Times New Roman" w:cs="Times New Roman"/>
-          <w:sz w:val="22"/>
-          <w:szCs w:val="22"/>
-        </w:rPr>
-        <w:t>ing</w:t>
-      </w:r>
-      <w:r>
-        <w:rPr>
-          <w:rFonts w:ascii="Times New Roman" w:hAnsi="Times New Roman" w:cs="Times New Roman"/>
-          <w:sz w:val="22"/>
-          <w:szCs w:val="22"/>
-        </w:rPr>
-        <w:t xml:space="preserve"> on positive</w:t>
-      </w:r>
-      <w:r>
-        <w:rPr>
-          <w:rFonts w:ascii="Times New Roman" w:hAnsi="Times New Roman" w:cs="Times New Roman"/>
-          <w:sz w:val="22"/>
-          <w:szCs w:val="22"/>
-        </w:rPr>
-        <w:t xml:space="preserve"> (</w:t>
-      </w:r>
-      <w:r>
-        <w:rPr>
-          <w:rFonts w:ascii="Times New Roman" w:hAnsi="Times New Roman" w:cs="Times New Roman"/>
-          <w:sz w:val="22"/>
-          <w:szCs w:val="22"/>
-        </w:rPr>
-        <w:t>fraud</w:t>
-      </w:r>
-      <w:r>
-        <w:rPr>
-          <w:rFonts w:ascii="Times New Roman" w:hAnsi="Times New Roman" w:cs="Times New Roman"/>
-          <w:sz w:val="22"/>
-          <w:szCs w:val="22"/>
-        </w:rPr>
-        <w:t>)</w:t>
-      </w:r>
-      <w:r>
-        <w:rPr>
-          <w:rFonts w:ascii="Times New Roman" w:hAnsi="Times New Roman" w:cs="Times New Roman"/>
-          <w:sz w:val="22"/>
-          <w:szCs w:val="22"/>
-        </w:rPr>
-        <w:t xml:space="preserve"> class</w:t>
-      </w:r>
-      <w:r>
-        <w:rPr>
-          <w:rFonts w:ascii="Times New Roman" w:hAnsi="Times New Roman" w:cs="Times New Roman"/>
-          <w:sz w:val="22"/>
-          <w:szCs w:val="22"/>
-        </w:rPr>
-        <w:t xml:space="preserve"> performance metrics</w:t>
-      </w:r>
-      <w:r>
-        <w:rPr>
-          <w:rFonts w:ascii="Times New Roman" w:hAnsi="Times New Roman" w:cs="Times New Roman"/>
-          <w:sz w:val="22"/>
-          <w:szCs w:val="22"/>
-        </w:rPr>
-        <w:t>,</w:t>
-      </w:r>
-      <w:r>
-        <w:rPr>
-          <w:rFonts w:ascii="Times New Roman" w:hAnsi="Times New Roman" w:cs="Times New Roman"/>
-          <w:sz w:val="22"/>
-          <w:szCs w:val="22"/>
-        </w:rPr>
-        <w:t xml:space="preserve"> including </w:t>
-      </w:r>
-      <w:r>
-        <w:rPr>
-          <w:rFonts w:ascii="Times New Roman" w:hAnsi="Times New Roman" w:cs="Times New Roman"/>
-          <w:sz w:val="22"/>
-          <w:szCs w:val="22"/>
-        </w:rPr>
-        <w:t xml:space="preserve">PR AUC. </w:t>
-      </w:r>
-      <w:r>
-        <w:rPr>
-          <w:rFonts w:ascii="Times New Roman" w:hAnsi="Times New Roman" w:cs="Times New Roman"/>
-          <w:sz w:val="22"/>
-          <w:szCs w:val="22"/>
-        </w:rPr>
-        <w:t>B</w:t>
-      </w:r>
-      <w:r>
-        <w:rPr>
-          <w:rFonts w:ascii="Times New Roman" w:hAnsi="Times New Roman" w:cs="Times New Roman"/>
-          <w:sz w:val="22"/>
-          <w:szCs w:val="22"/>
-        </w:rPr>
-        <w:t>ased on</w:t>
+        <w:t xml:space="preserve">OOF </w:t>
+      </w:r>
+      <w:r>
+        <w:rPr>
+          <w:rFonts w:ascii="Times New Roman" w:hAnsi="Times New Roman" w:cs="Times New Roman"/>
+          <w:sz w:val="22"/>
+          <w:szCs w:val="22"/>
+        </w:rPr>
+        <w:t>metrics</w:t>
+      </w:r>
+      <w:r>
+        <w:rPr>
+          <w:rFonts w:ascii="Times New Roman" w:hAnsi="Times New Roman" w:cs="Times New Roman"/>
+          <w:sz w:val="22"/>
+          <w:szCs w:val="22"/>
+        </w:rPr>
+        <w:t xml:space="preserve"> the </w:t>
+      </w:r>
+      <w:r>
+        <w:rPr>
+          <w:rFonts w:ascii="Times New Roman" w:hAnsi="Times New Roman" w:cs="Times New Roman"/>
+          <w:sz w:val="22"/>
+          <w:szCs w:val="22"/>
+        </w:rPr>
+        <w:t>best</w:t>
       </w:r>
       <w:r>
         <w:rPr>
@@ -2315,47 +2727,15 @@
           <w:sz w:val="22"/>
           <w:szCs w:val="22"/>
         </w:rPr>
-        <w:t xml:space="preserve">OOF </w:t>
-      </w:r>
-      <w:r>
-        <w:rPr>
-          <w:rFonts w:ascii="Times New Roman" w:hAnsi="Times New Roman" w:cs="Times New Roman"/>
-          <w:sz w:val="22"/>
-          <w:szCs w:val="22"/>
-        </w:rPr>
-        <w:t>metrics</w:t>
-      </w:r>
-      <w:r>
-        <w:rPr>
-          <w:rFonts w:ascii="Times New Roman" w:hAnsi="Times New Roman" w:cs="Times New Roman"/>
-          <w:sz w:val="22"/>
-          <w:szCs w:val="22"/>
-        </w:rPr>
-        <w:t xml:space="preserve"> the </w:t>
-      </w:r>
-      <w:r>
-        <w:rPr>
-          <w:rFonts w:ascii="Times New Roman" w:hAnsi="Times New Roman" w:cs="Times New Roman"/>
-          <w:sz w:val="22"/>
-          <w:szCs w:val="22"/>
-        </w:rPr>
-        <w:t>best</w:t>
-      </w:r>
-      <w:r>
-        <w:rPr>
-          <w:rFonts w:ascii="Times New Roman" w:hAnsi="Times New Roman" w:cs="Times New Roman"/>
-          <w:sz w:val="22"/>
-          <w:szCs w:val="22"/>
-        </w:rPr>
-        <w:t xml:space="preserve"> candidate</w:t>
-      </w:r>
-      <w:r>
-        <w:rPr>
-          <w:rFonts w:ascii="Times New Roman" w:hAnsi="Times New Roman" w:cs="Times New Roman"/>
-          <w:sz w:val="22"/>
-          <w:szCs w:val="22"/>
-        </w:rPr>
-        <w:t xml:space="preserve"> is</w:t>
+        <w:t xml:space="preserve">performing model </w:t>
+      </w:r>
+      <w:r>
+        <w:rPr>
+          <w:rFonts w:ascii="Times New Roman" w:hAnsi="Times New Roman" w:cs="Times New Roman"/>
+          <w:sz w:val="22"/>
+          <w:szCs w:val="22"/>
+        </w:rPr>
+        <w:t>is</w:t>
       </w:r>
       <w:r>
         <w:rPr>
@@ -2409,7 +2789,23 @@
           <w:sz w:val="22"/>
           <w:szCs w:val="22"/>
         </w:rPr>
-        <w:t xml:space="preserve"> it achieved the </w:t>
+        <w:t xml:space="preserve"> it achieve</w:t>
+      </w:r>
+      <w:r>
+        <w:rPr>
+          <w:rFonts w:ascii="Times New Roman" w:hAnsi="Times New Roman" w:cs="Times New Roman"/>
+          <w:sz w:val="22"/>
+          <w:szCs w:val="22"/>
+        </w:rPr>
+        <w:t>s</w:t>
+      </w:r>
+      <w:r>
+        <w:rPr>
+          <w:rFonts w:ascii="Times New Roman" w:hAnsi="Times New Roman" w:cs="Times New Roman"/>
+          <w:sz w:val="22"/>
+          <w:szCs w:val="22"/>
+        </w:rPr>
+        <w:t xml:space="preserve"> the </w:t>
       </w:r>
       <w:r>
         <w:rPr>
@@ -2425,7 +2821,31 @@
           <w:sz w:val="22"/>
           <w:szCs w:val="22"/>
         </w:rPr>
-        <w:t xml:space="preserve"> (0.863)</w:t>
+        <w:t xml:space="preserve"> </w:t>
+      </w:r>
+      <w:r>
+        <w:rPr>
+          <w:rFonts w:ascii="Times New Roman" w:hAnsi="Times New Roman" w:cs="Times New Roman"/>
+          <w:sz w:val="22"/>
+          <w:szCs w:val="22"/>
+        </w:rPr>
+        <w:t xml:space="preserve">of </w:t>
+      </w:r>
+      <w:r>
+        <w:rPr>
+          <w:rFonts w:ascii="Times New Roman" w:hAnsi="Times New Roman" w:cs="Times New Roman"/>
+          <w:sz w:val="22"/>
+          <w:szCs w:val="22"/>
+        </w:rPr>
+        <w:t>0.863</w:t>
+      </w:r>
+      <w:r>
+        <w:rPr>
+          <w:rFonts w:ascii="Times New Roman" w:hAnsi="Times New Roman" w:cs="Times New Roman"/>
+          <w:sz w:val="22"/>
+          <w:szCs w:val="22"/>
+        </w:rPr>
+        <w:t>,</w:t>
       </w:r>
       <w:r>
         <w:rPr>
@@ -2441,6 +2861,14 @@
           <w:sz w:val="22"/>
           <w:szCs w:val="22"/>
         </w:rPr>
+        <w:t xml:space="preserve">a </w:t>
+      </w:r>
+      <w:r>
+        <w:rPr>
+          <w:rFonts w:ascii="Times New Roman" w:hAnsi="Times New Roman" w:cs="Times New Roman"/>
+          <w:sz w:val="22"/>
+          <w:szCs w:val="22"/>
+        </w:rPr>
         <w:t xml:space="preserve">strong </w:t>
       </w:r>
       <w:r>
@@ -2449,7 +2877,15 @@
           <w:sz w:val="22"/>
           <w:szCs w:val="22"/>
         </w:rPr>
-        <w:t>positive</w:t>
+        <w:t>F1</w:t>
+      </w:r>
+      <w:r>
+        <w:rPr>
+          <w:rFonts w:ascii="Times New Roman" w:hAnsi="Times New Roman" w:cs="Times New Roman"/>
+          <w:sz w:val="22"/>
+          <w:szCs w:val="22"/>
+        </w:rPr>
+        <w:t xml:space="preserve"> score</w:t>
       </w:r>
       <w:r>
         <w:rPr>
@@ -2465,30 +2901,6 @@
           <w:sz w:val="22"/>
           <w:szCs w:val="22"/>
         </w:rPr>
-        <w:t>class F1</w:t>
-      </w:r>
-      <w:r>
-        <w:rPr>
-          <w:rFonts w:ascii="Times New Roman" w:hAnsi="Times New Roman" w:cs="Times New Roman"/>
-          <w:sz w:val="22"/>
-          <w:szCs w:val="22"/>
-        </w:rPr>
-        <w:t xml:space="preserve"> score</w:t>
-      </w:r>
-      <w:r>
-        <w:rPr>
-          <w:rFonts w:ascii="Times New Roman" w:hAnsi="Times New Roman" w:cs="Times New Roman"/>
-          <w:sz w:val="22"/>
-          <w:szCs w:val="22"/>
-        </w:rPr>
-        <w:t xml:space="preserve"> </w:t>
-      </w:r>
-      <w:r>
-        <w:rPr>
-          <w:rFonts w:ascii="Times New Roman" w:hAnsi="Times New Roman" w:cs="Times New Roman"/>
-          <w:sz w:val="22"/>
-          <w:szCs w:val="22"/>
-        </w:rPr>
         <w:t xml:space="preserve">of </w:t>
       </w:r>
       <w:r>
@@ -2498,6 +2910,30 @@
           <w:szCs w:val="22"/>
         </w:rPr>
         <w:t>0.883</w:t>
+      </w:r>
+      <w:r>
+        <w:rPr>
+          <w:rFonts w:ascii="Times New Roman" w:hAnsi="Times New Roman" w:cs="Times New Roman"/>
+          <w:sz w:val="22"/>
+          <w:szCs w:val="22"/>
+        </w:rPr>
+        <w:t xml:space="preserve"> for </w:t>
+      </w:r>
+      <w:r>
+        <w:rPr>
+          <w:rFonts w:ascii="Times New Roman" w:hAnsi="Times New Roman" w:cs="Times New Roman"/>
+          <w:sz w:val="22"/>
+          <w:szCs w:val="22"/>
+        </w:rPr>
+        <w:t>fraud</w:t>
+      </w:r>
+      <w:r>
+        <w:rPr>
+          <w:rFonts w:ascii="Times New Roman" w:hAnsi="Times New Roman" w:cs="Times New Roman"/>
+          <w:sz w:val="22"/>
+          <w:szCs w:val="22"/>
+        </w:rPr>
+        <w:t xml:space="preserve"> class</w:t>
       </w:r>
       <w:r>
         <w:rPr>
@@ -2510,12 +2946,14 @@
     </w:p>
     <w:p>
       <w:pPr>
-        <w:spacing w:before="20" w:after="20" w:line="276" w:lineRule="auto"/>
+        <w:spacing w:before="80" w:after="94" w:line="276" w:lineRule="auto"/>
         <w:jc w:val="both"/>
         <w:rPr>
           <w:rFonts w:ascii="Times New Roman" w:hAnsi="Times New Roman" w:cs="Times New Roman"/>
           <w:b/>
           <w:bCs/>
+          <w:sz w:val="22"/>
+          <w:szCs w:val="22"/>
         </w:rPr>
       </w:pPr>
       <w:r>
@@ -2523,6 +2961,8 @@
           <w:rFonts w:ascii="Times New Roman" w:hAnsi="Times New Roman" w:cs="Times New Roman"/>
           <w:b/>
           <w:bCs/>
+          <w:sz w:val="22"/>
+          <w:szCs w:val="22"/>
         </w:rPr>
         <w:t xml:space="preserve">Calibration </w:t>
       </w:r>
@@ -2531,6 +2971,8 @@
           <w:rFonts w:ascii="Times New Roman" w:hAnsi="Times New Roman" w:cs="Times New Roman"/>
           <w:b/>
           <w:bCs/>
+          <w:sz w:val="22"/>
+          <w:szCs w:val="22"/>
         </w:rPr>
         <w:t>And</w:t>
       </w:r>
@@ -2539,13 +2981,15 @@
           <w:rFonts w:ascii="Times New Roman" w:hAnsi="Times New Roman" w:cs="Times New Roman"/>
           <w:b/>
           <w:bCs/>
+          <w:sz w:val="22"/>
+          <w:szCs w:val="22"/>
         </w:rPr>
         <w:t xml:space="preserve"> Thresholding</w:t>
       </w:r>
     </w:p>
     <w:p>
       <w:pPr>
-        <w:spacing w:before="20" w:after="20" w:line="276" w:lineRule="auto"/>
+        <w:spacing w:before="80" w:after="94" w:line="276" w:lineRule="auto"/>
         <w:jc w:val="both"/>
         <w:rPr>
           <w:rFonts w:ascii="Times New Roman" w:hAnsi="Times New Roman" w:cs="Times New Roman"/>
@@ -2559,7 +3003,7 @@
           <w:sz w:val="22"/>
           <w:szCs w:val="22"/>
         </w:rPr>
-        <w:t>After the</w:t>
+        <w:t>Post</w:t>
       </w:r>
       <w:r>
         <w:rPr>
@@ -2593,13 +3037,31 @@
         </w:rPr>
         <w:t xml:space="preserve">, I assessed </w:t>
       </w:r>
-      <w:r>
-        <w:rPr>
-          <w:rFonts w:ascii="Times New Roman" w:hAnsi="Times New Roman" w:cs="Times New Roman"/>
-          <w:sz w:val="22"/>
-          <w:szCs w:val="22"/>
-        </w:rPr>
-        <w:t xml:space="preserve">model </w:t>
+      <w:proofErr w:type="spellStart"/>
+      <w:r>
+        <w:rPr>
+          <w:rFonts w:ascii="Times New Roman" w:hAnsi="Times New Roman" w:cs="Times New Roman"/>
+          <w:sz w:val="22"/>
+          <w:szCs w:val="22"/>
+        </w:rPr>
+        <w:t>LightGBM</w:t>
+      </w:r>
+      <w:r>
+        <w:rPr>
+          <w:rFonts w:ascii="Times New Roman" w:hAnsi="Times New Roman" w:cs="Times New Roman"/>
+          <w:sz w:val="22"/>
+          <w:szCs w:val="22"/>
+        </w:rPr>
+        <w:t>’s</w:t>
+      </w:r>
+      <w:proofErr w:type="spellEnd"/>
+      <w:r>
+        <w:rPr>
+          <w:rFonts w:ascii="Times New Roman" w:hAnsi="Times New Roman" w:cs="Times New Roman"/>
+          <w:sz w:val="22"/>
+          <w:szCs w:val="22"/>
+        </w:rPr>
+        <w:t xml:space="preserve"> </w:t>
       </w:r>
       <w:r>
         <w:rPr>
@@ -2663,7 +3125,39 @@
           <w:sz w:val="22"/>
           <w:szCs w:val="22"/>
         </w:rPr>
-        <w:t xml:space="preserve"> achieving </w:t>
+        <w:t xml:space="preserve">, </w:t>
+      </w:r>
+      <w:r>
+        <w:rPr>
+          <w:rFonts w:ascii="Times New Roman" w:hAnsi="Times New Roman" w:cs="Times New Roman"/>
+          <w:sz w:val="22"/>
+          <w:szCs w:val="22"/>
+        </w:rPr>
+        <w:t>it achieved</w:t>
+      </w:r>
+      <w:r>
+        <w:rPr>
+          <w:rFonts w:ascii="Times New Roman" w:hAnsi="Times New Roman" w:cs="Times New Roman"/>
+          <w:sz w:val="22"/>
+          <w:szCs w:val="22"/>
+        </w:rPr>
+        <w:t xml:space="preserve"> a noticeably low score </w:t>
+      </w:r>
+      <w:r>
+        <w:rPr>
+          <w:rFonts w:ascii="Times New Roman" w:hAnsi="Times New Roman" w:cs="Times New Roman"/>
+          <w:sz w:val="22"/>
+          <w:szCs w:val="22"/>
+        </w:rPr>
+        <w:t>of ~</w:t>
+      </w:r>
+      <w:r>
+        <w:rPr>
+          <w:rFonts w:ascii="Times New Roman" w:hAnsi="Times New Roman" w:cs="Times New Roman"/>
+          <w:sz w:val="22"/>
+          <w:szCs w:val="22"/>
+        </w:rPr>
+        <w:t xml:space="preserve"> </w:t>
       </w:r>
       <w:r>
         <w:rPr>
@@ -2673,173 +3167,149 @@
           <w:sz w:val="22"/>
           <w:szCs w:val="22"/>
         </w:rPr>
-        <w:t>~0.00037</w:t>
+        <w:t>0.00037</w:t>
+      </w:r>
+      <w:r>
+        <w:rPr>
+          <w:rFonts w:ascii="Times New Roman" w:hAnsi="Times New Roman" w:cs="Times New Roman"/>
+          <w:sz w:val="22"/>
+          <w:szCs w:val="22"/>
+        </w:rPr>
+        <w:t xml:space="preserve">. This </w:t>
+      </w:r>
+      <w:r>
+        <w:rPr>
+          <w:rFonts w:ascii="Times New Roman" w:hAnsi="Times New Roman" w:cs="Times New Roman"/>
+          <w:sz w:val="22"/>
+          <w:szCs w:val="22"/>
+        </w:rPr>
+        <w:t>indicates</w:t>
+      </w:r>
+      <w:r>
+        <w:rPr>
+          <w:rFonts w:ascii="Times New Roman" w:hAnsi="Times New Roman" w:cs="Times New Roman"/>
+          <w:sz w:val="22"/>
+          <w:szCs w:val="22"/>
+        </w:rPr>
+        <w:t xml:space="preserve"> </w:t>
+      </w:r>
+      <w:r>
+        <w:rPr>
+          <w:rFonts w:ascii="Times New Roman" w:hAnsi="Times New Roman" w:cs="Times New Roman"/>
+          <w:sz w:val="22"/>
+          <w:szCs w:val="22"/>
+        </w:rPr>
+        <w:t xml:space="preserve">that </w:t>
+      </w:r>
+      <w:r>
+        <w:rPr>
+          <w:rFonts w:ascii="Times New Roman" w:hAnsi="Times New Roman" w:cs="Times New Roman"/>
+          <w:sz w:val="22"/>
+          <w:szCs w:val="22"/>
+        </w:rPr>
+        <w:t>the</w:t>
+      </w:r>
+      <w:r>
+        <w:rPr>
+          <w:rFonts w:ascii="Times New Roman" w:hAnsi="Times New Roman" w:cs="Times New Roman"/>
+          <w:sz w:val="22"/>
+          <w:szCs w:val="22"/>
+        </w:rPr>
+        <w:t xml:space="preserve"> model</w:t>
+      </w:r>
+      <w:r>
+        <w:rPr>
+          <w:rFonts w:ascii="Times New Roman" w:hAnsi="Times New Roman" w:cs="Times New Roman"/>
+          <w:sz w:val="22"/>
+          <w:szCs w:val="22"/>
+        </w:rPr>
+        <w:t xml:space="preserve"> produces </w:t>
+      </w:r>
+      <w:r>
+        <w:rPr>
+          <w:rFonts w:ascii="Times New Roman" w:hAnsi="Times New Roman" w:cs="Times New Roman"/>
+          <w:sz w:val="22"/>
+          <w:szCs w:val="22"/>
+        </w:rPr>
+        <w:t>realistic</w:t>
+      </w:r>
+      <w:r>
+        <w:rPr>
+          <w:rFonts w:ascii="Times New Roman" w:hAnsi="Times New Roman" w:cs="Times New Roman"/>
+          <w:sz w:val="22"/>
+          <w:szCs w:val="22"/>
+        </w:rPr>
+        <w:t xml:space="preserve"> and reliable probabilities that c</w:t>
+      </w:r>
+      <w:r>
+        <w:rPr>
+          <w:rFonts w:ascii="Times New Roman" w:hAnsi="Times New Roman" w:cs="Times New Roman"/>
+          <w:sz w:val="22"/>
+          <w:szCs w:val="22"/>
+        </w:rPr>
+        <w:t xml:space="preserve">an be </w:t>
+      </w:r>
+      <w:r>
+        <w:rPr>
+          <w:rFonts w:ascii="Times New Roman" w:hAnsi="Times New Roman" w:cs="Times New Roman"/>
+          <w:sz w:val="22"/>
+          <w:szCs w:val="22"/>
+        </w:rPr>
+        <w:t>interpret</w:t>
+      </w:r>
+      <w:r>
+        <w:rPr>
+          <w:rFonts w:ascii="Times New Roman" w:hAnsi="Times New Roman" w:cs="Times New Roman"/>
+          <w:sz w:val="22"/>
+          <w:szCs w:val="22"/>
+        </w:rPr>
+        <w:t>ed</w:t>
+      </w:r>
+      <w:r>
+        <w:rPr>
+          <w:rFonts w:ascii="Times New Roman" w:hAnsi="Times New Roman" w:cs="Times New Roman"/>
+          <w:sz w:val="22"/>
+          <w:szCs w:val="22"/>
+        </w:rPr>
+        <w:t xml:space="preserve"> as</w:t>
+      </w:r>
+      <w:r>
+        <w:rPr>
+          <w:rFonts w:ascii="Times New Roman" w:hAnsi="Times New Roman" w:cs="Times New Roman"/>
+          <w:sz w:val="22"/>
+          <w:szCs w:val="22"/>
+        </w:rPr>
+        <w:t xml:space="preserve"> risk</w:t>
+      </w:r>
+      <w:r>
+        <w:rPr>
+          <w:rFonts w:ascii="Times New Roman" w:hAnsi="Times New Roman" w:cs="Times New Roman"/>
+          <w:sz w:val="22"/>
+          <w:szCs w:val="22"/>
+        </w:rPr>
+        <w:t xml:space="preserve"> of fraud</w:t>
+      </w:r>
+      <w:r>
+        <w:rPr>
+          <w:rFonts w:ascii="Times New Roman" w:hAnsi="Times New Roman" w:cs="Times New Roman"/>
+          <w:sz w:val="22"/>
+          <w:szCs w:val="22"/>
+        </w:rPr>
+        <w:t xml:space="preserve"> </w:t>
+      </w:r>
+      <w:r>
+        <w:rPr>
+          <w:rFonts w:ascii="Times New Roman" w:hAnsi="Times New Roman" w:cs="Times New Roman"/>
+          <w:sz w:val="22"/>
+          <w:szCs w:val="22"/>
+        </w:rPr>
+        <w:t xml:space="preserve">i.e. </w:t>
       </w:r>
       <w:r>
         <w:rPr>
           <w:rFonts w:ascii="Times New Roman" w:hAnsi="Times New Roman" w:cs="Times New Roman"/>
           <w:b/>
           <w:bCs/>
-          <w:sz w:val="22"/>
-          <w:szCs w:val="22"/>
-        </w:rPr>
-        <w:t>,</w:t>
-      </w:r>
-      <w:r>
-        <w:rPr>
-          <w:rFonts w:ascii="Times New Roman" w:hAnsi="Times New Roman" w:cs="Times New Roman"/>
-          <w:sz w:val="22"/>
-          <w:szCs w:val="22"/>
-        </w:rPr>
-        <w:t xml:space="preserve"> which is noticeably </w:t>
-      </w:r>
-      <w:r>
-        <w:rPr>
-          <w:rFonts w:ascii="Times New Roman" w:hAnsi="Times New Roman" w:cs="Times New Roman"/>
-          <w:sz w:val="22"/>
-          <w:szCs w:val="22"/>
-        </w:rPr>
-        <w:t>low</w:t>
-      </w:r>
-      <w:r>
-        <w:rPr>
-          <w:rFonts w:ascii="Times New Roman" w:hAnsi="Times New Roman" w:cs="Times New Roman"/>
-          <w:sz w:val="22"/>
-          <w:szCs w:val="22"/>
-        </w:rPr>
-        <w:t xml:space="preserve">. This </w:t>
-      </w:r>
-      <w:r>
-        <w:rPr>
-          <w:rFonts w:ascii="Times New Roman" w:hAnsi="Times New Roman" w:cs="Times New Roman"/>
-          <w:sz w:val="22"/>
-          <w:szCs w:val="22"/>
-        </w:rPr>
-        <w:t>indicates</w:t>
-      </w:r>
-      <w:r>
-        <w:rPr>
-          <w:rFonts w:ascii="Times New Roman" w:hAnsi="Times New Roman" w:cs="Times New Roman"/>
-          <w:sz w:val="22"/>
-          <w:szCs w:val="22"/>
-        </w:rPr>
-        <w:t xml:space="preserve"> </w:t>
-      </w:r>
-      <w:r>
-        <w:rPr>
-          <w:rFonts w:ascii="Times New Roman" w:hAnsi="Times New Roman" w:cs="Times New Roman"/>
-          <w:sz w:val="22"/>
-          <w:szCs w:val="22"/>
-        </w:rPr>
-        <w:t xml:space="preserve">that </w:t>
-      </w:r>
-      <w:r>
-        <w:rPr>
-          <w:rFonts w:ascii="Times New Roman" w:hAnsi="Times New Roman" w:cs="Times New Roman"/>
-          <w:sz w:val="22"/>
-          <w:szCs w:val="22"/>
-        </w:rPr>
-        <w:t>the</w:t>
-      </w:r>
-      <w:r>
-        <w:rPr>
-          <w:rFonts w:ascii="Times New Roman" w:hAnsi="Times New Roman" w:cs="Times New Roman"/>
-          <w:sz w:val="22"/>
-          <w:szCs w:val="22"/>
-        </w:rPr>
-        <w:t xml:space="preserve"> model</w:t>
-      </w:r>
-      <w:r>
-        <w:rPr>
-          <w:rFonts w:ascii="Times New Roman" w:hAnsi="Times New Roman" w:cs="Times New Roman"/>
-          <w:sz w:val="22"/>
-          <w:szCs w:val="22"/>
-        </w:rPr>
-        <w:t xml:space="preserve"> produces </w:t>
-      </w:r>
-      <w:r>
-        <w:rPr>
-          <w:rFonts w:ascii="Times New Roman" w:hAnsi="Times New Roman" w:cs="Times New Roman"/>
-          <w:sz w:val="22"/>
-          <w:szCs w:val="22"/>
-        </w:rPr>
-        <w:t>realistic</w:t>
-      </w:r>
-      <w:r>
-        <w:rPr>
-          <w:rFonts w:ascii="Times New Roman" w:hAnsi="Times New Roman" w:cs="Times New Roman"/>
-          <w:sz w:val="22"/>
-          <w:szCs w:val="22"/>
-        </w:rPr>
-        <w:t xml:space="preserve"> and reliable probabilities that c</w:t>
-      </w:r>
-      <w:r>
-        <w:rPr>
-          <w:rFonts w:ascii="Times New Roman" w:hAnsi="Times New Roman" w:cs="Times New Roman"/>
-          <w:sz w:val="22"/>
-          <w:szCs w:val="22"/>
-        </w:rPr>
-        <w:t xml:space="preserve">an be </w:t>
-      </w:r>
-      <w:r>
-        <w:rPr>
-          <w:rFonts w:ascii="Times New Roman" w:hAnsi="Times New Roman" w:cs="Times New Roman"/>
-          <w:sz w:val="22"/>
-          <w:szCs w:val="22"/>
-        </w:rPr>
-        <w:t>interpret</w:t>
-      </w:r>
-      <w:r>
-        <w:rPr>
-          <w:rFonts w:ascii="Times New Roman" w:hAnsi="Times New Roman" w:cs="Times New Roman"/>
-          <w:sz w:val="22"/>
-          <w:szCs w:val="22"/>
-        </w:rPr>
-        <w:t>ed</w:t>
-      </w:r>
-      <w:r>
-        <w:rPr>
-          <w:rFonts w:ascii="Times New Roman" w:hAnsi="Times New Roman" w:cs="Times New Roman"/>
-          <w:sz w:val="22"/>
-          <w:szCs w:val="22"/>
-        </w:rPr>
-        <w:t xml:space="preserve"> as</w:t>
-      </w:r>
-      <w:r>
-        <w:rPr>
-          <w:rFonts w:ascii="Times New Roman" w:hAnsi="Times New Roman" w:cs="Times New Roman"/>
-          <w:sz w:val="22"/>
-          <w:szCs w:val="22"/>
-        </w:rPr>
-        <w:t xml:space="preserve"> risk</w:t>
-      </w:r>
-      <w:r>
-        <w:rPr>
-          <w:rFonts w:ascii="Times New Roman" w:hAnsi="Times New Roman" w:cs="Times New Roman"/>
-          <w:sz w:val="22"/>
-          <w:szCs w:val="22"/>
-        </w:rPr>
-        <w:t xml:space="preserve"> of fraud</w:t>
-      </w:r>
-      <w:r>
-        <w:rPr>
-          <w:rFonts w:ascii="Times New Roman" w:hAnsi="Times New Roman" w:cs="Times New Roman"/>
-          <w:sz w:val="22"/>
-          <w:szCs w:val="22"/>
-        </w:rPr>
-        <w:t xml:space="preserve"> </w:t>
-      </w:r>
-      <w:r>
-        <w:rPr>
-          <w:rFonts w:ascii="Times New Roman" w:hAnsi="Times New Roman" w:cs="Times New Roman"/>
-          <w:sz w:val="22"/>
-          <w:szCs w:val="22"/>
-        </w:rPr>
-        <w:t xml:space="preserve">i.e. </w:t>
-      </w:r>
-      <w:r>
-        <w:rPr>
-          <w:rFonts w:ascii="Times New Roman" w:hAnsi="Times New Roman" w:cs="Times New Roman"/>
           <w:i/>
           <w:iCs/>
           <w:sz w:val="22"/>
@@ -2850,6 +3320,8 @@
       <w:r>
         <w:rPr>
           <w:rFonts w:ascii="Times New Roman" w:hAnsi="Times New Roman" w:cs="Times New Roman"/>
+          <w:b/>
+          <w:bCs/>
           <w:i/>
           <w:iCs/>
           <w:sz w:val="22"/>
@@ -2863,28 +3335,14 @@
           <w:sz w:val="22"/>
           <w:szCs w:val="22"/>
         </w:rPr>
-        <w:t xml:space="preserve">. </w:t>
-      </w:r>
-      <w:r>
-        <w:rPr>
-          <w:rFonts w:ascii="Times New Roman" w:hAnsi="Times New Roman" w:cs="Times New Roman"/>
-          <w:sz w:val="22"/>
-          <w:szCs w:val="22"/>
-        </w:rPr>
-        <w:t>Subsequently</w:t>
-      </w:r>
-      <w:r>
-        <w:rPr>
-          <w:rFonts w:ascii="Times New Roman" w:hAnsi="Times New Roman" w:cs="Times New Roman"/>
-          <w:sz w:val="22"/>
-          <w:szCs w:val="22"/>
-        </w:rPr>
         <w:t>.</w:t>
       </w:r>
       <w:r>
         <w:rPr>
           <w:rFonts w:ascii="Times New Roman" w:eastAsia="Times New Roman" w:hAnsi="Times New Roman" w:cs="Times New Roman"/>
           <w:kern w:val="0"/>
+          <w:sz w:val="22"/>
+          <w:szCs w:val="22"/>
           <w:lang w:eastAsia="en-GB"/>
           <w14:ligatures w14:val="none"/>
         </w:rPr>
@@ -2912,7 +3370,7 @@
           <w:sz w:val="22"/>
           <w:szCs w:val="22"/>
         </w:rPr>
-        <w:t>, validated and adjusted</w:t>
+        <w:t xml:space="preserve"> validated and adjusted</w:t>
       </w:r>
       <w:r>
         <w:rPr>
@@ -3040,7 +3498,23 @@
           <w:sz w:val="22"/>
           <w:szCs w:val="22"/>
         </w:rPr>
-        <w:t xml:space="preserve"> interpretability and coverage</w:t>
+        <w:t xml:space="preserve"> interpretability </w:t>
+      </w:r>
+      <w:r>
+        <w:rPr>
+          <w:rFonts w:ascii="Times New Roman" w:hAnsi="Times New Roman" w:cs="Times New Roman"/>
+          <w:sz w:val="22"/>
+          <w:szCs w:val="22"/>
+        </w:rPr>
+        <w:t>and</w:t>
+      </w:r>
+      <w:r>
+        <w:rPr>
+          <w:rFonts w:ascii="Times New Roman" w:hAnsi="Times New Roman" w:cs="Times New Roman"/>
+          <w:sz w:val="22"/>
+          <w:szCs w:val="22"/>
+        </w:rPr>
+        <w:t xml:space="preserve"> coverage</w:t>
       </w:r>
       <w:r>
         <w:rPr>
@@ -3064,7 +3538,23 @@
           <w:sz w:val="22"/>
           <w:szCs w:val="22"/>
         </w:rPr>
-        <w:t xml:space="preserve">, this resulted in the following thresholds: </w:t>
+        <w:t xml:space="preserve">, </w:t>
+      </w:r>
+      <w:r>
+        <w:rPr>
+          <w:rFonts w:ascii="Times New Roman" w:hAnsi="Times New Roman" w:cs="Times New Roman"/>
+          <w:sz w:val="22"/>
+          <w:szCs w:val="22"/>
+        </w:rPr>
+        <w:t>which</w:t>
+      </w:r>
+      <w:r>
+        <w:rPr>
+          <w:rFonts w:ascii="Times New Roman" w:hAnsi="Times New Roman" w:cs="Times New Roman"/>
+          <w:sz w:val="22"/>
+          <w:szCs w:val="22"/>
+        </w:rPr>
+        <w:t xml:space="preserve"> resulted in the following thresholds: </w:t>
       </w:r>
       <w:r>
         <w:rPr>
@@ -3084,7 +3574,7 @@
           <w:sz w:val="22"/>
           <w:szCs w:val="22"/>
         </w:rPr>
-        <w:t xml:space="preserve"> ≥ 0.80; Medium </w:t>
+        <w:t xml:space="preserve"> ≥ 0.80</w:t>
       </w:r>
       <w:r>
         <w:rPr>
@@ -3094,7 +3584,7 @@
           <w:sz w:val="22"/>
           <w:szCs w:val="22"/>
         </w:rPr>
-        <w:t xml:space="preserve">Risk </w:t>
+        <w:t>,</w:t>
       </w:r>
       <w:r>
         <w:rPr>
@@ -3104,7 +3594,7 @@
           <w:sz w:val="22"/>
           <w:szCs w:val="22"/>
         </w:rPr>
-        <w:t>0.30–0.80; Low</w:t>
+        <w:t xml:space="preserve"> Medium </w:t>
       </w:r>
       <w:r>
         <w:rPr>
@@ -3114,7 +3604,7 @@
           <w:sz w:val="22"/>
           <w:szCs w:val="22"/>
         </w:rPr>
-        <w:t xml:space="preserve"> Risk</w:t>
+        <w:t xml:space="preserve">Risk </w:t>
       </w:r>
       <w:r>
         <w:rPr>
@@ -3124,6 +3614,86 @@
           <w:sz w:val="22"/>
           <w:szCs w:val="22"/>
         </w:rPr>
+        <w:t>0.30</w:t>
+      </w:r>
+      <w:r>
+        <w:rPr>
+          <w:rFonts w:ascii="Times New Roman" w:hAnsi="Times New Roman" w:cs="Times New Roman"/>
+          <w:i/>
+          <w:iCs/>
+          <w:sz w:val="22"/>
+          <w:szCs w:val="22"/>
+        </w:rPr>
+        <w:t xml:space="preserve"> </w:t>
+      </w:r>
+      <w:r>
+        <w:rPr>
+          <w:rFonts w:ascii="Times New Roman" w:hAnsi="Times New Roman" w:cs="Times New Roman"/>
+          <w:i/>
+          <w:iCs/>
+          <w:sz w:val="22"/>
+          <w:szCs w:val="22"/>
+        </w:rPr>
+        <w:t>–</w:t>
+      </w:r>
+      <w:r>
+        <w:rPr>
+          <w:rFonts w:ascii="Times New Roman" w:hAnsi="Times New Roman" w:cs="Times New Roman"/>
+          <w:i/>
+          <w:iCs/>
+          <w:sz w:val="22"/>
+          <w:szCs w:val="22"/>
+        </w:rPr>
+        <w:t xml:space="preserve"> </w:t>
+      </w:r>
+      <w:r>
+        <w:rPr>
+          <w:rFonts w:ascii="Times New Roman" w:hAnsi="Times New Roman" w:cs="Times New Roman"/>
+          <w:i/>
+          <w:iCs/>
+          <w:sz w:val="22"/>
+          <w:szCs w:val="22"/>
+        </w:rPr>
+        <w:t>0.80</w:t>
+      </w:r>
+      <w:r>
+        <w:rPr>
+          <w:rFonts w:ascii="Times New Roman" w:hAnsi="Times New Roman" w:cs="Times New Roman"/>
+          <w:i/>
+          <w:iCs/>
+          <w:sz w:val="22"/>
+          <w:szCs w:val="22"/>
+        </w:rPr>
+        <w:t xml:space="preserve"> and </w:t>
+      </w:r>
+      <w:r>
+        <w:rPr>
+          <w:rFonts w:ascii="Times New Roman" w:hAnsi="Times New Roman" w:cs="Times New Roman"/>
+          <w:i/>
+          <w:iCs/>
+          <w:sz w:val="22"/>
+          <w:szCs w:val="22"/>
+        </w:rPr>
+        <w:t>Low</w:t>
+      </w:r>
+      <w:r>
+        <w:rPr>
+          <w:rFonts w:ascii="Times New Roman" w:hAnsi="Times New Roman" w:cs="Times New Roman"/>
+          <w:i/>
+          <w:iCs/>
+          <w:sz w:val="22"/>
+          <w:szCs w:val="22"/>
+        </w:rPr>
+        <w:t xml:space="preserve"> Risk</w:t>
+      </w:r>
+      <w:r>
+        <w:rPr>
+          <w:rFonts w:ascii="Times New Roman" w:hAnsi="Times New Roman" w:cs="Times New Roman"/>
+          <w:i/>
+          <w:iCs/>
+          <w:sz w:val="22"/>
+          <w:szCs w:val="22"/>
+        </w:rPr>
         <w:t xml:space="preserve"> &lt; 0.30</w:t>
       </w:r>
       <w:r>
@@ -3140,9 +3710,213 @@
           <w:sz w:val="22"/>
           <w:szCs w:val="22"/>
         </w:rPr>
-        <w:t xml:space="preserve"> Due to the well calibrated probabilities (Brier score </w:t>
-      </w:r>
-      <w:r>
+        <w:t xml:space="preserve"> Due to the well calibrated probabilities</w:t>
+      </w:r>
+      <w:r>
+        <w:rPr>
+          <w:rFonts w:ascii="Times New Roman" w:hAnsi="Times New Roman" w:cs="Times New Roman"/>
+          <w:sz w:val="22"/>
+          <w:szCs w:val="22"/>
+        </w:rPr>
+        <w:t xml:space="preserve">, </w:t>
+      </w:r>
+      <w:r>
+        <w:rPr>
+          <w:rFonts w:ascii="Times New Roman" w:hAnsi="Times New Roman" w:cs="Times New Roman"/>
+          <w:sz w:val="22"/>
+          <w:szCs w:val="22"/>
+        </w:rPr>
+        <w:t xml:space="preserve">Brier score </w:t>
+      </w:r>
+      <w:r>
+        <w:rPr>
+          <w:rFonts w:ascii="Times New Roman" w:hAnsi="Times New Roman" w:cs="Times New Roman"/>
+          <w:sz w:val="22"/>
+          <w:szCs w:val="22"/>
+        </w:rPr>
+        <w:t>~</w:t>
+      </w:r>
+      <w:r>
+        <w:rPr>
+          <w:rFonts w:ascii="Times New Roman" w:hAnsi="Times New Roman" w:cs="Times New Roman"/>
+          <w:sz w:val="22"/>
+          <w:szCs w:val="22"/>
+        </w:rPr>
+        <w:t xml:space="preserve"> </w:t>
+      </w:r>
+      <w:r>
+        <w:rPr>
+          <w:rFonts w:ascii="Times New Roman" w:hAnsi="Times New Roman" w:cs="Times New Roman"/>
+          <w:sz w:val="22"/>
+          <w:szCs w:val="22"/>
+        </w:rPr>
+        <w:t>0.00037</w:t>
+      </w:r>
+      <w:r>
+        <w:rPr>
+          <w:rFonts w:ascii="Times New Roman" w:hAnsi="Times New Roman" w:cs="Times New Roman"/>
+          <w:sz w:val="22"/>
+          <w:szCs w:val="22"/>
+        </w:rPr>
+        <w:t>,</w:t>
+      </w:r>
+      <w:r>
+        <w:rPr>
+          <w:rFonts w:ascii="Times New Roman" w:hAnsi="Times New Roman" w:cs="Times New Roman"/>
+          <w:sz w:val="22"/>
+          <w:szCs w:val="22"/>
+        </w:rPr>
+        <w:t xml:space="preserve"> and </w:t>
+      </w:r>
+      <w:r>
+        <w:rPr>
+          <w:rFonts w:ascii="Times New Roman" w:hAnsi="Times New Roman" w:cs="Times New Roman"/>
+          <w:sz w:val="22"/>
+          <w:szCs w:val="22"/>
+        </w:rPr>
+        <w:t xml:space="preserve">the </w:t>
+      </w:r>
+      <w:r>
+        <w:rPr>
+          <w:rFonts w:ascii="Times New Roman" w:hAnsi="Times New Roman" w:cs="Times New Roman"/>
+          <w:sz w:val="22"/>
+          <w:szCs w:val="22"/>
+        </w:rPr>
+        <w:t>strong</w:t>
+      </w:r>
+      <w:r>
+        <w:rPr>
+          <w:rFonts w:ascii="Times New Roman" w:hAnsi="Times New Roman" w:cs="Times New Roman"/>
+          <w:sz w:val="22"/>
+          <w:szCs w:val="22"/>
+        </w:rPr>
+        <w:t xml:space="preserve"> precision</w:t>
+      </w:r>
+      <w:r>
+        <w:rPr>
+          <w:rFonts w:ascii="Times New Roman" w:hAnsi="Times New Roman" w:cs="Times New Roman"/>
+          <w:sz w:val="22"/>
+          <w:szCs w:val="22"/>
+        </w:rPr>
+        <w:t xml:space="preserve"> </w:t>
+      </w:r>
+      <w:r>
+        <w:rPr>
+          <w:rFonts w:ascii="Times New Roman" w:hAnsi="Times New Roman" w:cs="Times New Roman"/>
+          <w:sz w:val="22"/>
+          <w:szCs w:val="22"/>
+        </w:rPr>
+        <w:t xml:space="preserve">I have observed that </w:t>
+      </w:r>
+      <w:r>
+        <w:rPr>
+          <w:rFonts w:ascii="Times New Roman" w:hAnsi="Times New Roman" w:cs="Times New Roman"/>
+          <w:sz w:val="22"/>
+          <w:szCs w:val="22"/>
+        </w:rPr>
+        <w:t xml:space="preserve">the model produces few mid-range </w:t>
+      </w:r>
+      <w:r>
+        <w:rPr>
+          <w:rFonts w:ascii="Times New Roman" w:hAnsi="Times New Roman" w:cs="Times New Roman"/>
+          <w:sz w:val="22"/>
+          <w:szCs w:val="22"/>
+        </w:rPr>
+        <w:t xml:space="preserve">probability </w:t>
+      </w:r>
+      <w:r>
+        <w:rPr>
+          <w:rFonts w:ascii="Times New Roman" w:hAnsi="Times New Roman" w:cs="Times New Roman"/>
+          <w:sz w:val="22"/>
+          <w:szCs w:val="22"/>
+        </w:rPr>
+        <w:t>score</w:t>
+      </w:r>
+      <w:r>
+        <w:rPr>
+          <w:rFonts w:ascii="Times New Roman" w:hAnsi="Times New Roman" w:cs="Times New Roman"/>
+          <w:sz w:val="22"/>
+          <w:szCs w:val="22"/>
+        </w:rPr>
+        <w:t>s,</w:t>
+      </w:r>
+      <w:r>
+        <w:rPr>
+          <w:rFonts w:ascii="Times New Roman" w:hAnsi="Times New Roman" w:cs="Times New Roman"/>
+          <w:sz w:val="22"/>
+          <w:szCs w:val="22"/>
+        </w:rPr>
+        <w:t xml:space="preserve"> effectively </w:t>
+      </w:r>
+      <w:r>
+        <w:rPr>
+          <w:rFonts w:ascii="Times New Roman" w:hAnsi="Times New Roman" w:cs="Times New Roman"/>
+          <w:sz w:val="22"/>
+          <w:szCs w:val="22"/>
+        </w:rPr>
+        <w:t>produc</w:t>
+      </w:r>
+      <w:r>
+        <w:rPr>
+          <w:rFonts w:ascii="Times New Roman" w:hAnsi="Times New Roman" w:cs="Times New Roman"/>
+          <w:sz w:val="22"/>
+          <w:szCs w:val="22"/>
+        </w:rPr>
+        <w:t>ing</w:t>
+      </w:r>
+      <w:r>
+        <w:rPr>
+          <w:rFonts w:ascii="Times New Roman" w:hAnsi="Times New Roman" w:cs="Times New Roman"/>
+          <w:sz w:val="22"/>
+          <w:szCs w:val="22"/>
+        </w:rPr>
+        <w:t xml:space="preserve"> </w:t>
+      </w:r>
+      <w:r>
+        <w:rPr>
+          <w:rFonts w:ascii="Times New Roman" w:hAnsi="Times New Roman" w:cs="Times New Roman"/>
+          <w:sz w:val="22"/>
+          <w:szCs w:val="22"/>
+        </w:rPr>
+        <w:t>a near</w:t>
+      </w:r>
+      <w:r>
+        <w:rPr>
+          <w:rFonts w:ascii="Times New Roman" w:hAnsi="Times New Roman" w:cs="Times New Roman"/>
+          <w:sz w:val="22"/>
+          <w:szCs w:val="22"/>
+        </w:rPr>
+        <w:t xml:space="preserve"> </w:t>
+      </w:r>
+      <w:r>
+        <w:rPr>
+          <w:rFonts w:ascii="Times New Roman" w:hAnsi="Times New Roman" w:cs="Times New Roman"/>
+          <w:sz w:val="22"/>
+          <w:szCs w:val="22"/>
+        </w:rPr>
+        <w:t>binary probability distribution</w:t>
+      </w:r>
+      <w:r>
+        <w:rPr>
+          <w:rFonts w:ascii="Times New Roman" w:hAnsi="Times New Roman" w:cs="Times New Roman"/>
+          <w:sz w:val="22"/>
+          <w:szCs w:val="22"/>
+        </w:rPr>
+        <w:t>, either fraud or non-fraud</w:t>
+      </w:r>
+      <w:r>
+        <w:rPr>
+          <w:rFonts w:ascii="Times New Roman" w:hAnsi="Times New Roman" w:cs="Times New Roman"/>
+          <w:sz w:val="22"/>
+          <w:szCs w:val="22"/>
+        </w:rPr>
+        <w:t>.</w:t>
+      </w:r>
+    </w:p>
+    <w:p>
+      <w:pPr>
+        <w:spacing w:before="80" w:after="94" w:line="276" w:lineRule="auto"/>
+        <w:jc w:val="both"/>
         <w:rPr>
           <w:rFonts w:ascii="Times New Roman" w:hAnsi="Times New Roman" w:cs="Times New Roman"/>
           <w:b/>
@@ -3150,27 +3924,52 @@
           <w:sz w:val="22"/>
           <w:szCs w:val="22"/>
         </w:rPr>
-        <w:t>~0.00037</w:t>
-      </w:r>
-      <w:r>
-        <w:rPr>
-          <w:rFonts w:ascii="Times New Roman" w:hAnsi="Times New Roman" w:cs="Times New Roman"/>
-          <w:sz w:val="22"/>
-          <w:szCs w:val="22"/>
-        </w:rPr>
-        <w:t>) and strong</w:t>
-      </w:r>
-      <w:r>
-        <w:rPr>
-          <w:rFonts w:ascii="Times New Roman" w:hAnsi="Times New Roman" w:cs="Times New Roman"/>
-          <w:sz w:val="22"/>
-          <w:szCs w:val="22"/>
-        </w:rPr>
-        <w:t xml:space="preserve"> precision</w:t>
-      </w:r>
-      <w:r>
-        <w:rPr>
-          <w:rFonts w:ascii="Times New Roman" w:hAnsi="Times New Roman" w:cs="Times New Roman"/>
+      </w:pPr>
+      <w:r>
+        <w:rPr>
+          <w:rFonts w:ascii="Times New Roman" w:hAnsi="Times New Roman" w:cs="Times New Roman"/>
+          <w:b/>
+          <w:bCs/>
+          <w:sz w:val="22"/>
+          <w:szCs w:val="22"/>
+        </w:rPr>
+        <w:t>Test</w:t>
+      </w:r>
+      <w:r>
+        <w:rPr>
+          <w:rFonts w:ascii="Times New Roman" w:hAnsi="Times New Roman" w:cs="Times New Roman"/>
+          <w:b/>
+          <w:bCs/>
+          <w:sz w:val="22"/>
+          <w:szCs w:val="22"/>
+        </w:rPr>
+        <w:t xml:space="preserve"> Evaluation</w:t>
+      </w:r>
+      <w:r>
+        <w:rPr>
+          <w:rFonts w:ascii="Times New Roman" w:hAnsi="Times New Roman" w:cs="Times New Roman"/>
+          <w:b/>
+          <w:bCs/>
+          <w:sz w:val="22"/>
+          <w:szCs w:val="22"/>
+        </w:rPr>
+        <w:t xml:space="preserve">, </w:t>
+      </w:r>
+      <w:r>
+        <w:rPr>
+          <w:rFonts w:ascii="Times New Roman" w:hAnsi="Times New Roman" w:cs="Times New Roman"/>
+          <w:b/>
+          <w:bCs/>
+          <w:sz w:val="22"/>
+          <w:szCs w:val="22"/>
+        </w:rPr>
+        <w:t>Positive</w:t>
+      </w:r>
+      <w:r>
+        <w:rPr>
+          <w:rFonts w:ascii="Times New Roman" w:hAnsi="Times New Roman" w:cs="Times New Roman"/>
+          <w:b/>
+          <w:bCs/>
           <w:sz w:val="22"/>
           <w:szCs w:val="22"/>
         </w:rPr>
@@ -3179,425 +3978,326 @@
       <w:r>
         <w:rPr>
           <w:rFonts w:ascii="Times New Roman" w:hAnsi="Times New Roman" w:cs="Times New Roman"/>
-          <w:sz w:val="22"/>
-          <w:szCs w:val="22"/>
-        </w:rPr>
-        <w:t>the model produces few mid-range score</w:t>
-      </w:r>
-      <w:r>
-        <w:rPr>
-          <w:rFonts w:ascii="Times New Roman" w:hAnsi="Times New Roman" w:cs="Times New Roman"/>
-          <w:sz w:val="22"/>
-          <w:szCs w:val="22"/>
-        </w:rPr>
-        <w:t>s,</w:t>
-      </w:r>
-      <w:r>
-        <w:rPr>
-          <w:rFonts w:ascii="Times New Roman" w:hAnsi="Times New Roman" w:cs="Times New Roman"/>
-          <w:sz w:val="22"/>
-          <w:szCs w:val="22"/>
-        </w:rPr>
-        <w:t xml:space="preserve"> effectively </w:t>
-      </w:r>
-      <w:r>
-        <w:rPr>
-          <w:rFonts w:ascii="Times New Roman" w:hAnsi="Times New Roman" w:cs="Times New Roman"/>
-          <w:sz w:val="22"/>
-          <w:szCs w:val="22"/>
-        </w:rPr>
-        <w:t>produc</w:t>
-      </w:r>
-      <w:r>
-        <w:rPr>
-          <w:rFonts w:ascii="Times New Roman" w:hAnsi="Times New Roman" w:cs="Times New Roman"/>
-          <w:sz w:val="22"/>
-          <w:szCs w:val="22"/>
-        </w:rPr>
-        <w:t>ing</w:t>
-      </w:r>
-      <w:r>
-        <w:rPr>
-          <w:rFonts w:ascii="Times New Roman" w:hAnsi="Times New Roman" w:cs="Times New Roman"/>
-          <w:sz w:val="22"/>
-          <w:szCs w:val="22"/>
-        </w:rPr>
-        <w:t xml:space="preserve"> </w:t>
-      </w:r>
-      <w:r>
-        <w:rPr>
-          <w:rFonts w:ascii="Times New Roman" w:hAnsi="Times New Roman" w:cs="Times New Roman"/>
-          <w:sz w:val="22"/>
-          <w:szCs w:val="22"/>
-        </w:rPr>
-        <w:t>a near</w:t>
-      </w:r>
-      <w:r>
-        <w:rPr>
-          <w:rFonts w:ascii="Times New Roman" w:hAnsi="Times New Roman" w:cs="Times New Roman"/>
-          <w:sz w:val="22"/>
-          <w:szCs w:val="22"/>
-        </w:rPr>
-        <w:t xml:space="preserve"> </w:t>
-      </w:r>
-      <w:r>
-        <w:rPr>
-          <w:rFonts w:ascii="Times New Roman" w:hAnsi="Times New Roman" w:cs="Times New Roman"/>
-          <w:sz w:val="22"/>
-          <w:szCs w:val="22"/>
-        </w:rPr>
-        <w:t>binary probability distribution</w:t>
-      </w:r>
-      <w:r>
-        <w:rPr>
-          <w:rFonts w:ascii="Times New Roman" w:hAnsi="Times New Roman" w:cs="Times New Roman"/>
-          <w:sz w:val="22"/>
-          <w:szCs w:val="22"/>
-        </w:rPr>
-        <w:t>.</w:t>
+          <w:b/>
+          <w:bCs/>
+          <w:sz w:val="22"/>
+          <w:szCs w:val="22"/>
+        </w:rPr>
+        <w:t>Class Focus</w:t>
+      </w:r>
+      <w:r>
+        <w:rPr>
+          <w:rFonts w:ascii="Times New Roman" w:hAnsi="Times New Roman" w:cs="Times New Roman"/>
+          <w:b/>
+          <w:bCs/>
+          <w:sz w:val="22"/>
+          <w:szCs w:val="22"/>
+        </w:rPr>
+        <w:t>ed</w:t>
       </w:r>
     </w:p>
     <w:p>
       <w:pPr>
-        <w:spacing w:before="20" w:after="20" w:line="276" w:lineRule="auto"/>
+        <w:spacing w:before="80" w:after="94" w:line="276" w:lineRule="auto"/>
         <w:jc w:val="both"/>
         <w:rPr>
           <w:rFonts w:ascii="Times New Roman" w:hAnsi="Times New Roman" w:cs="Times New Roman"/>
-          <w:b/>
-          <w:bCs/>
-        </w:rPr>
-      </w:pPr>
-      <w:r>
-        <w:rPr>
-          <w:rFonts w:ascii="Times New Roman" w:hAnsi="Times New Roman" w:cs="Times New Roman"/>
-          <w:b/>
-          <w:bCs/>
-        </w:rPr>
-        <w:t>Holdout</w:t>
-      </w:r>
-      <w:r>
-        <w:rPr>
-          <w:rFonts w:ascii="Times New Roman" w:hAnsi="Times New Roman" w:cs="Times New Roman"/>
-          <w:b/>
-          <w:bCs/>
-        </w:rPr>
-        <w:t>/</w:t>
-      </w:r>
-      <w:r>
-        <w:rPr>
-          <w:rFonts w:ascii="Times New Roman" w:hAnsi="Times New Roman" w:cs="Times New Roman"/>
-          <w:b/>
-          <w:bCs/>
-        </w:rPr>
-        <w:t>Test</w:t>
-      </w:r>
-      <w:r>
-        <w:rPr>
-          <w:rFonts w:ascii="Times New Roman" w:hAnsi="Times New Roman" w:cs="Times New Roman"/>
-          <w:b/>
-          <w:bCs/>
-        </w:rPr>
-        <w:t xml:space="preserve"> Evaluation </w:t>
-      </w:r>
-      <w:r>
-        <w:rPr>
-          <w:rFonts w:ascii="Times New Roman" w:hAnsi="Times New Roman" w:cs="Times New Roman"/>
-          <w:b/>
-          <w:bCs/>
-        </w:rPr>
-        <w:t>(</w:t>
-      </w:r>
-      <w:r>
-        <w:rPr>
-          <w:rFonts w:ascii="Times New Roman" w:hAnsi="Times New Roman" w:cs="Times New Roman"/>
-          <w:b/>
-          <w:bCs/>
-        </w:rPr>
-        <w:t>Positive</w:t>
-      </w:r>
-      <w:r>
-        <w:rPr>
-          <w:rFonts w:ascii="Times New Roman" w:hAnsi="Times New Roman" w:cs="Times New Roman"/>
-          <w:b/>
-          <w:bCs/>
+          <w:sz w:val="22"/>
+          <w:szCs w:val="22"/>
+        </w:rPr>
+      </w:pPr>
+      <w:r>
+        <w:rPr>
+          <w:rFonts w:ascii="Times New Roman" w:hAnsi="Times New Roman" w:cs="Times New Roman"/>
+          <w:sz w:val="22"/>
+          <w:szCs w:val="22"/>
+        </w:rPr>
+        <w:t>I evaluated a</w:t>
+      </w:r>
+      <w:r>
+        <w:rPr>
+          <w:rFonts w:ascii="Times New Roman" w:hAnsi="Times New Roman" w:cs="Times New Roman"/>
+          <w:sz w:val="22"/>
+          <w:szCs w:val="22"/>
+        </w:rPr>
+        <w:t>ll models on unseen test data and rank</w:t>
+      </w:r>
+      <w:r>
+        <w:rPr>
+          <w:rFonts w:ascii="Times New Roman" w:hAnsi="Times New Roman" w:cs="Times New Roman"/>
+          <w:sz w:val="22"/>
+          <w:szCs w:val="22"/>
+        </w:rPr>
+        <w:t>ed them</w:t>
+      </w:r>
+      <w:r>
+        <w:rPr>
+          <w:rFonts w:ascii="Times New Roman" w:hAnsi="Times New Roman" w:cs="Times New Roman"/>
+          <w:sz w:val="22"/>
+          <w:szCs w:val="22"/>
         </w:rPr>
         <w:t xml:space="preserve"> </w:t>
       </w:r>
       <w:r>
         <w:rPr>
           <w:rFonts w:ascii="Times New Roman" w:hAnsi="Times New Roman" w:cs="Times New Roman"/>
-          <w:b/>
-          <w:bCs/>
-        </w:rPr>
-        <w:t>Class Focus</w:t>
-      </w:r>
-      <w:r>
-        <w:rPr>
-          <w:rFonts w:ascii="Times New Roman" w:hAnsi="Times New Roman" w:cs="Times New Roman"/>
-          <w:b/>
-          <w:bCs/>
-        </w:rPr>
-        <w:t>ed</w:t>
-      </w:r>
-      <w:r>
-        <w:rPr>
-          <w:rFonts w:ascii="Times New Roman" w:hAnsi="Times New Roman" w:cs="Times New Roman"/>
-          <w:b/>
-          <w:bCs/>
-        </w:rPr>
-        <w:t>)</w:t>
+          <w:sz w:val="22"/>
+          <w:szCs w:val="22"/>
+        </w:rPr>
+        <w:t>based on their t</w:t>
+      </w:r>
+      <w:r>
+        <w:rPr>
+          <w:rFonts w:ascii="Times New Roman" w:hAnsi="Times New Roman" w:cs="Times New Roman"/>
+          <w:sz w:val="22"/>
+          <w:szCs w:val="22"/>
+        </w:rPr>
+        <w:t xml:space="preserve">est </w:t>
+      </w:r>
+      <w:r>
+        <w:rPr>
+          <w:rFonts w:ascii="Times New Roman" w:hAnsi="Times New Roman" w:cs="Times New Roman"/>
+          <w:sz w:val="22"/>
+          <w:szCs w:val="22"/>
+        </w:rPr>
+        <w:t>PR AUC</w:t>
+      </w:r>
+      <w:r>
+        <w:rPr>
+          <w:rFonts w:ascii="Times New Roman" w:hAnsi="Times New Roman" w:cs="Times New Roman"/>
+          <w:sz w:val="22"/>
+          <w:szCs w:val="22"/>
+        </w:rPr>
+        <w:t xml:space="preserve"> score</w:t>
+      </w:r>
+      <w:r>
+        <w:rPr>
+          <w:rFonts w:ascii="Times New Roman" w:hAnsi="Times New Roman" w:cs="Times New Roman"/>
+          <w:sz w:val="22"/>
+          <w:szCs w:val="22"/>
+        </w:rPr>
+        <w:t>.</w:t>
+      </w:r>
+      <w:r>
+        <w:rPr>
+          <w:rFonts w:ascii="Times New Roman" w:hAnsi="Times New Roman" w:cs="Times New Roman"/>
+          <w:sz w:val="22"/>
+          <w:szCs w:val="22"/>
+        </w:rPr>
+        <w:t xml:space="preserve"> I observed</w:t>
+      </w:r>
+      <w:r>
+        <w:rPr>
+          <w:rFonts w:ascii="Times New Roman" w:hAnsi="Times New Roman" w:cs="Times New Roman"/>
+          <w:sz w:val="22"/>
+          <w:szCs w:val="22"/>
+        </w:rPr>
+        <w:t xml:space="preserve"> </w:t>
+      </w:r>
+      <w:r>
+        <w:rPr>
+          <w:rFonts w:ascii="Times New Roman" w:hAnsi="Times New Roman" w:cs="Times New Roman"/>
+          <w:sz w:val="22"/>
+          <w:szCs w:val="22"/>
+        </w:rPr>
+        <w:t xml:space="preserve">a </w:t>
+      </w:r>
+      <w:r>
+        <w:rPr>
+          <w:rFonts w:ascii="Times New Roman" w:hAnsi="Times New Roman" w:cs="Times New Roman"/>
+          <w:sz w:val="22"/>
+          <w:szCs w:val="22"/>
+        </w:rPr>
+        <w:t>small</w:t>
+      </w:r>
+      <w:r>
+        <w:rPr>
+          <w:rFonts w:ascii="Times New Roman" w:hAnsi="Times New Roman" w:cs="Times New Roman"/>
+          <w:sz w:val="22"/>
+          <w:szCs w:val="22"/>
+        </w:rPr>
+        <w:t xml:space="preserve"> drop in</w:t>
+      </w:r>
+      <w:r>
+        <w:rPr>
+          <w:rFonts w:ascii="Times New Roman" w:hAnsi="Times New Roman" w:cs="Times New Roman"/>
+          <w:sz w:val="22"/>
+          <w:szCs w:val="22"/>
+        </w:rPr>
+        <w:t xml:space="preserve"> test</w:t>
+      </w:r>
+      <w:r>
+        <w:rPr>
+          <w:rFonts w:ascii="Times New Roman" w:hAnsi="Times New Roman" w:cs="Times New Roman"/>
+          <w:sz w:val="22"/>
+          <w:szCs w:val="22"/>
+        </w:rPr>
+        <w:t xml:space="preserve"> performance metrics </w:t>
+      </w:r>
+      <w:r>
+        <w:rPr>
+          <w:rFonts w:ascii="Times New Roman" w:hAnsi="Times New Roman" w:cs="Times New Roman"/>
+          <w:sz w:val="22"/>
+          <w:szCs w:val="22"/>
+        </w:rPr>
+        <w:t>compared to OOF metrics</w:t>
+      </w:r>
+      <w:r>
+        <w:rPr>
+          <w:rFonts w:ascii="Times New Roman" w:hAnsi="Times New Roman" w:cs="Times New Roman"/>
+          <w:sz w:val="22"/>
+          <w:szCs w:val="22"/>
+        </w:rPr>
+        <w:t>,</w:t>
+      </w:r>
+      <w:r>
+        <w:rPr>
+          <w:rFonts w:ascii="Times New Roman" w:hAnsi="Times New Roman" w:cs="Times New Roman"/>
+          <w:sz w:val="22"/>
+          <w:szCs w:val="22"/>
+        </w:rPr>
+        <w:t xml:space="preserve"> </w:t>
+      </w:r>
+      <w:r>
+        <w:rPr>
+          <w:rFonts w:ascii="Times New Roman" w:hAnsi="Times New Roman" w:cs="Times New Roman"/>
+          <w:sz w:val="22"/>
+          <w:szCs w:val="22"/>
+        </w:rPr>
+        <w:t>this was expected</w:t>
+      </w:r>
+      <w:r>
+        <w:rPr>
+          <w:rFonts w:ascii="Times New Roman" w:hAnsi="Times New Roman" w:cs="Times New Roman"/>
+          <w:sz w:val="22"/>
+          <w:szCs w:val="22"/>
+        </w:rPr>
+        <w:t xml:space="preserve"> due</w:t>
+      </w:r>
+      <w:r>
+        <w:rPr>
+          <w:rFonts w:ascii="Times New Roman" w:hAnsi="Times New Roman" w:cs="Times New Roman"/>
+          <w:sz w:val="22"/>
+          <w:szCs w:val="22"/>
+        </w:rPr>
+        <w:t xml:space="preserve"> </w:t>
+      </w:r>
+      <w:r>
+        <w:rPr>
+          <w:rFonts w:ascii="Times New Roman" w:hAnsi="Times New Roman" w:cs="Times New Roman"/>
+          <w:sz w:val="22"/>
+          <w:szCs w:val="22"/>
+        </w:rPr>
+        <w:t>to generalisation</w:t>
+      </w:r>
+      <w:r>
+        <w:rPr>
+          <w:rFonts w:ascii="Times New Roman" w:hAnsi="Times New Roman" w:cs="Times New Roman"/>
+          <w:sz w:val="22"/>
+          <w:szCs w:val="22"/>
+        </w:rPr>
+        <w:t xml:space="preserve"> in unseen data</w:t>
+      </w:r>
+      <w:r>
+        <w:rPr>
+          <w:rFonts w:ascii="Times New Roman" w:hAnsi="Times New Roman" w:cs="Times New Roman"/>
+          <w:sz w:val="22"/>
+          <w:szCs w:val="22"/>
+        </w:rPr>
+        <w:t xml:space="preserve"> </w:t>
+      </w:r>
+      <w:r>
+        <w:rPr>
+          <w:rFonts w:ascii="Times New Roman" w:hAnsi="Times New Roman" w:cs="Times New Roman"/>
+          <w:i/>
+          <w:iCs/>
+          <w:sz w:val="22"/>
+          <w:szCs w:val="22"/>
+        </w:rPr>
+        <w:t xml:space="preserve">e.g. </w:t>
+      </w:r>
+      <w:proofErr w:type="spellStart"/>
+      <w:r>
+        <w:rPr>
+          <w:rFonts w:ascii="Times New Roman" w:hAnsi="Times New Roman" w:cs="Times New Roman"/>
+          <w:i/>
+          <w:iCs/>
+          <w:sz w:val="22"/>
+          <w:szCs w:val="22"/>
+        </w:rPr>
+        <w:t>LightGBM</w:t>
+      </w:r>
+      <w:proofErr w:type="spellEnd"/>
+      <w:r>
+        <w:rPr>
+          <w:rFonts w:ascii="Times New Roman" w:hAnsi="Times New Roman" w:cs="Times New Roman"/>
+          <w:i/>
+          <w:iCs/>
+          <w:sz w:val="22"/>
+          <w:szCs w:val="22"/>
+        </w:rPr>
+        <w:t xml:space="preserve"> OOF PR AUC = 0.863</w:t>
+      </w:r>
+      <w:r>
+        <w:rPr>
+          <w:rFonts w:ascii="Times New Roman" w:hAnsi="Times New Roman" w:cs="Times New Roman"/>
+          <w:i/>
+          <w:iCs/>
+          <w:sz w:val="22"/>
+          <w:szCs w:val="22"/>
+        </w:rPr>
+        <w:t xml:space="preserve"> and</w:t>
+      </w:r>
+      <w:r>
+        <w:rPr>
+          <w:rFonts w:ascii="Times New Roman" w:hAnsi="Times New Roman" w:cs="Times New Roman"/>
+          <w:i/>
+          <w:iCs/>
+          <w:sz w:val="22"/>
+          <w:szCs w:val="22"/>
+        </w:rPr>
+        <w:t xml:space="preserve"> test PR AUC </w:t>
+      </w:r>
+      <w:r>
+        <w:rPr>
+          <w:rFonts w:ascii="Times New Roman" w:hAnsi="Times New Roman" w:cs="Times New Roman"/>
+          <w:i/>
+          <w:iCs/>
+          <w:sz w:val="22"/>
+          <w:szCs w:val="22"/>
+        </w:rPr>
+        <w:t>=</w:t>
+      </w:r>
+      <w:r>
+        <w:rPr>
+          <w:rFonts w:ascii="Times New Roman" w:hAnsi="Times New Roman" w:cs="Times New Roman"/>
+          <w:i/>
+          <w:iCs/>
+          <w:sz w:val="22"/>
+          <w:szCs w:val="22"/>
+        </w:rPr>
+        <w:t xml:space="preserve"> 0.857</w:t>
+      </w:r>
+      <w:r>
+        <w:rPr>
+          <w:rFonts w:ascii="Times New Roman" w:hAnsi="Times New Roman" w:cs="Times New Roman"/>
+          <w:sz w:val="22"/>
+          <w:szCs w:val="22"/>
+        </w:rPr>
+        <w:t xml:space="preserve">. </w:t>
       </w:r>
     </w:p>
     <w:p>
       <w:pPr>
-        <w:spacing w:before="20" w:after="20" w:line="276" w:lineRule="auto"/>
-        <w:jc w:val="both"/>
-        <w:rPr>
-          <w:rFonts w:ascii="Times New Roman" w:hAnsi="Times New Roman" w:cs="Times New Roman"/>
-          <w:sz w:val="22"/>
-          <w:szCs w:val="22"/>
-        </w:rPr>
-      </w:pPr>
-      <w:r>
-        <w:rPr>
-          <w:rFonts w:ascii="Times New Roman" w:hAnsi="Times New Roman" w:cs="Times New Roman"/>
-          <w:sz w:val="22"/>
-          <w:szCs w:val="22"/>
-        </w:rPr>
-        <w:t>I evaluated a</w:t>
-      </w:r>
-      <w:r>
-        <w:rPr>
-          <w:rFonts w:ascii="Times New Roman" w:hAnsi="Times New Roman" w:cs="Times New Roman"/>
-          <w:sz w:val="22"/>
-          <w:szCs w:val="22"/>
-        </w:rPr>
-        <w:t>ll models on unseen test data and rank</w:t>
-      </w:r>
-      <w:r>
-        <w:rPr>
-          <w:rFonts w:ascii="Times New Roman" w:hAnsi="Times New Roman" w:cs="Times New Roman"/>
-          <w:sz w:val="22"/>
-          <w:szCs w:val="22"/>
-        </w:rPr>
-        <w:t>ed them</w:t>
-      </w:r>
-      <w:r>
-        <w:rPr>
-          <w:rFonts w:ascii="Times New Roman" w:hAnsi="Times New Roman" w:cs="Times New Roman"/>
-          <w:sz w:val="22"/>
-          <w:szCs w:val="22"/>
-        </w:rPr>
-        <w:t xml:space="preserve"> </w:t>
-      </w:r>
-      <w:r>
-        <w:rPr>
-          <w:rFonts w:ascii="Times New Roman" w:hAnsi="Times New Roman" w:cs="Times New Roman"/>
-          <w:sz w:val="22"/>
-          <w:szCs w:val="22"/>
-        </w:rPr>
-        <w:t>based on their t</w:t>
-      </w:r>
-      <w:r>
-        <w:rPr>
-          <w:rFonts w:ascii="Times New Roman" w:hAnsi="Times New Roman" w:cs="Times New Roman"/>
-          <w:sz w:val="22"/>
-          <w:szCs w:val="22"/>
-        </w:rPr>
-        <w:t xml:space="preserve">est </w:t>
-      </w:r>
-      <w:r>
-        <w:rPr>
-          <w:rFonts w:ascii="Times New Roman" w:hAnsi="Times New Roman" w:cs="Times New Roman"/>
-          <w:sz w:val="22"/>
-          <w:szCs w:val="22"/>
-        </w:rPr>
-        <w:t>PR AUC</w:t>
-      </w:r>
-      <w:r>
-        <w:rPr>
-          <w:rFonts w:ascii="Times New Roman" w:hAnsi="Times New Roman" w:cs="Times New Roman"/>
-          <w:sz w:val="22"/>
-          <w:szCs w:val="22"/>
-        </w:rPr>
-        <w:t xml:space="preserve"> score</w:t>
-      </w:r>
-      <w:r>
-        <w:rPr>
-          <w:rFonts w:ascii="Times New Roman" w:hAnsi="Times New Roman" w:cs="Times New Roman"/>
-          <w:sz w:val="22"/>
-          <w:szCs w:val="22"/>
-        </w:rPr>
-        <w:t xml:space="preserve">. </w:t>
-      </w:r>
-      <w:r>
-        <w:rPr>
-          <w:rFonts w:ascii="Times New Roman" w:hAnsi="Times New Roman" w:cs="Times New Roman"/>
-          <w:sz w:val="22"/>
-          <w:szCs w:val="22"/>
-        </w:rPr>
-        <w:t>A</w:t>
-      </w:r>
-      <w:r>
-        <w:rPr>
-          <w:rFonts w:ascii="Times New Roman" w:hAnsi="Times New Roman" w:cs="Times New Roman"/>
-          <w:sz w:val="22"/>
-          <w:szCs w:val="22"/>
-        </w:rPr>
-        <w:t xml:space="preserve"> small</w:t>
-      </w:r>
-      <w:r>
-        <w:rPr>
-          <w:rFonts w:ascii="Times New Roman" w:hAnsi="Times New Roman" w:cs="Times New Roman"/>
-          <w:sz w:val="22"/>
-          <w:szCs w:val="22"/>
-        </w:rPr>
-        <w:t xml:space="preserve"> drop in performance metrics was observed </w:t>
-      </w:r>
-      <w:r>
-        <w:rPr>
-          <w:rFonts w:ascii="Times New Roman" w:hAnsi="Times New Roman" w:cs="Times New Roman"/>
-          <w:sz w:val="22"/>
-          <w:szCs w:val="22"/>
-        </w:rPr>
-        <w:t>compared to OOF metrics</w:t>
-      </w:r>
-      <w:r>
-        <w:rPr>
-          <w:rFonts w:ascii="Times New Roman" w:hAnsi="Times New Roman" w:cs="Times New Roman"/>
-          <w:sz w:val="22"/>
-          <w:szCs w:val="22"/>
-        </w:rPr>
-        <w:t>,</w:t>
-      </w:r>
-      <w:r>
-        <w:rPr>
-          <w:rFonts w:ascii="Times New Roman" w:hAnsi="Times New Roman" w:cs="Times New Roman"/>
-          <w:sz w:val="22"/>
-          <w:szCs w:val="22"/>
-        </w:rPr>
-        <w:t xml:space="preserve"> </w:t>
-      </w:r>
-      <w:r>
-        <w:rPr>
-          <w:rFonts w:ascii="Times New Roman" w:hAnsi="Times New Roman" w:cs="Times New Roman"/>
-          <w:sz w:val="22"/>
-          <w:szCs w:val="22"/>
-        </w:rPr>
-        <w:t>this was expected</w:t>
-      </w:r>
-      <w:r>
-        <w:rPr>
-          <w:rFonts w:ascii="Times New Roman" w:hAnsi="Times New Roman" w:cs="Times New Roman"/>
-          <w:sz w:val="22"/>
-          <w:szCs w:val="22"/>
-        </w:rPr>
-        <w:t xml:space="preserve"> due</w:t>
-      </w:r>
-      <w:r>
-        <w:rPr>
-          <w:rFonts w:ascii="Times New Roman" w:hAnsi="Times New Roman" w:cs="Times New Roman"/>
-          <w:sz w:val="22"/>
-          <w:szCs w:val="22"/>
-        </w:rPr>
-        <w:t xml:space="preserve"> </w:t>
-      </w:r>
-      <w:r>
-        <w:rPr>
-          <w:rFonts w:ascii="Times New Roman" w:hAnsi="Times New Roman" w:cs="Times New Roman"/>
-          <w:sz w:val="22"/>
-          <w:szCs w:val="22"/>
-        </w:rPr>
-        <w:t>to generalisation</w:t>
-      </w:r>
-      <w:r>
-        <w:rPr>
-          <w:rFonts w:ascii="Times New Roman" w:hAnsi="Times New Roman" w:cs="Times New Roman"/>
-          <w:sz w:val="22"/>
-          <w:szCs w:val="22"/>
-        </w:rPr>
-        <w:t xml:space="preserve"> in unseen data</w:t>
-      </w:r>
-      <w:r>
-        <w:rPr>
-          <w:rFonts w:ascii="Times New Roman" w:hAnsi="Times New Roman" w:cs="Times New Roman"/>
-          <w:sz w:val="22"/>
-          <w:szCs w:val="22"/>
-        </w:rPr>
-        <w:t xml:space="preserve"> </w:t>
-      </w:r>
-      <w:r>
-        <w:rPr>
-          <w:rFonts w:ascii="Times New Roman" w:hAnsi="Times New Roman" w:cs="Times New Roman"/>
-          <w:i/>
-          <w:iCs/>
-          <w:sz w:val="22"/>
-          <w:szCs w:val="22"/>
-        </w:rPr>
-        <w:t xml:space="preserve">e.g. </w:t>
-      </w:r>
-      <w:proofErr w:type="spellStart"/>
-      <w:r>
-        <w:rPr>
-          <w:rFonts w:ascii="Times New Roman" w:hAnsi="Times New Roman" w:cs="Times New Roman"/>
-          <w:i/>
-          <w:iCs/>
-          <w:sz w:val="22"/>
-          <w:szCs w:val="22"/>
-        </w:rPr>
-        <w:t>LightGBM</w:t>
-      </w:r>
-      <w:proofErr w:type="spellEnd"/>
-      <w:r>
-        <w:rPr>
-          <w:rFonts w:ascii="Times New Roman" w:hAnsi="Times New Roman" w:cs="Times New Roman"/>
-          <w:i/>
-          <w:iCs/>
-          <w:sz w:val="22"/>
-          <w:szCs w:val="22"/>
-        </w:rPr>
-        <w:t xml:space="preserve"> OOF PR AUC = 0.863, test PR AUC </w:t>
-      </w:r>
-      <w:r>
-        <w:rPr>
-          <w:rFonts w:ascii="Times New Roman" w:hAnsi="Times New Roman" w:cs="Times New Roman"/>
-          <w:i/>
-          <w:iCs/>
-          <w:sz w:val="22"/>
-          <w:szCs w:val="22"/>
-        </w:rPr>
-        <w:t>=</w:t>
-      </w:r>
-      <w:r>
-        <w:rPr>
-          <w:rFonts w:ascii="Times New Roman" w:hAnsi="Times New Roman" w:cs="Times New Roman"/>
-          <w:i/>
-          <w:iCs/>
-          <w:sz w:val="22"/>
-          <w:szCs w:val="22"/>
-        </w:rPr>
-        <w:t xml:space="preserve"> 0.857</w:t>
-      </w:r>
-      <w:r>
-        <w:rPr>
-          <w:rFonts w:ascii="Times New Roman" w:hAnsi="Times New Roman" w:cs="Times New Roman"/>
-          <w:sz w:val="22"/>
-          <w:szCs w:val="22"/>
-        </w:rPr>
-        <w:t xml:space="preserve">. </w:t>
-      </w:r>
-    </w:p>
-    <w:p>
-      <w:pPr>
         <w:pStyle w:val="Caption"/>
         <w:keepNext/>
-        <w:spacing w:before="20" w:after="20"/>
+        <w:spacing w:before="80" w:after="94" w:line="276" w:lineRule="auto"/>
         <w:rPr>
           <w:rFonts w:ascii="Times New Roman" w:hAnsi="Times New Roman" w:cs="Times New Roman"/>
           <w:i w:val="0"/>
           <w:iCs w:val="0"/>
-          <w:sz w:val="20"/>
-          <w:szCs w:val="20"/>
+          <w:sz w:val="22"/>
+          <w:szCs w:val="22"/>
         </w:rPr>
       </w:pPr>
       <w:r>
@@ -3605,8 +4305,8 @@
           <w:rFonts w:ascii="Times New Roman" w:hAnsi="Times New Roman" w:cs="Times New Roman"/>
           <w:i w:val="0"/>
           <w:iCs w:val="0"/>
-          <w:sz w:val="20"/>
-          <w:szCs w:val="20"/>
+          <w:sz w:val="22"/>
+          <w:szCs w:val="22"/>
         </w:rPr>
         <w:lastRenderedPageBreak/>
         <w:t xml:space="preserve">Table </w:t>
@@ -3616,8 +4316,8 @@
           <w:rFonts w:ascii="Times New Roman" w:hAnsi="Times New Roman" w:cs="Times New Roman"/>
           <w:i w:val="0"/>
           <w:iCs w:val="0"/>
-          <w:sz w:val="20"/>
-          <w:szCs w:val="20"/>
+          <w:sz w:val="22"/>
+          <w:szCs w:val="22"/>
         </w:rPr>
         <w:fldChar w:fldCharType="begin"/>
       </w:r>
@@ -3626,8 +4326,8 @@
           <w:rFonts w:ascii="Times New Roman" w:hAnsi="Times New Roman" w:cs="Times New Roman"/>
           <w:i w:val="0"/>
           <w:iCs w:val="0"/>
-          <w:sz w:val="20"/>
-          <w:szCs w:val="20"/>
+          <w:sz w:val="22"/>
+          <w:szCs w:val="22"/>
         </w:rPr>
         <w:instrText xml:space="preserve"> SEQ Table \* ARABIC </w:instrText>
       </w:r>
@@ -3636,8 +4336,8 @@
           <w:rFonts w:ascii="Times New Roman" w:hAnsi="Times New Roman" w:cs="Times New Roman"/>
           <w:i w:val="0"/>
           <w:iCs w:val="0"/>
-          <w:sz w:val="20"/>
-          <w:szCs w:val="20"/>
+          <w:sz w:val="22"/>
+          <w:szCs w:val="22"/>
         </w:rPr>
         <w:fldChar w:fldCharType="separate"/>
       </w:r>
@@ -3647,8 +4347,8 @@
           <w:i w:val="0"/>
           <w:iCs w:val="0"/>
           <w:noProof/>
-          <w:sz w:val="20"/>
-          <w:szCs w:val="20"/>
+          <w:sz w:val="22"/>
+          <w:szCs w:val="22"/>
         </w:rPr>
         <w:t>1</w:t>
       </w:r>
@@ -3657,8 +4357,8 @@
           <w:rFonts w:ascii="Times New Roman" w:hAnsi="Times New Roman" w:cs="Times New Roman"/>
           <w:i w:val="0"/>
           <w:iCs w:val="0"/>
-          <w:sz w:val="20"/>
-          <w:szCs w:val="20"/>
+          <w:sz w:val="22"/>
+          <w:szCs w:val="22"/>
         </w:rPr>
         <w:fldChar w:fldCharType="end"/>
       </w:r>
@@ -3667,52 +4367,92 @@
           <w:rFonts w:ascii="Times New Roman" w:hAnsi="Times New Roman" w:cs="Times New Roman"/>
           <w:i w:val="0"/>
           <w:iCs w:val="0"/>
-          <w:sz w:val="20"/>
-          <w:szCs w:val="20"/>
-        </w:rPr>
-        <w:t xml:space="preserve"> Final Production Model Test (Holdout) Metrics:</w:t>
+          <w:sz w:val="22"/>
+          <w:szCs w:val="22"/>
+        </w:rPr>
+        <w:t xml:space="preserve"> Final Production Model Test</w:t>
+      </w:r>
+      <w:r>
+        <w:rPr>
+          <w:rFonts w:ascii="Times New Roman" w:hAnsi="Times New Roman" w:cs="Times New Roman"/>
+          <w:i w:val="0"/>
+          <w:iCs w:val="0"/>
+          <w:sz w:val="22"/>
+          <w:szCs w:val="22"/>
+        </w:rPr>
+        <w:t>/</w:t>
+      </w:r>
+      <w:r>
+        <w:rPr>
+          <w:rFonts w:ascii="Times New Roman" w:hAnsi="Times New Roman" w:cs="Times New Roman"/>
+          <w:i w:val="0"/>
+          <w:iCs w:val="0"/>
+          <w:sz w:val="22"/>
+          <w:szCs w:val="22"/>
+        </w:rPr>
+        <w:t>Holdout</w:t>
+      </w:r>
+      <w:r>
+        <w:rPr>
+          <w:rFonts w:ascii="Times New Roman" w:hAnsi="Times New Roman" w:cs="Times New Roman"/>
+          <w:i w:val="0"/>
+          <w:iCs w:val="0"/>
+          <w:sz w:val="22"/>
+          <w:szCs w:val="22"/>
+        </w:rPr>
+        <w:t xml:space="preserve"> data</w:t>
+      </w:r>
+      <w:r>
+        <w:rPr>
+          <w:rFonts w:ascii="Times New Roman" w:hAnsi="Times New Roman" w:cs="Times New Roman"/>
+          <w:i w:val="0"/>
+          <w:iCs w:val="0"/>
+          <w:sz w:val="22"/>
+          <w:szCs w:val="22"/>
+        </w:rPr>
+        <w:t xml:space="preserve"> Metrics:</w:t>
       </w:r>
     </w:p>
     <w:tbl>
       <w:tblPr>
         <w:tblStyle w:val="ListTable3-Accent1"/>
-        <w:tblW w:w="9776" w:type="dxa"/>
+        <w:tblW w:w="10485" w:type="dxa"/>
         <w:jc w:val="center"/>
         <w:tblLook w:val="04A0" w:firstRow="1" w:lastRow="0" w:firstColumn="1" w:lastColumn="0" w:noHBand="0" w:noVBand="1"/>
       </w:tblPr>
       <w:tblGrid>
-        <w:gridCol w:w="2062"/>
-        <w:gridCol w:w="1218"/>
-        <w:gridCol w:w="948"/>
-        <w:gridCol w:w="1166"/>
-        <w:gridCol w:w="1090"/>
-        <w:gridCol w:w="2142"/>
-        <w:gridCol w:w="1150"/>
+        <w:gridCol w:w="2173"/>
+        <w:gridCol w:w="1283"/>
+        <w:gridCol w:w="999"/>
+        <w:gridCol w:w="1229"/>
+        <w:gridCol w:w="1149"/>
+        <w:gridCol w:w="2258"/>
+        <w:gridCol w:w="1394"/>
       </w:tblGrid>
       <w:tr>
         <w:trPr>
           <w:cnfStyle w:val="100000000000" w:firstRow="1" w:lastRow="0" w:firstColumn="0" w:lastColumn="0" w:oddVBand="0" w:evenVBand="0" w:oddHBand="0" w:evenHBand="0" w:firstRowFirstColumn="0" w:firstRowLastColumn="0" w:lastRowFirstColumn="0" w:lastRowLastColumn="0"/>
-          <w:trHeight w:val="375"/>
+          <w:trHeight w:val="385"/>
           <w:jc w:val="center"/>
         </w:trPr>
         <w:tc>
           <w:tcPr>
             <w:cnfStyle w:val="001000000100" w:firstRow="0" w:lastRow="0" w:firstColumn="1" w:lastColumn="0" w:oddVBand="0" w:evenVBand="0" w:oddHBand="0" w:evenHBand="0" w:firstRowFirstColumn="1" w:firstRowLastColumn="0" w:lastRowFirstColumn="0" w:lastRowLastColumn="0"/>
-            <w:tcW w:w="2062" w:type="dxa"/>
+            <w:tcW w:w="2173" w:type="dxa"/>
             <w:noWrap/>
             <w:vAlign w:val="center"/>
             <w:hideMark/>
           </w:tcPr>
           <w:p>
             <w:pPr>
-              <w:spacing w:before="20" w:after="20" w:line="276" w:lineRule="auto"/>
+              <w:spacing w:before="80" w:after="94" w:line="276" w:lineRule="auto"/>
               <w:jc w:val="center"/>
               <w:rPr>
                 <w:rFonts w:ascii="Times New Roman" w:hAnsi="Times New Roman" w:cs="Times New Roman"/>
                 <w:b w:val="0"/>
                 <w:bCs w:val="0"/>
-                <w:sz w:val="20"/>
-                <w:szCs w:val="20"/>
+                <w:sz w:val="18"/>
+                <w:szCs w:val="18"/>
               </w:rPr>
             </w:pPr>
             <w:r>
@@ -3720,8 +4460,8 @@
                 <w:rFonts w:ascii="Times New Roman" w:hAnsi="Times New Roman" w:cs="Times New Roman"/>
                 <w:b w:val="0"/>
                 <w:bCs w:val="0"/>
-                <w:sz w:val="20"/>
-                <w:szCs w:val="20"/>
+                <w:sz w:val="18"/>
+                <w:szCs w:val="18"/>
               </w:rPr>
               <w:t>Class</w:t>
             </w:r>
@@ -3729,22 +4469,22 @@
         </w:tc>
         <w:tc>
           <w:tcPr>
-            <w:tcW w:w="1218" w:type="dxa"/>
+            <w:tcW w:w="1283" w:type="dxa"/>
             <w:noWrap/>
             <w:vAlign w:val="center"/>
             <w:hideMark/>
           </w:tcPr>
           <w:p>
             <w:pPr>
-              <w:spacing w:before="20" w:after="20" w:line="276" w:lineRule="auto"/>
+              <w:spacing w:before="80" w:after="94" w:line="276" w:lineRule="auto"/>
               <w:jc w:val="center"/>
               <w:cnfStyle w:val="100000000000" w:firstRow="1" w:lastRow="0" w:firstColumn="0" w:lastColumn="0" w:oddVBand="0" w:evenVBand="0" w:oddHBand="0" w:evenHBand="0" w:firstRowFirstColumn="0" w:firstRowLastColumn="0" w:lastRowFirstColumn="0" w:lastRowLastColumn="0"/>
               <w:rPr>
                 <w:rFonts w:ascii="Times New Roman" w:hAnsi="Times New Roman" w:cs="Times New Roman"/>
                 <w:b w:val="0"/>
                 <w:bCs w:val="0"/>
-                <w:sz w:val="20"/>
-                <w:szCs w:val="20"/>
+                <w:sz w:val="18"/>
+                <w:szCs w:val="18"/>
               </w:rPr>
             </w:pPr>
             <w:r>
@@ -3752,8 +4492,8 @@
                 <w:rFonts w:ascii="Times New Roman" w:hAnsi="Times New Roman" w:cs="Times New Roman"/>
                 <w:b w:val="0"/>
                 <w:bCs w:val="0"/>
-                <w:sz w:val="20"/>
-                <w:szCs w:val="20"/>
+                <w:sz w:val="18"/>
+                <w:szCs w:val="18"/>
               </w:rPr>
               <w:t>P</w:t>
             </w:r>
@@ -3762,8 +4502,8 @@
                 <w:rFonts w:ascii="Times New Roman" w:hAnsi="Times New Roman" w:cs="Times New Roman"/>
                 <w:b w:val="0"/>
                 <w:bCs w:val="0"/>
-                <w:sz w:val="20"/>
-                <w:szCs w:val="20"/>
+                <w:sz w:val="18"/>
+                <w:szCs w:val="18"/>
               </w:rPr>
               <w:t>recision</w:t>
             </w:r>
@@ -3771,22 +4511,22 @@
         </w:tc>
         <w:tc>
           <w:tcPr>
-            <w:tcW w:w="948" w:type="dxa"/>
+            <w:tcW w:w="999" w:type="dxa"/>
             <w:noWrap/>
             <w:vAlign w:val="center"/>
             <w:hideMark/>
           </w:tcPr>
           <w:p>
             <w:pPr>
-              <w:spacing w:before="20" w:after="20" w:line="276" w:lineRule="auto"/>
+              <w:spacing w:before="80" w:after="94" w:line="276" w:lineRule="auto"/>
               <w:jc w:val="center"/>
               <w:cnfStyle w:val="100000000000" w:firstRow="1" w:lastRow="0" w:firstColumn="0" w:lastColumn="0" w:oddVBand="0" w:evenVBand="0" w:oddHBand="0" w:evenHBand="0" w:firstRowFirstColumn="0" w:firstRowLastColumn="0" w:lastRowFirstColumn="0" w:lastRowLastColumn="0"/>
               <w:rPr>
                 <w:rFonts w:ascii="Times New Roman" w:hAnsi="Times New Roman" w:cs="Times New Roman"/>
                 <w:b w:val="0"/>
                 <w:bCs w:val="0"/>
-                <w:sz w:val="20"/>
-                <w:szCs w:val="20"/>
+                <w:sz w:val="18"/>
+                <w:szCs w:val="18"/>
               </w:rPr>
             </w:pPr>
             <w:r>
@@ -3794,8 +4534,8 @@
                 <w:rFonts w:ascii="Times New Roman" w:hAnsi="Times New Roman" w:cs="Times New Roman"/>
                 <w:b w:val="0"/>
                 <w:bCs w:val="0"/>
-                <w:sz w:val="20"/>
-                <w:szCs w:val="20"/>
+                <w:sz w:val="18"/>
+                <w:szCs w:val="18"/>
               </w:rPr>
               <w:t>R</w:t>
             </w:r>
@@ -3804,8 +4544,8 @@
                 <w:rFonts w:ascii="Times New Roman" w:hAnsi="Times New Roman" w:cs="Times New Roman"/>
                 <w:b w:val="0"/>
                 <w:bCs w:val="0"/>
-                <w:sz w:val="20"/>
-                <w:szCs w:val="20"/>
+                <w:sz w:val="18"/>
+                <w:szCs w:val="18"/>
               </w:rPr>
               <w:t>ecall</w:t>
             </w:r>
@@ -3813,22 +4553,22 @@
         </w:tc>
         <w:tc>
           <w:tcPr>
-            <w:tcW w:w="1166" w:type="dxa"/>
+            <w:tcW w:w="1229" w:type="dxa"/>
             <w:noWrap/>
             <w:vAlign w:val="center"/>
             <w:hideMark/>
           </w:tcPr>
           <w:p>
             <w:pPr>
-              <w:spacing w:before="20" w:after="20" w:line="276" w:lineRule="auto"/>
+              <w:spacing w:before="80" w:after="94" w:line="276" w:lineRule="auto"/>
               <w:jc w:val="center"/>
               <w:cnfStyle w:val="100000000000" w:firstRow="1" w:lastRow="0" w:firstColumn="0" w:lastColumn="0" w:oddVBand="0" w:evenVBand="0" w:oddHBand="0" w:evenHBand="0" w:firstRowFirstColumn="0" w:firstRowLastColumn="0" w:lastRowFirstColumn="0" w:lastRowLastColumn="0"/>
               <w:rPr>
                 <w:rFonts w:ascii="Times New Roman" w:hAnsi="Times New Roman" w:cs="Times New Roman"/>
                 <w:b w:val="0"/>
                 <w:bCs w:val="0"/>
-                <w:sz w:val="20"/>
-                <w:szCs w:val="20"/>
+                <w:sz w:val="18"/>
+                <w:szCs w:val="18"/>
               </w:rPr>
             </w:pPr>
             <w:r>
@@ -3836,8 +4576,8 @@
                 <w:rFonts w:ascii="Times New Roman" w:hAnsi="Times New Roman" w:cs="Times New Roman"/>
                 <w:b w:val="0"/>
                 <w:bCs w:val="0"/>
-                <w:sz w:val="20"/>
-                <w:szCs w:val="20"/>
+                <w:sz w:val="18"/>
+                <w:szCs w:val="18"/>
               </w:rPr>
               <w:t>F</w:t>
             </w:r>
@@ -3846,8 +4586,8 @@
                 <w:rFonts w:ascii="Times New Roman" w:hAnsi="Times New Roman" w:cs="Times New Roman"/>
                 <w:b w:val="0"/>
                 <w:bCs w:val="0"/>
-                <w:sz w:val="20"/>
-                <w:szCs w:val="20"/>
+                <w:sz w:val="18"/>
+                <w:szCs w:val="18"/>
               </w:rPr>
               <w:t>1-score</w:t>
             </w:r>
@@ -3855,22 +4595,22 @@
         </w:tc>
         <w:tc>
           <w:tcPr>
-            <w:tcW w:w="1090" w:type="dxa"/>
+            <w:tcW w:w="1149" w:type="dxa"/>
             <w:noWrap/>
             <w:vAlign w:val="center"/>
             <w:hideMark/>
           </w:tcPr>
           <w:p>
             <w:pPr>
-              <w:spacing w:before="20" w:after="20" w:line="276" w:lineRule="auto"/>
+              <w:spacing w:before="80" w:after="94" w:line="276" w:lineRule="auto"/>
               <w:jc w:val="center"/>
               <w:cnfStyle w:val="100000000000" w:firstRow="1" w:lastRow="0" w:firstColumn="0" w:lastColumn="0" w:oddVBand="0" w:evenVBand="0" w:oddHBand="0" w:evenHBand="0" w:firstRowFirstColumn="0" w:firstRowLastColumn="0" w:lastRowFirstColumn="0" w:lastRowLastColumn="0"/>
               <w:rPr>
                 <w:rFonts w:ascii="Times New Roman" w:hAnsi="Times New Roman" w:cs="Times New Roman"/>
                 <w:b w:val="0"/>
                 <w:bCs w:val="0"/>
-                <w:sz w:val="20"/>
-                <w:szCs w:val="20"/>
+                <w:sz w:val="18"/>
+                <w:szCs w:val="18"/>
               </w:rPr>
             </w:pPr>
             <w:r>
@@ -3878,8 +4618,8 @@
                 <w:rFonts w:ascii="Times New Roman" w:hAnsi="Times New Roman" w:cs="Times New Roman"/>
                 <w:b w:val="0"/>
                 <w:bCs w:val="0"/>
-                <w:sz w:val="20"/>
-                <w:szCs w:val="20"/>
+                <w:sz w:val="18"/>
+                <w:szCs w:val="18"/>
               </w:rPr>
               <w:t>S</w:t>
             </w:r>
@@ -3888,8 +4628,8 @@
                 <w:rFonts w:ascii="Times New Roman" w:hAnsi="Times New Roman" w:cs="Times New Roman"/>
                 <w:b w:val="0"/>
                 <w:bCs w:val="0"/>
-                <w:sz w:val="20"/>
-                <w:szCs w:val="20"/>
+                <w:sz w:val="18"/>
+                <w:szCs w:val="18"/>
               </w:rPr>
               <w:t>upport</w:t>
             </w:r>
@@ -3897,22 +4637,22 @@
         </w:tc>
         <w:tc>
           <w:tcPr>
-            <w:tcW w:w="2142" w:type="dxa"/>
+            <w:tcW w:w="2258" w:type="dxa"/>
             <w:noWrap/>
             <w:vAlign w:val="center"/>
             <w:hideMark/>
           </w:tcPr>
           <w:p>
             <w:pPr>
-              <w:spacing w:before="20" w:after="20" w:line="276" w:lineRule="auto"/>
+              <w:spacing w:before="80" w:after="94" w:line="276" w:lineRule="auto"/>
               <w:jc w:val="center"/>
               <w:cnfStyle w:val="100000000000" w:firstRow="1" w:lastRow="0" w:firstColumn="0" w:lastColumn="0" w:oddVBand="0" w:evenVBand="0" w:oddHBand="0" w:evenHBand="0" w:firstRowFirstColumn="0" w:firstRowLastColumn="0" w:lastRowFirstColumn="0" w:lastRowLastColumn="0"/>
               <w:rPr>
                 <w:rFonts w:ascii="Times New Roman" w:hAnsi="Times New Roman" w:cs="Times New Roman"/>
                 <w:b w:val="0"/>
                 <w:bCs w:val="0"/>
-                <w:sz w:val="20"/>
-                <w:szCs w:val="20"/>
+                <w:sz w:val="18"/>
+                <w:szCs w:val="18"/>
               </w:rPr>
             </w:pPr>
             <w:r>
@@ -3920,8 +4660,8 @@
                 <w:rFonts w:ascii="Times New Roman" w:hAnsi="Times New Roman" w:cs="Times New Roman"/>
                 <w:b w:val="0"/>
                 <w:bCs w:val="0"/>
-                <w:sz w:val="20"/>
-                <w:szCs w:val="20"/>
+                <w:sz w:val="18"/>
+                <w:szCs w:val="18"/>
               </w:rPr>
               <w:t>B</w:t>
             </w:r>
@@ -3930,8 +4670,8 @@
                 <w:rFonts w:ascii="Times New Roman" w:hAnsi="Times New Roman" w:cs="Times New Roman"/>
                 <w:b w:val="0"/>
                 <w:bCs w:val="0"/>
-                <w:sz w:val="20"/>
-                <w:szCs w:val="20"/>
+                <w:sz w:val="18"/>
+                <w:szCs w:val="18"/>
               </w:rPr>
               <w:t xml:space="preserve">alanced </w:t>
             </w:r>
@@ -3940,8 +4680,8 @@
                 <w:rFonts w:ascii="Times New Roman" w:hAnsi="Times New Roman" w:cs="Times New Roman"/>
                 <w:b w:val="0"/>
                 <w:bCs w:val="0"/>
-                <w:sz w:val="20"/>
-                <w:szCs w:val="20"/>
+                <w:sz w:val="18"/>
+                <w:szCs w:val="18"/>
               </w:rPr>
               <w:t>A</w:t>
             </w:r>
@@ -3950,8 +4690,8 @@
                 <w:rFonts w:ascii="Times New Roman" w:hAnsi="Times New Roman" w:cs="Times New Roman"/>
                 <w:b w:val="0"/>
                 <w:bCs w:val="0"/>
-                <w:sz w:val="20"/>
-                <w:szCs w:val="20"/>
+                <w:sz w:val="18"/>
+                <w:szCs w:val="18"/>
               </w:rPr>
               <w:t>ccuracy</w:t>
             </w:r>
@@ -3959,22 +4699,22 @@
         </w:tc>
         <w:tc>
           <w:tcPr>
-            <w:tcW w:w="1150" w:type="dxa"/>
+            <w:tcW w:w="1394" w:type="dxa"/>
             <w:noWrap/>
             <w:vAlign w:val="center"/>
             <w:hideMark/>
           </w:tcPr>
           <w:p>
             <w:pPr>
-              <w:spacing w:before="20" w:after="20" w:line="276" w:lineRule="auto"/>
+              <w:spacing w:before="80" w:after="94" w:line="276" w:lineRule="auto"/>
               <w:jc w:val="center"/>
               <w:cnfStyle w:val="100000000000" w:firstRow="1" w:lastRow="0" w:firstColumn="0" w:lastColumn="0" w:oddVBand="0" w:evenVBand="0" w:oddHBand="0" w:evenHBand="0" w:firstRowFirstColumn="0" w:firstRowLastColumn="0" w:lastRowFirstColumn="0" w:lastRowLastColumn="0"/>
               <w:rPr>
                 <w:rFonts w:ascii="Times New Roman" w:hAnsi="Times New Roman" w:cs="Times New Roman"/>
                 <w:b w:val="0"/>
                 <w:bCs w:val="0"/>
-                <w:sz w:val="20"/>
-                <w:szCs w:val="20"/>
+                <w:sz w:val="18"/>
+                <w:szCs w:val="18"/>
               </w:rPr>
             </w:pPr>
             <w:r>
@@ -3982,8 +4722,8 @@
                 <w:rFonts w:ascii="Times New Roman" w:hAnsi="Times New Roman" w:cs="Times New Roman"/>
                 <w:b w:val="0"/>
                 <w:bCs w:val="0"/>
-                <w:sz w:val="20"/>
-                <w:szCs w:val="20"/>
+                <w:sz w:val="18"/>
+                <w:szCs w:val="18"/>
               </w:rPr>
               <w:t>PR</w:t>
             </w:r>
@@ -3992,8 +4732,8 @@
                 <w:rFonts w:ascii="Times New Roman" w:hAnsi="Times New Roman" w:cs="Times New Roman"/>
                 <w:b w:val="0"/>
                 <w:bCs w:val="0"/>
-                <w:sz w:val="20"/>
-                <w:szCs w:val="20"/>
+                <w:sz w:val="18"/>
+                <w:szCs w:val="18"/>
               </w:rPr>
               <w:t xml:space="preserve"> </w:t>
             </w:r>
@@ -4002,8 +4742,8 @@
                 <w:rFonts w:ascii="Times New Roman" w:hAnsi="Times New Roman" w:cs="Times New Roman"/>
                 <w:b w:val="0"/>
                 <w:bCs w:val="0"/>
-                <w:sz w:val="20"/>
-                <w:szCs w:val="20"/>
+                <w:sz w:val="18"/>
+                <w:szCs w:val="18"/>
               </w:rPr>
               <w:t>AUC</w:t>
             </w:r>
@@ -4013,26 +4753,26 @@
       <w:tr>
         <w:trPr>
           <w:cnfStyle w:val="000000100000" w:firstRow="0" w:lastRow="0" w:firstColumn="0" w:lastColumn="0" w:oddVBand="0" w:evenVBand="0" w:oddHBand="1" w:evenHBand="0" w:firstRowFirstColumn="0" w:firstRowLastColumn="0" w:lastRowFirstColumn="0" w:lastRowLastColumn="0"/>
-          <w:trHeight w:val="375"/>
+          <w:trHeight w:val="385"/>
           <w:jc w:val="center"/>
         </w:trPr>
         <w:tc>
           <w:tcPr>
             <w:cnfStyle w:val="001000000000" w:firstRow="0" w:lastRow="0" w:firstColumn="1" w:lastColumn="0" w:oddVBand="0" w:evenVBand="0" w:oddHBand="0" w:evenHBand="0" w:firstRowFirstColumn="0" w:firstRowLastColumn="0" w:lastRowFirstColumn="0" w:lastRowLastColumn="0"/>
-            <w:tcW w:w="2062" w:type="dxa"/>
+            <w:tcW w:w="2173" w:type="dxa"/>
             <w:noWrap/>
             <w:vAlign w:val="center"/>
             <w:hideMark/>
           </w:tcPr>
           <w:p>
             <w:pPr>
-              <w:spacing w:before="20" w:after="20" w:line="276" w:lineRule="auto"/>
+              <w:spacing w:before="80" w:after="94" w:line="276" w:lineRule="auto"/>
               <w:rPr>
                 <w:rFonts w:ascii="Times New Roman" w:hAnsi="Times New Roman" w:cs="Times New Roman"/>
                 <w:b w:val="0"/>
                 <w:bCs w:val="0"/>
-                <w:sz w:val="20"/>
-                <w:szCs w:val="20"/>
+                <w:sz w:val="18"/>
+                <w:szCs w:val="18"/>
               </w:rPr>
             </w:pPr>
             <w:r>
@@ -4040,8 +4780,8 @@
                 <w:rFonts w:ascii="Times New Roman" w:hAnsi="Times New Roman" w:cs="Times New Roman"/>
                 <w:b w:val="0"/>
                 <w:bCs w:val="0"/>
-                <w:sz w:val="20"/>
-                <w:szCs w:val="20"/>
+                <w:sz w:val="18"/>
+                <w:szCs w:val="18"/>
               </w:rPr>
               <w:t>Fraud (Class 1)</w:t>
             </w:r>
@@ -4049,27 +4789,27 @@
         </w:tc>
         <w:tc>
           <w:tcPr>
-            <w:tcW w:w="1218" w:type="dxa"/>
+            <w:tcW w:w="1283" w:type="dxa"/>
             <w:noWrap/>
             <w:vAlign w:val="center"/>
             <w:hideMark/>
           </w:tcPr>
           <w:p>
             <w:pPr>
-              <w:spacing w:before="20" w:after="20" w:line="276" w:lineRule="auto"/>
+              <w:spacing w:before="80" w:after="94" w:line="276" w:lineRule="auto"/>
               <w:jc w:val="center"/>
               <w:cnfStyle w:val="000000100000" w:firstRow="0" w:lastRow="0" w:firstColumn="0" w:lastColumn="0" w:oddVBand="0" w:evenVBand="0" w:oddHBand="1" w:evenHBand="0" w:firstRowFirstColumn="0" w:firstRowLastColumn="0" w:lastRowFirstColumn="0" w:lastRowLastColumn="0"/>
               <w:rPr>
                 <w:rFonts w:ascii="Times New Roman" w:hAnsi="Times New Roman" w:cs="Times New Roman"/>
-                <w:sz w:val="20"/>
-                <w:szCs w:val="20"/>
+                <w:sz w:val="18"/>
+                <w:szCs w:val="18"/>
               </w:rPr>
             </w:pPr>
             <w:r>
               <w:rPr>
                 <w:rFonts w:ascii="Times New Roman" w:hAnsi="Times New Roman" w:cs="Times New Roman"/>
-                <w:sz w:val="20"/>
-                <w:szCs w:val="20"/>
+                <w:sz w:val="18"/>
+                <w:szCs w:val="18"/>
               </w:rPr>
               <w:t>0.95</w:t>
             </w:r>
@@ -4077,27 +4817,27 @@
         </w:tc>
         <w:tc>
           <w:tcPr>
-            <w:tcW w:w="948" w:type="dxa"/>
+            <w:tcW w:w="999" w:type="dxa"/>
             <w:noWrap/>
             <w:vAlign w:val="center"/>
             <w:hideMark/>
           </w:tcPr>
           <w:p>
             <w:pPr>
-              <w:spacing w:before="20" w:after="20" w:line="276" w:lineRule="auto"/>
+              <w:spacing w:before="80" w:after="94" w:line="276" w:lineRule="auto"/>
               <w:jc w:val="center"/>
               <w:cnfStyle w:val="000000100000" w:firstRow="0" w:lastRow="0" w:firstColumn="0" w:lastColumn="0" w:oddVBand="0" w:evenVBand="0" w:oddHBand="1" w:evenHBand="0" w:firstRowFirstColumn="0" w:firstRowLastColumn="0" w:lastRowFirstColumn="0" w:lastRowLastColumn="0"/>
               <w:rPr>
                 <w:rFonts w:ascii="Times New Roman" w:hAnsi="Times New Roman" w:cs="Times New Roman"/>
-                <w:sz w:val="20"/>
-                <w:szCs w:val="20"/>
+                <w:sz w:val="18"/>
+                <w:szCs w:val="18"/>
               </w:rPr>
             </w:pPr>
             <w:r>
               <w:rPr>
                 <w:rFonts w:ascii="Times New Roman" w:hAnsi="Times New Roman" w:cs="Times New Roman"/>
-                <w:sz w:val="20"/>
-                <w:szCs w:val="20"/>
+                <w:sz w:val="18"/>
+                <w:szCs w:val="18"/>
               </w:rPr>
               <w:t>0.776</w:t>
             </w:r>
@@ -4105,27 +4845,27 @@
         </w:tc>
         <w:tc>
           <w:tcPr>
-            <w:tcW w:w="1166" w:type="dxa"/>
+            <w:tcW w:w="1229" w:type="dxa"/>
             <w:noWrap/>
             <w:vAlign w:val="center"/>
             <w:hideMark/>
           </w:tcPr>
           <w:p>
             <w:pPr>
-              <w:spacing w:before="20" w:after="20" w:line="276" w:lineRule="auto"/>
+              <w:spacing w:before="80" w:after="94" w:line="276" w:lineRule="auto"/>
               <w:jc w:val="center"/>
               <w:cnfStyle w:val="000000100000" w:firstRow="0" w:lastRow="0" w:firstColumn="0" w:lastColumn="0" w:oddVBand="0" w:evenVBand="0" w:oddHBand="1" w:evenHBand="0" w:firstRowFirstColumn="0" w:firstRowLastColumn="0" w:lastRowFirstColumn="0" w:lastRowLastColumn="0"/>
               <w:rPr>
                 <w:rFonts w:ascii="Times New Roman" w:hAnsi="Times New Roman" w:cs="Times New Roman"/>
-                <w:sz w:val="20"/>
-                <w:szCs w:val="20"/>
+                <w:sz w:val="18"/>
+                <w:szCs w:val="18"/>
               </w:rPr>
             </w:pPr>
             <w:r>
               <w:rPr>
                 <w:rFonts w:ascii="Times New Roman" w:hAnsi="Times New Roman" w:cs="Times New Roman"/>
-                <w:sz w:val="20"/>
-                <w:szCs w:val="20"/>
+                <w:sz w:val="18"/>
+                <w:szCs w:val="18"/>
               </w:rPr>
               <w:t>0.854</w:t>
             </w:r>
@@ -4133,27 +4873,27 @@
         </w:tc>
         <w:tc>
           <w:tcPr>
-            <w:tcW w:w="1090" w:type="dxa"/>
+            <w:tcW w:w="1149" w:type="dxa"/>
             <w:noWrap/>
             <w:vAlign w:val="center"/>
             <w:hideMark/>
           </w:tcPr>
           <w:p>
             <w:pPr>
-              <w:spacing w:before="20" w:after="20" w:line="276" w:lineRule="auto"/>
+              <w:spacing w:before="80" w:after="94" w:line="276" w:lineRule="auto"/>
               <w:jc w:val="center"/>
               <w:cnfStyle w:val="000000100000" w:firstRow="0" w:lastRow="0" w:firstColumn="0" w:lastColumn="0" w:oddVBand="0" w:evenVBand="0" w:oddHBand="1" w:evenHBand="0" w:firstRowFirstColumn="0" w:firstRowLastColumn="0" w:lastRowFirstColumn="0" w:lastRowLastColumn="0"/>
               <w:rPr>
                 <w:rFonts w:ascii="Times New Roman" w:hAnsi="Times New Roman" w:cs="Times New Roman"/>
-                <w:sz w:val="20"/>
-                <w:szCs w:val="20"/>
+                <w:sz w:val="18"/>
+                <w:szCs w:val="18"/>
               </w:rPr>
             </w:pPr>
             <w:r>
               <w:rPr>
                 <w:rFonts w:ascii="Times New Roman" w:hAnsi="Times New Roman" w:cs="Times New Roman"/>
-                <w:sz w:val="20"/>
-                <w:szCs w:val="20"/>
+                <w:sz w:val="18"/>
+                <w:szCs w:val="18"/>
               </w:rPr>
               <w:t>98</w:t>
             </w:r>
@@ -4161,27 +4901,27 @@
         </w:tc>
         <w:tc>
           <w:tcPr>
-            <w:tcW w:w="2142" w:type="dxa"/>
+            <w:tcW w:w="2258" w:type="dxa"/>
             <w:noWrap/>
             <w:vAlign w:val="center"/>
             <w:hideMark/>
           </w:tcPr>
           <w:p>
             <w:pPr>
-              <w:spacing w:before="20" w:after="20" w:line="276" w:lineRule="auto"/>
+              <w:spacing w:before="80" w:after="94" w:line="276" w:lineRule="auto"/>
               <w:jc w:val="center"/>
               <w:cnfStyle w:val="000000100000" w:firstRow="0" w:lastRow="0" w:firstColumn="0" w:lastColumn="0" w:oddVBand="0" w:evenVBand="0" w:oddHBand="1" w:evenHBand="0" w:firstRowFirstColumn="0" w:firstRowLastColumn="0" w:lastRowFirstColumn="0" w:lastRowLastColumn="0"/>
               <w:rPr>
                 <w:rFonts w:ascii="Times New Roman" w:hAnsi="Times New Roman" w:cs="Times New Roman"/>
-                <w:sz w:val="20"/>
-                <w:szCs w:val="20"/>
+                <w:sz w:val="18"/>
+                <w:szCs w:val="18"/>
               </w:rPr>
             </w:pPr>
             <w:r>
               <w:rPr>
                 <w:rFonts w:ascii="Times New Roman" w:hAnsi="Times New Roman" w:cs="Times New Roman"/>
-                <w:sz w:val="20"/>
-                <w:szCs w:val="20"/>
+                <w:sz w:val="18"/>
+                <w:szCs w:val="18"/>
               </w:rPr>
               <w:t>0.888</w:t>
             </w:r>
@@ -4189,27 +4929,27 @@
         </w:tc>
         <w:tc>
           <w:tcPr>
-            <w:tcW w:w="1150" w:type="dxa"/>
+            <w:tcW w:w="1394" w:type="dxa"/>
             <w:noWrap/>
             <w:vAlign w:val="center"/>
             <w:hideMark/>
           </w:tcPr>
           <w:p>
             <w:pPr>
-              <w:spacing w:before="20" w:after="20" w:line="276" w:lineRule="auto"/>
+              <w:spacing w:before="80" w:after="94" w:line="276" w:lineRule="auto"/>
               <w:jc w:val="center"/>
               <w:cnfStyle w:val="000000100000" w:firstRow="0" w:lastRow="0" w:firstColumn="0" w:lastColumn="0" w:oddVBand="0" w:evenVBand="0" w:oddHBand="1" w:evenHBand="0" w:firstRowFirstColumn="0" w:firstRowLastColumn="0" w:lastRowFirstColumn="0" w:lastRowLastColumn="0"/>
               <w:rPr>
                 <w:rFonts w:ascii="Times New Roman" w:hAnsi="Times New Roman" w:cs="Times New Roman"/>
-                <w:sz w:val="20"/>
-                <w:szCs w:val="20"/>
+                <w:sz w:val="18"/>
+                <w:szCs w:val="18"/>
               </w:rPr>
             </w:pPr>
             <w:r>
               <w:rPr>
                 <w:rFonts w:ascii="Times New Roman" w:hAnsi="Times New Roman" w:cs="Times New Roman"/>
-                <w:sz w:val="20"/>
-                <w:szCs w:val="20"/>
+                <w:sz w:val="18"/>
+                <w:szCs w:val="18"/>
               </w:rPr>
               <w:t>0.857</w:t>
             </w:r>
@@ -4218,26 +4958,26 @@
       </w:tr>
       <w:tr>
         <w:trPr>
-          <w:trHeight w:val="156"/>
+          <w:trHeight w:val="160"/>
           <w:jc w:val="center"/>
         </w:trPr>
         <w:tc>
           <w:tcPr>
             <w:cnfStyle w:val="001000000000" w:firstRow="0" w:lastRow="0" w:firstColumn="1" w:lastColumn="0" w:oddVBand="0" w:evenVBand="0" w:oddHBand="0" w:evenHBand="0" w:firstRowFirstColumn="0" w:firstRowLastColumn="0" w:lastRowFirstColumn="0" w:lastRowLastColumn="0"/>
-            <w:tcW w:w="2062" w:type="dxa"/>
+            <w:tcW w:w="2173" w:type="dxa"/>
             <w:noWrap/>
             <w:vAlign w:val="center"/>
             <w:hideMark/>
           </w:tcPr>
           <w:p>
             <w:pPr>
-              <w:spacing w:before="20" w:after="20" w:line="276" w:lineRule="auto"/>
+              <w:spacing w:before="80" w:after="94" w:line="276" w:lineRule="auto"/>
               <w:rPr>
                 <w:rFonts w:ascii="Times New Roman" w:hAnsi="Times New Roman" w:cs="Times New Roman"/>
                 <w:b w:val="0"/>
                 <w:bCs w:val="0"/>
-                <w:sz w:val="20"/>
-                <w:szCs w:val="20"/>
+                <w:sz w:val="18"/>
+                <w:szCs w:val="18"/>
               </w:rPr>
             </w:pPr>
             <w:r>
@@ -4245,36 +4985,56 @@
                 <w:rFonts w:ascii="Times New Roman" w:hAnsi="Times New Roman" w:cs="Times New Roman"/>
                 <w:b w:val="0"/>
                 <w:bCs w:val="0"/>
-                <w:sz w:val="20"/>
-                <w:szCs w:val="20"/>
+                <w:sz w:val="18"/>
+                <w:szCs w:val="18"/>
               </w:rPr>
-              <w:t>Non-fraud (Class 0)</w:t>
+              <w:t>Non</w:t>
+            </w:r>
+            <w:r>
+              <w:rPr>
+                <w:rFonts w:ascii="Times New Roman" w:hAnsi="Times New Roman" w:cs="Times New Roman"/>
+                <w:b w:val="0"/>
+                <w:bCs w:val="0"/>
+                <w:sz w:val="18"/>
+                <w:szCs w:val="18"/>
+              </w:rPr>
+              <w:t xml:space="preserve"> </w:t>
+            </w:r>
+            <w:r>
+              <w:rPr>
+                <w:rFonts w:ascii="Times New Roman" w:hAnsi="Times New Roman" w:cs="Times New Roman"/>
+                <w:b w:val="0"/>
+                <w:bCs w:val="0"/>
+                <w:sz w:val="18"/>
+                <w:szCs w:val="18"/>
+              </w:rPr>
+              <w:t>fraud (Class 0)</w:t>
             </w:r>
           </w:p>
         </w:tc>
         <w:tc>
           <w:tcPr>
-            <w:tcW w:w="1218" w:type="dxa"/>
+            <w:tcW w:w="1283" w:type="dxa"/>
             <w:noWrap/>
             <w:vAlign w:val="center"/>
             <w:hideMark/>
           </w:tcPr>
           <w:p>
             <w:pPr>
-              <w:spacing w:before="20" w:after="20" w:line="276" w:lineRule="auto"/>
+              <w:spacing w:before="80" w:after="94" w:line="276" w:lineRule="auto"/>
               <w:jc w:val="center"/>
               <w:cnfStyle w:val="000000000000" w:firstRow="0" w:lastRow="0" w:firstColumn="0" w:lastColumn="0" w:oddVBand="0" w:evenVBand="0" w:oddHBand="0" w:evenHBand="0" w:firstRowFirstColumn="0" w:firstRowLastColumn="0" w:lastRowFirstColumn="0" w:lastRowLastColumn="0"/>
               <w:rPr>
                 <w:rFonts w:ascii="Times New Roman" w:hAnsi="Times New Roman" w:cs="Times New Roman"/>
-                <w:sz w:val="20"/>
-                <w:szCs w:val="20"/>
+                <w:sz w:val="18"/>
+                <w:szCs w:val="18"/>
               </w:rPr>
             </w:pPr>
             <w:r>
               <w:rPr>
                 <w:rFonts w:ascii="Times New Roman" w:hAnsi="Times New Roman" w:cs="Times New Roman"/>
-                <w:sz w:val="20"/>
-                <w:szCs w:val="20"/>
+                <w:sz w:val="18"/>
+                <w:szCs w:val="18"/>
               </w:rPr>
               <w:t>1</w:t>
             </w:r>
@@ -4282,27 +5042,27 @@
         </w:tc>
         <w:tc>
           <w:tcPr>
-            <w:tcW w:w="948" w:type="dxa"/>
+            <w:tcW w:w="999" w:type="dxa"/>
             <w:noWrap/>
             <w:vAlign w:val="center"/>
             <w:hideMark/>
           </w:tcPr>
           <w:p>
             <w:pPr>
-              <w:spacing w:before="20" w:after="20" w:line="276" w:lineRule="auto"/>
+              <w:spacing w:before="80" w:after="94" w:line="276" w:lineRule="auto"/>
               <w:jc w:val="center"/>
               <w:cnfStyle w:val="000000000000" w:firstRow="0" w:lastRow="0" w:firstColumn="0" w:lastColumn="0" w:oddVBand="0" w:evenVBand="0" w:oddHBand="0" w:evenHBand="0" w:firstRowFirstColumn="0" w:firstRowLastColumn="0" w:lastRowFirstColumn="0" w:lastRowLastColumn="0"/>
               <w:rPr>
                 <w:rFonts w:ascii="Times New Roman" w:hAnsi="Times New Roman" w:cs="Times New Roman"/>
-                <w:sz w:val="20"/>
-                <w:szCs w:val="20"/>
+                <w:sz w:val="18"/>
+                <w:szCs w:val="18"/>
               </w:rPr>
             </w:pPr>
             <w:r>
               <w:rPr>
                 <w:rFonts w:ascii="Times New Roman" w:hAnsi="Times New Roman" w:cs="Times New Roman"/>
-                <w:sz w:val="20"/>
-                <w:szCs w:val="20"/>
+                <w:sz w:val="18"/>
+                <w:szCs w:val="18"/>
               </w:rPr>
               <w:t>1</w:t>
             </w:r>
@@ -4310,27 +5070,27 @@
         </w:tc>
         <w:tc>
           <w:tcPr>
-            <w:tcW w:w="1166" w:type="dxa"/>
+            <w:tcW w:w="1229" w:type="dxa"/>
             <w:noWrap/>
             <w:vAlign w:val="center"/>
             <w:hideMark/>
           </w:tcPr>
           <w:p>
             <w:pPr>
-              <w:spacing w:before="20" w:after="20" w:line="276" w:lineRule="auto"/>
+              <w:spacing w:before="80" w:after="94" w:line="276" w:lineRule="auto"/>
               <w:jc w:val="center"/>
               <w:cnfStyle w:val="000000000000" w:firstRow="0" w:lastRow="0" w:firstColumn="0" w:lastColumn="0" w:oddVBand="0" w:evenVBand="0" w:oddHBand="0" w:evenHBand="0" w:firstRowFirstColumn="0" w:firstRowLastColumn="0" w:lastRowFirstColumn="0" w:lastRowLastColumn="0"/>
               <w:rPr>
                 <w:rFonts w:ascii="Times New Roman" w:hAnsi="Times New Roman" w:cs="Times New Roman"/>
-                <w:sz w:val="20"/>
-                <w:szCs w:val="20"/>
+                <w:sz w:val="18"/>
+                <w:szCs w:val="18"/>
               </w:rPr>
             </w:pPr>
             <w:r>
               <w:rPr>
                 <w:rFonts w:ascii="Times New Roman" w:hAnsi="Times New Roman" w:cs="Times New Roman"/>
-                <w:sz w:val="20"/>
-                <w:szCs w:val="20"/>
+                <w:sz w:val="18"/>
+                <w:szCs w:val="18"/>
               </w:rPr>
               <w:t>1</w:t>
             </w:r>
@@ -4338,27 +5098,27 @@
         </w:tc>
         <w:tc>
           <w:tcPr>
-            <w:tcW w:w="1090" w:type="dxa"/>
+            <w:tcW w:w="1149" w:type="dxa"/>
             <w:noWrap/>
             <w:vAlign w:val="center"/>
             <w:hideMark/>
           </w:tcPr>
           <w:p>
             <w:pPr>
-              <w:spacing w:before="20" w:after="20" w:line="276" w:lineRule="auto"/>
+              <w:spacing w:before="80" w:after="94" w:line="276" w:lineRule="auto"/>
               <w:jc w:val="center"/>
               <w:cnfStyle w:val="000000000000" w:firstRow="0" w:lastRow="0" w:firstColumn="0" w:lastColumn="0" w:oddVBand="0" w:evenVBand="0" w:oddHBand="0" w:evenHBand="0" w:firstRowFirstColumn="0" w:firstRowLastColumn="0" w:lastRowFirstColumn="0" w:lastRowLastColumn="0"/>
               <w:rPr>
                 <w:rFonts w:ascii="Times New Roman" w:hAnsi="Times New Roman" w:cs="Times New Roman"/>
-                <w:sz w:val="20"/>
-                <w:szCs w:val="20"/>
+                <w:sz w:val="18"/>
+                <w:szCs w:val="18"/>
               </w:rPr>
             </w:pPr>
             <w:r>
               <w:rPr>
                 <w:rFonts w:ascii="Times New Roman" w:hAnsi="Times New Roman" w:cs="Times New Roman"/>
-                <w:sz w:val="20"/>
-                <w:szCs w:val="20"/>
+                <w:sz w:val="18"/>
+                <w:szCs w:val="18"/>
               </w:rPr>
               <w:t>56864</w:t>
             </w:r>
@@ -4366,27 +5126,27 @@
         </w:tc>
         <w:tc>
           <w:tcPr>
-            <w:tcW w:w="2142" w:type="dxa"/>
+            <w:tcW w:w="2258" w:type="dxa"/>
             <w:noWrap/>
             <w:vAlign w:val="center"/>
             <w:hideMark/>
           </w:tcPr>
           <w:p>
             <w:pPr>
-              <w:spacing w:before="20" w:after="20" w:line="276" w:lineRule="auto"/>
+              <w:spacing w:before="80" w:after="94" w:line="276" w:lineRule="auto"/>
               <w:jc w:val="center"/>
               <w:cnfStyle w:val="000000000000" w:firstRow="0" w:lastRow="0" w:firstColumn="0" w:lastColumn="0" w:oddVBand="0" w:evenVBand="0" w:oddHBand="0" w:evenHBand="0" w:firstRowFirstColumn="0" w:firstRowLastColumn="0" w:lastRowFirstColumn="0" w:lastRowLastColumn="0"/>
               <w:rPr>
                 <w:rFonts w:ascii="Times New Roman" w:hAnsi="Times New Roman" w:cs="Times New Roman"/>
-                <w:sz w:val="20"/>
-                <w:szCs w:val="20"/>
+                <w:sz w:val="18"/>
+                <w:szCs w:val="18"/>
               </w:rPr>
             </w:pPr>
             <w:r>
               <w:rPr>
                 <w:rFonts w:ascii="Times New Roman" w:hAnsi="Times New Roman" w:cs="Times New Roman"/>
-                <w:sz w:val="20"/>
-                <w:szCs w:val="20"/>
+                <w:sz w:val="18"/>
+                <w:szCs w:val="18"/>
               </w:rPr>
               <w:t>–</w:t>
             </w:r>
@@ -4394,27 +5154,27 @@
         </w:tc>
         <w:tc>
           <w:tcPr>
-            <w:tcW w:w="1150" w:type="dxa"/>
+            <w:tcW w:w="1394" w:type="dxa"/>
             <w:noWrap/>
             <w:vAlign w:val="center"/>
             <w:hideMark/>
           </w:tcPr>
           <w:p>
             <w:pPr>
-              <w:spacing w:before="20" w:after="20" w:line="276" w:lineRule="auto"/>
+              <w:spacing w:before="80" w:after="94" w:line="276" w:lineRule="auto"/>
               <w:jc w:val="center"/>
               <w:cnfStyle w:val="000000000000" w:firstRow="0" w:lastRow="0" w:firstColumn="0" w:lastColumn="0" w:oddVBand="0" w:evenVBand="0" w:oddHBand="0" w:evenHBand="0" w:firstRowFirstColumn="0" w:firstRowLastColumn="0" w:lastRowFirstColumn="0" w:lastRowLastColumn="0"/>
               <w:rPr>
                 <w:rFonts w:ascii="Times New Roman" w:hAnsi="Times New Roman" w:cs="Times New Roman"/>
-                <w:sz w:val="20"/>
-                <w:szCs w:val="20"/>
+                <w:sz w:val="18"/>
+                <w:szCs w:val="18"/>
               </w:rPr>
             </w:pPr>
             <w:r>
               <w:rPr>
                 <w:rFonts w:ascii="Times New Roman" w:hAnsi="Times New Roman" w:cs="Times New Roman"/>
-                <w:sz w:val="20"/>
-                <w:szCs w:val="20"/>
+                <w:sz w:val="18"/>
+                <w:szCs w:val="18"/>
               </w:rPr>
               <w:t>–</w:t>
             </w:r>
@@ -4424,26 +5184,26 @@
       <w:tr>
         <w:trPr>
           <w:cnfStyle w:val="000000100000" w:firstRow="0" w:lastRow="0" w:firstColumn="0" w:lastColumn="0" w:oddVBand="0" w:evenVBand="0" w:oddHBand="1" w:evenHBand="0" w:firstRowFirstColumn="0" w:firstRowLastColumn="0" w:lastRowFirstColumn="0" w:lastRowLastColumn="0"/>
-          <w:trHeight w:val="312"/>
+          <w:trHeight w:val="320"/>
           <w:jc w:val="center"/>
         </w:trPr>
         <w:tc>
           <w:tcPr>
             <w:cnfStyle w:val="001000000000" w:firstRow="0" w:lastRow="0" w:firstColumn="1" w:lastColumn="0" w:oddVBand="0" w:evenVBand="0" w:oddHBand="0" w:evenHBand="0" w:firstRowFirstColumn="0" w:firstRowLastColumn="0" w:lastRowFirstColumn="0" w:lastRowLastColumn="0"/>
-            <w:tcW w:w="2062" w:type="dxa"/>
+            <w:tcW w:w="2173" w:type="dxa"/>
             <w:noWrap/>
             <w:vAlign w:val="center"/>
             <w:hideMark/>
           </w:tcPr>
           <w:p>
             <w:pPr>
-              <w:spacing w:before="20" w:after="20" w:line="276" w:lineRule="auto"/>
+              <w:spacing w:before="80" w:after="94" w:line="276" w:lineRule="auto"/>
               <w:rPr>
                 <w:rFonts w:ascii="Times New Roman" w:hAnsi="Times New Roman" w:cs="Times New Roman"/>
                 <w:b w:val="0"/>
                 <w:bCs w:val="0"/>
-                <w:sz w:val="20"/>
-                <w:szCs w:val="20"/>
+                <w:sz w:val="18"/>
+                <w:szCs w:val="18"/>
               </w:rPr>
             </w:pPr>
             <w:r>
@@ -4451,8 +5211,8 @@
                 <w:rFonts w:ascii="Times New Roman" w:hAnsi="Times New Roman" w:cs="Times New Roman"/>
                 <w:b w:val="0"/>
                 <w:bCs w:val="0"/>
-                <w:sz w:val="20"/>
-                <w:szCs w:val="20"/>
+                <w:sz w:val="18"/>
+                <w:szCs w:val="18"/>
               </w:rPr>
               <w:t xml:space="preserve">Macro </w:t>
             </w:r>
@@ -4462,8 +5222,8 @@
                 <w:rFonts w:ascii="Times New Roman" w:hAnsi="Times New Roman" w:cs="Times New Roman"/>
                 <w:b w:val="0"/>
                 <w:bCs w:val="0"/>
-                <w:sz w:val="20"/>
-                <w:szCs w:val="20"/>
+                <w:sz w:val="18"/>
+                <w:szCs w:val="18"/>
               </w:rPr>
               <w:t>A</w:t>
             </w:r>
@@ -4472,8 +5232,8 @@
                 <w:rFonts w:ascii="Times New Roman" w:hAnsi="Times New Roman" w:cs="Times New Roman"/>
                 <w:b w:val="0"/>
                 <w:bCs w:val="0"/>
-                <w:sz w:val="20"/>
-                <w:szCs w:val="20"/>
+                <w:sz w:val="18"/>
+                <w:szCs w:val="18"/>
               </w:rPr>
               <w:t>vg</w:t>
             </w:r>
@@ -4482,27 +5242,27 @@
         </w:tc>
         <w:tc>
           <w:tcPr>
-            <w:tcW w:w="1218" w:type="dxa"/>
+            <w:tcW w:w="1283" w:type="dxa"/>
             <w:noWrap/>
             <w:vAlign w:val="center"/>
             <w:hideMark/>
           </w:tcPr>
           <w:p>
             <w:pPr>
-              <w:spacing w:before="20" w:after="20" w:line="276" w:lineRule="auto"/>
+              <w:spacing w:before="80" w:after="94" w:line="276" w:lineRule="auto"/>
               <w:jc w:val="center"/>
               <w:cnfStyle w:val="000000100000" w:firstRow="0" w:lastRow="0" w:firstColumn="0" w:lastColumn="0" w:oddVBand="0" w:evenVBand="0" w:oddHBand="1" w:evenHBand="0" w:firstRowFirstColumn="0" w:firstRowLastColumn="0" w:lastRowFirstColumn="0" w:lastRowLastColumn="0"/>
               <w:rPr>
                 <w:rFonts w:ascii="Times New Roman" w:hAnsi="Times New Roman" w:cs="Times New Roman"/>
-                <w:sz w:val="20"/>
-                <w:szCs w:val="20"/>
+                <w:sz w:val="18"/>
+                <w:szCs w:val="18"/>
               </w:rPr>
             </w:pPr>
             <w:r>
               <w:rPr>
                 <w:rFonts w:ascii="Times New Roman" w:hAnsi="Times New Roman" w:cs="Times New Roman"/>
-                <w:sz w:val="20"/>
-                <w:szCs w:val="20"/>
+                <w:sz w:val="18"/>
+                <w:szCs w:val="18"/>
               </w:rPr>
               <w:t>0.975</w:t>
             </w:r>
@@ -4510,27 +5270,27 @@
         </w:tc>
         <w:tc>
           <w:tcPr>
-            <w:tcW w:w="948" w:type="dxa"/>
+            <w:tcW w:w="999" w:type="dxa"/>
             <w:noWrap/>
             <w:vAlign w:val="center"/>
             <w:hideMark/>
           </w:tcPr>
           <w:p>
             <w:pPr>
-              <w:spacing w:before="20" w:after="20" w:line="276" w:lineRule="auto"/>
+              <w:spacing w:before="80" w:after="94" w:line="276" w:lineRule="auto"/>
               <w:jc w:val="center"/>
               <w:cnfStyle w:val="000000100000" w:firstRow="0" w:lastRow="0" w:firstColumn="0" w:lastColumn="0" w:oddVBand="0" w:evenVBand="0" w:oddHBand="1" w:evenHBand="0" w:firstRowFirstColumn="0" w:firstRowLastColumn="0" w:lastRowFirstColumn="0" w:lastRowLastColumn="0"/>
               <w:rPr>
                 <w:rFonts w:ascii="Times New Roman" w:hAnsi="Times New Roman" w:cs="Times New Roman"/>
-                <w:sz w:val="20"/>
-                <w:szCs w:val="20"/>
+                <w:sz w:val="18"/>
+                <w:szCs w:val="18"/>
               </w:rPr>
             </w:pPr>
             <w:r>
               <w:rPr>
                 <w:rFonts w:ascii="Times New Roman" w:hAnsi="Times New Roman" w:cs="Times New Roman"/>
-                <w:sz w:val="20"/>
-                <w:szCs w:val="20"/>
+                <w:sz w:val="18"/>
+                <w:szCs w:val="18"/>
               </w:rPr>
               <w:t>0.888</w:t>
             </w:r>
@@ -4538,27 +5298,27 @@
         </w:tc>
         <w:tc>
           <w:tcPr>
-            <w:tcW w:w="1166" w:type="dxa"/>
+            <w:tcW w:w="1229" w:type="dxa"/>
             <w:noWrap/>
             <w:vAlign w:val="center"/>
             <w:hideMark/>
           </w:tcPr>
           <w:p>
             <w:pPr>
-              <w:spacing w:before="20" w:after="20" w:line="276" w:lineRule="auto"/>
+              <w:spacing w:before="80" w:after="94" w:line="276" w:lineRule="auto"/>
               <w:jc w:val="center"/>
               <w:cnfStyle w:val="000000100000" w:firstRow="0" w:lastRow="0" w:firstColumn="0" w:lastColumn="0" w:oddVBand="0" w:evenVBand="0" w:oddHBand="1" w:evenHBand="0" w:firstRowFirstColumn="0" w:firstRowLastColumn="0" w:lastRowFirstColumn="0" w:lastRowLastColumn="0"/>
               <w:rPr>
                 <w:rFonts w:ascii="Times New Roman" w:hAnsi="Times New Roman" w:cs="Times New Roman"/>
-                <w:sz w:val="20"/>
-                <w:szCs w:val="20"/>
+                <w:sz w:val="18"/>
+                <w:szCs w:val="18"/>
               </w:rPr>
             </w:pPr>
             <w:r>
               <w:rPr>
                 <w:rFonts w:ascii="Times New Roman" w:hAnsi="Times New Roman" w:cs="Times New Roman"/>
-                <w:sz w:val="20"/>
-                <w:szCs w:val="20"/>
+                <w:sz w:val="18"/>
+                <w:szCs w:val="18"/>
               </w:rPr>
               <w:t>0.927</w:t>
             </w:r>
@@ -4566,27 +5326,27 @@
         </w:tc>
         <w:tc>
           <w:tcPr>
-            <w:tcW w:w="1090" w:type="dxa"/>
+            <w:tcW w:w="1149" w:type="dxa"/>
             <w:noWrap/>
             <w:vAlign w:val="center"/>
             <w:hideMark/>
           </w:tcPr>
           <w:p>
             <w:pPr>
-              <w:spacing w:before="20" w:after="20" w:line="276" w:lineRule="auto"/>
+              <w:spacing w:before="80" w:after="94" w:line="276" w:lineRule="auto"/>
               <w:jc w:val="center"/>
               <w:cnfStyle w:val="000000100000" w:firstRow="0" w:lastRow="0" w:firstColumn="0" w:lastColumn="0" w:oddVBand="0" w:evenVBand="0" w:oddHBand="1" w:evenHBand="0" w:firstRowFirstColumn="0" w:firstRowLastColumn="0" w:lastRowFirstColumn="0" w:lastRowLastColumn="0"/>
               <w:rPr>
                 <w:rFonts w:ascii="Times New Roman" w:hAnsi="Times New Roman" w:cs="Times New Roman"/>
-                <w:sz w:val="20"/>
-                <w:szCs w:val="20"/>
+                <w:sz w:val="18"/>
+                <w:szCs w:val="18"/>
               </w:rPr>
             </w:pPr>
             <w:r>
               <w:rPr>
                 <w:rFonts w:ascii="Times New Roman" w:hAnsi="Times New Roman" w:cs="Times New Roman"/>
-                <w:sz w:val="20"/>
-                <w:szCs w:val="20"/>
+                <w:sz w:val="18"/>
+                <w:szCs w:val="18"/>
               </w:rPr>
               <w:t>56962</w:t>
             </w:r>
@@ -4594,27 +5354,27 @@
         </w:tc>
         <w:tc>
           <w:tcPr>
-            <w:tcW w:w="2142" w:type="dxa"/>
+            <w:tcW w:w="2258" w:type="dxa"/>
             <w:noWrap/>
             <w:vAlign w:val="center"/>
             <w:hideMark/>
           </w:tcPr>
           <w:p>
             <w:pPr>
-              <w:spacing w:before="20" w:after="20" w:line="276" w:lineRule="auto"/>
+              <w:spacing w:before="80" w:after="94" w:line="276" w:lineRule="auto"/>
               <w:jc w:val="center"/>
               <w:cnfStyle w:val="000000100000" w:firstRow="0" w:lastRow="0" w:firstColumn="0" w:lastColumn="0" w:oddVBand="0" w:evenVBand="0" w:oddHBand="1" w:evenHBand="0" w:firstRowFirstColumn="0" w:firstRowLastColumn="0" w:lastRowFirstColumn="0" w:lastRowLastColumn="0"/>
               <w:rPr>
                 <w:rFonts w:ascii="Times New Roman" w:hAnsi="Times New Roman" w:cs="Times New Roman"/>
-                <w:sz w:val="20"/>
-                <w:szCs w:val="20"/>
+                <w:sz w:val="18"/>
+                <w:szCs w:val="18"/>
               </w:rPr>
             </w:pPr>
             <w:r>
               <w:rPr>
                 <w:rFonts w:ascii="Times New Roman" w:hAnsi="Times New Roman" w:cs="Times New Roman"/>
-                <w:sz w:val="20"/>
-                <w:szCs w:val="20"/>
+                <w:sz w:val="18"/>
+                <w:szCs w:val="18"/>
               </w:rPr>
               <w:t>0.888</w:t>
             </w:r>
@@ -4622,27 +5382,27 @@
         </w:tc>
         <w:tc>
           <w:tcPr>
-            <w:tcW w:w="1150" w:type="dxa"/>
+            <w:tcW w:w="1394" w:type="dxa"/>
             <w:noWrap/>
             <w:vAlign w:val="center"/>
             <w:hideMark/>
           </w:tcPr>
           <w:p>
             <w:pPr>
-              <w:spacing w:before="20" w:after="20" w:line="276" w:lineRule="auto"/>
+              <w:spacing w:before="80" w:after="94" w:line="276" w:lineRule="auto"/>
               <w:jc w:val="center"/>
               <w:cnfStyle w:val="000000100000" w:firstRow="0" w:lastRow="0" w:firstColumn="0" w:lastColumn="0" w:oddVBand="0" w:evenVBand="0" w:oddHBand="1" w:evenHBand="0" w:firstRowFirstColumn="0" w:firstRowLastColumn="0" w:lastRowFirstColumn="0" w:lastRowLastColumn="0"/>
               <w:rPr>
                 <w:rFonts w:ascii="Times New Roman" w:hAnsi="Times New Roman" w:cs="Times New Roman"/>
-                <w:sz w:val="20"/>
-                <w:szCs w:val="20"/>
+                <w:sz w:val="18"/>
+                <w:szCs w:val="18"/>
               </w:rPr>
             </w:pPr>
             <w:r>
               <w:rPr>
                 <w:rFonts w:ascii="Times New Roman" w:hAnsi="Times New Roman" w:cs="Times New Roman"/>
-                <w:sz w:val="20"/>
-                <w:szCs w:val="20"/>
+                <w:sz w:val="18"/>
+                <w:szCs w:val="18"/>
               </w:rPr>
               <w:t>0.857</w:t>
             </w:r>
@@ -4652,7 +5412,7 @@
     </w:tbl>
     <w:p>
       <w:pPr>
-        <w:spacing w:before="40" w:after="40" w:line="276" w:lineRule="auto"/>
+        <w:spacing w:before="80" w:after="94" w:line="276" w:lineRule="auto"/>
         <w:jc w:val="both"/>
         <w:rPr>
           <w:rFonts w:ascii="Times New Roman" w:hAnsi="Times New Roman" w:cs="Times New Roman"/>
@@ -4748,23 +5508,31 @@
           <w:sz w:val="22"/>
           <w:szCs w:val="22"/>
         </w:rPr>
-        <w:t xml:space="preserve">, </w:t>
-      </w:r>
-      <w:r>
-        <w:rPr>
-          <w:rFonts w:ascii="Times New Roman" w:hAnsi="Times New Roman" w:cs="Times New Roman"/>
-          <w:sz w:val="22"/>
-          <w:szCs w:val="22"/>
-        </w:rPr>
-        <w:t>th</w:t>
-      </w:r>
-      <w:r>
-        <w:rPr>
-          <w:rFonts w:ascii="Times New Roman" w:hAnsi="Times New Roman" w:cs="Times New Roman"/>
-          <w:sz w:val="22"/>
-          <w:szCs w:val="22"/>
-        </w:rPr>
-        <w:t>is matrix</w:t>
+        <w:t xml:space="preserve"> showing 77.6% true positive and 22.4% false negative for the positive/ fraud class. </w:t>
+      </w:r>
+      <w:r>
+        <w:rPr>
+          <w:rFonts w:ascii="Times New Roman" w:hAnsi="Times New Roman" w:cs="Times New Roman"/>
+          <w:sz w:val="22"/>
+          <w:szCs w:val="22"/>
+        </w:rPr>
+        <w:t>I</w:t>
+      </w:r>
+      <w:r>
+        <w:rPr>
+          <w:rFonts w:ascii="Times New Roman" w:hAnsi="Times New Roman" w:cs="Times New Roman"/>
+          <w:sz w:val="22"/>
+          <w:szCs w:val="22"/>
+        </w:rPr>
+        <w:t xml:space="preserve"> further compared </w:t>
+      </w:r>
+      <w:r>
+        <w:rPr>
+          <w:rFonts w:ascii="Times New Roman" w:hAnsi="Times New Roman" w:cs="Times New Roman"/>
+          <w:sz w:val="22"/>
+          <w:szCs w:val="22"/>
+        </w:rPr>
+        <w:t>it with</w:t>
       </w:r>
       <w:r>
         <w:rPr>
@@ -4780,55 +5548,48 @@
           <w:sz w:val="22"/>
           <w:szCs w:val="22"/>
         </w:rPr>
-        <w:t xml:space="preserve">reflects the </w:t>
-      </w:r>
-      <w:r>
-        <w:rPr>
-          <w:rFonts w:ascii="Times New Roman" w:hAnsi="Times New Roman" w:cs="Times New Roman"/>
-          <w:sz w:val="22"/>
-          <w:szCs w:val="22"/>
-        </w:rPr>
-        <w:t xml:space="preserve">following </w:t>
-      </w:r>
-      <w:r>
-        <w:rPr>
-          <w:rFonts w:ascii="Times New Roman" w:hAnsi="Times New Roman" w:cs="Times New Roman"/>
-          <w:sz w:val="22"/>
-          <w:szCs w:val="22"/>
-        </w:rPr>
-        <w:t>results</w:t>
-      </w:r>
-      <w:r>
-        <w:rPr>
-          <w:rFonts w:ascii="Times New Roman" w:hAnsi="Times New Roman" w:cs="Times New Roman"/>
-          <w:sz w:val="22"/>
-          <w:szCs w:val="22"/>
-        </w:rPr>
-        <w:t xml:space="preserve"> for the positive class/fraud class: 77.6% true positive, 22.4% false negative</w:t>
-      </w:r>
-      <w:r>
-        <w:rPr>
-          <w:rFonts w:ascii="Times New Roman" w:hAnsi="Times New Roman" w:cs="Times New Roman"/>
-          <w:sz w:val="22"/>
-          <w:szCs w:val="22"/>
-        </w:rPr>
-        <w:t>. I</w:t>
-      </w:r>
-      <w:r>
-        <w:rPr>
-          <w:rFonts w:ascii="Times New Roman" w:hAnsi="Times New Roman" w:cs="Times New Roman"/>
-          <w:sz w:val="22"/>
-          <w:szCs w:val="22"/>
-        </w:rPr>
-        <w:t xml:space="preserve"> further compared </w:t>
-      </w:r>
-      <w:r>
-        <w:rPr>
-          <w:rFonts w:ascii="Times New Roman" w:hAnsi="Times New Roman" w:cs="Times New Roman"/>
-          <w:sz w:val="22"/>
-          <w:szCs w:val="22"/>
-        </w:rPr>
-        <w:t>it with</w:t>
+        <w:t>the confusion matrix of the 2</w:t>
+      </w:r>
+      <w:r>
+        <w:rPr>
+          <w:rFonts w:ascii="Times New Roman" w:hAnsi="Times New Roman" w:cs="Times New Roman"/>
+          <w:sz w:val="22"/>
+          <w:szCs w:val="22"/>
+          <w:vertAlign w:val="superscript"/>
+        </w:rPr>
+        <w:t>nd</w:t>
+      </w:r>
+      <w:r>
+        <w:rPr>
+          <w:rFonts w:ascii="Times New Roman" w:hAnsi="Times New Roman" w:cs="Times New Roman"/>
+          <w:sz w:val="22"/>
+          <w:szCs w:val="22"/>
+        </w:rPr>
+        <w:t xml:space="preserve"> best model to demonstrate the superiority of the selected model</w:t>
+      </w:r>
+      <w:r>
+        <w:rPr>
+          <w:rFonts w:ascii="Times New Roman" w:hAnsi="Times New Roman" w:cs="Times New Roman"/>
+          <w:sz w:val="22"/>
+          <w:szCs w:val="22"/>
+        </w:rPr>
+        <w:t xml:space="preserve">. For non-fraud </w:t>
+      </w:r>
+      <w:r>
+        <w:rPr>
+          <w:rFonts w:ascii="Times New Roman" w:hAnsi="Times New Roman" w:cs="Times New Roman"/>
+          <w:sz w:val="22"/>
+          <w:szCs w:val="22"/>
+        </w:rPr>
+        <w:t xml:space="preserve">class </w:t>
+      </w:r>
+      <w:r>
+        <w:rPr>
+          <w:rFonts w:ascii="Times New Roman" w:hAnsi="Times New Roman" w:cs="Times New Roman"/>
+          <w:sz w:val="22"/>
+          <w:szCs w:val="22"/>
+        </w:rPr>
+        <w:t>metrics,</w:t>
       </w:r>
       <w:r>
         <w:rPr>
@@ -4844,40 +5605,7 @@
           <w:sz w:val="22"/>
           <w:szCs w:val="22"/>
         </w:rPr>
-        <w:t>the confusion matrix of the 2</w:t>
-      </w:r>
-      <w:r>
-        <w:rPr>
-          <w:rFonts w:ascii="Times New Roman" w:hAnsi="Times New Roman" w:cs="Times New Roman"/>
-          <w:sz w:val="22"/>
-          <w:szCs w:val="22"/>
-          <w:vertAlign w:val="superscript"/>
-        </w:rPr>
-        <w:t>nd</w:t>
-      </w:r>
-      <w:r>
-        <w:rPr>
-          <w:rFonts w:ascii="Times New Roman" w:hAnsi="Times New Roman" w:cs="Times New Roman"/>
-          <w:sz w:val="22"/>
-          <w:szCs w:val="22"/>
-        </w:rPr>
-        <w:t xml:space="preserve"> best model to demonstrate the superiority of the selected model</w:t>
-      </w:r>
-      <w:r>
-        <w:rPr>
-          <w:rFonts w:ascii="Times New Roman" w:hAnsi="Times New Roman" w:cs="Times New Roman"/>
-          <w:sz w:val="22"/>
-          <w:szCs w:val="22"/>
-        </w:rPr>
-        <w:t xml:space="preserve">. For non-fraud </w:t>
-      </w:r>
-      <w:r>
-        <w:rPr>
-          <w:rFonts w:ascii="Times New Roman" w:hAnsi="Times New Roman" w:cs="Times New Roman"/>
-          <w:sz w:val="22"/>
-          <w:szCs w:val="22"/>
-        </w:rPr>
-        <w:t xml:space="preserve">class metrics show </w:t>
+        <w:t xml:space="preserve">the matrix demonstrates a </w:t>
       </w:r>
       <w:r>
         <w:rPr>
@@ -4901,7 +5629,55 @@
           <w:sz w:val="22"/>
           <w:szCs w:val="22"/>
         </w:rPr>
-        <w:t xml:space="preserve">based on PR AUC is consistent between OOF evaluation and Test data evaluation confirming the </w:t>
+        <w:t>based on PR AUC is consistent between OOF evaluation and Test</w:t>
+      </w:r>
+      <w:r>
+        <w:rPr>
+          <w:rFonts w:ascii="Times New Roman" w:hAnsi="Times New Roman" w:cs="Times New Roman"/>
+          <w:sz w:val="22"/>
+          <w:szCs w:val="22"/>
+        </w:rPr>
+        <w:t xml:space="preserve"> </w:t>
+      </w:r>
+      <w:r>
+        <w:rPr>
+          <w:rFonts w:ascii="Times New Roman" w:hAnsi="Times New Roman" w:cs="Times New Roman"/>
+          <w:sz w:val="22"/>
+          <w:szCs w:val="22"/>
+        </w:rPr>
+        <w:t>evaluation</w:t>
+      </w:r>
+      <w:r>
+        <w:rPr>
+          <w:rFonts w:ascii="Times New Roman" w:hAnsi="Times New Roman" w:cs="Times New Roman"/>
+          <w:sz w:val="22"/>
+          <w:szCs w:val="22"/>
+        </w:rPr>
+        <w:t>, this</w:t>
+      </w:r>
+      <w:r>
+        <w:rPr>
+          <w:rFonts w:ascii="Times New Roman" w:hAnsi="Times New Roman" w:cs="Times New Roman"/>
+          <w:sz w:val="22"/>
+          <w:szCs w:val="22"/>
+        </w:rPr>
+        <w:t xml:space="preserve"> confirm</w:t>
+      </w:r>
+      <w:r>
+        <w:rPr>
+          <w:rFonts w:ascii="Times New Roman" w:hAnsi="Times New Roman" w:cs="Times New Roman"/>
+          <w:sz w:val="22"/>
+          <w:szCs w:val="22"/>
+        </w:rPr>
+        <w:t xml:space="preserve">s </w:t>
+      </w:r>
+      <w:r>
+        <w:rPr>
+          <w:rFonts w:ascii="Times New Roman" w:hAnsi="Times New Roman" w:cs="Times New Roman"/>
+          <w:sz w:val="22"/>
+          <w:szCs w:val="22"/>
+        </w:rPr>
+        <w:t xml:space="preserve">the </w:t>
       </w:r>
       <w:r>
         <w:rPr>
@@ -4922,12 +5698,14 @@
     </w:p>
     <w:p>
       <w:pPr>
-        <w:spacing w:before="40" w:after="40" w:line="276" w:lineRule="auto"/>
+        <w:spacing w:before="80" w:after="94" w:line="276" w:lineRule="auto"/>
         <w:jc w:val="both"/>
         <w:rPr>
           <w:rFonts w:ascii="Times New Roman" w:hAnsi="Times New Roman" w:cs="Times New Roman"/>
           <w:b/>
           <w:bCs/>
+          <w:sz w:val="22"/>
+          <w:szCs w:val="22"/>
         </w:rPr>
       </w:pPr>
       <w:r>
@@ -4939,15 +5717,15 @@
           <w:szCs w:val="22"/>
         </w:rPr>
         <w:drawing>
-          <wp:anchor distT="0" distB="0" distL="114300" distR="114300" simplePos="0" relativeHeight="251659264" behindDoc="1" locked="0" layoutInCell="1" allowOverlap="1" wp14:anchorId="54F0C8F2" wp14:editId="40BD1F32">
+          <wp:anchor distT="0" distB="0" distL="114300" distR="114300" simplePos="0" relativeHeight="251659264" behindDoc="1" locked="0" layoutInCell="1" allowOverlap="1" wp14:anchorId="54F0C8F2" wp14:editId="37AE2280">
             <wp:simplePos x="0" y="0"/>
             <wp:positionH relativeFrom="margin">
-              <wp:posOffset>3505200</wp:posOffset>
+              <wp:posOffset>3865880</wp:posOffset>
             </wp:positionH>
             <wp:positionV relativeFrom="paragraph">
-              <wp:posOffset>5080</wp:posOffset>
+              <wp:posOffset>6985</wp:posOffset>
             </wp:positionV>
-            <wp:extent cx="3130550" cy="2476500"/>
+            <wp:extent cx="3130550" cy="2515870"/>
             <wp:effectExtent l="0" t="0" r="0" b="0"/>
             <wp:wrapSquare wrapText="bothSides"/>
             <wp:docPr id="1704854732" name="Chart 8"/>
@@ -4971,6 +5749,8 @@
           <w:rFonts w:ascii="Times New Roman" w:hAnsi="Times New Roman" w:cs="Times New Roman"/>
           <w:b/>
           <w:bCs/>
+          <w:sz w:val="22"/>
+          <w:szCs w:val="22"/>
         </w:rPr>
         <w:t xml:space="preserve">Feature Importance </w:t>
       </w:r>
@@ -4979,6 +5759,8 @@
           <w:rFonts w:ascii="Times New Roman" w:hAnsi="Times New Roman" w:cs="Times New Roman"/>
           <w:b/>
           <w:bCs/>
+          <w:sz w:val="22"/>
+          <w:szCs w:val="22"/>
         </w:rPr>
         <w:t xml:space="preserve">and </w:t>
       </w:r>
@@ -4987,13 +5769,15 @@
           <w:rFonts w:ascii="Times New Roman" w:hAnsi="Times New Roman" w:cs="Times New Roman"/>
           <w:b/>
           <w:bCs/>
+          <w:sz w:val="22"/>
+          <w:szCs w:val="22"/>
         </w:rPr>
         <w:t>Explainability</w:t>
       </w:r>
     </w:p>
     <w:p>
       <w:pPr>
-        <w:spacing w:before="40" w:after="40" w:line="276" w:lineRule="auto"/>
+        <w:spacing w:before="80" w:after="94" w:line="276" w:lineRule="auto"/>
         <w:jc w:val="both"/>
         <w:rPr>
           <w:rFonts w:ascii="Times New Roman" w:hAnsi="Times New Roman" w:cs="Times New Roman"/>
@@ -5023,7 +5807,103 @@
           <w:sz w:val="22"/>
           <w:szCs w:val="22"/>
         </w:rPr>
-        <w:t xml:space="preserve"> models feature importance based on gain i.e. contribution is loss reduction during training. the </w:t>
+        <w:t>-</w:t>
+      </w:r>
+      <w:r>
+        <w:rPr>
+          <w:rFonts w:ascii="Times New Roman" w:hAnsi="Times New Roman" w:cs="Times New Roman"/>
+          <w:sz w:val="22"/>
+          <w:szCs w:val="22"/>
+        </w:rPr>
+        <w:t>model</w:t>
+      </w:r>
+      <w:r>
+        <w:rPr>
+          <w:rFonts w:ascii="Times New Roman" w:hAnsi="Times New Roman" w:cs="Times New Roman"/>
+          <w:sz w:val="22"/>
+          <w:szCs w:val="22"/>
+        </w:rPr>
+        <w:t>’</w:t>
+      </w:r>
+      <w:r>
+        <w:rPr>
+          <w:rFonts w:ascii="Times New Roman" w:hAnsi="Times New Roman" w:cs="Times New Roman"/>
+          <w:sz w:val="22"/>
+          <w:szCs w:val="22"/>
+        </w:rPr>
+        <w:t>s feature importance based on gain</w:t>
+      </w:r>
+      <w:r>
+        <w:rPr>
+          <w:rFonts w:ascii="Times New Roman" w:hAnsi="Times New Roman" w:cs="Times New Roman"/>
+          <w:sz w:val="22"/>
+          <w:szCs w:val="22"/>
+        </w:rPr>
+        <w:t>, gain measures</w:t>
+      </w:r>
+      <w:r>
+        <w:rPr>
+          <w:rFonts w:ascii="Times New Roman" w:hAnsi="Times New Roman" w:cs="Times New Roman"/>
+          <w:sz w:val="22"/>
+          <w:szCs w:val="22"/>
+        </w:rPr>
+        <w:t xml:space="preserve"> feature </w:t>
+      </w:r>
+      <w:r>
+        <w:rPr>
+          <w:rFonts w:ascii="Times New Roman" w:hAnsi="Times New Roman" w:cs="Times New Roman"/>
+          <w:sz w:val="22"/>
+          <w:szCs w:val="22"/>
+        </w:rPr>
+        <w:t xml:space="preserve">contribution </w:t>
+      </w:r>
+      <w:r>
+        <w:rPr>
+          <w:rFonts w:ascii="Times New Roman" w:hAnsi="Times New Roman" w:cs="Times New Roman"/>
+          <w:sz w:val="22"/>
+          <w:szCs w:val="22"/>
+        </w:rPr>
+        <w:t xml:space="preserve">in </w:t>
+      </w:r>
+      <w:r>
+        <w:rPr>
+          <w:rFonts w:ascii="Times New Roman" w:hAnsi="Times New Roman" w:cs="Times New Roman"/>
+          <w:sz w:val="22"/>
+          <w:szCs w:val="22"/>
+        </w:rPr>
+        <w:t>loss reduction during training</w:t>
+      </w:r>
+      <w:r>
+        <w:rPr>
+          <w:rFonts w:ascii="Times New Roman" w:hAnsi="Times New Roman" w:cs="Times New Roman"/>
+          <w:sz w:val="22"/>
+          <w:szCs w:val="22"/>
+        </w:rPr>
+        <w:t>. T</w:t>
+      </w:r>
+      <w:r>
+        <w:rPr>
+          <w:rFonts w:ascii="Times New Roman" w:hAnsi="Times New Roman" w:cs="Times New Roman"/>
+          <w:sz w:val="22"/>
+          <w:szCs w:val="22"/>
+        </w:rPr>
+        <w:t>he</w:t>
+      </w:r>
+      <w:r>
+        <w:rPr>
+          <w:rFonts w:ascii="Times New Roman" w:hAnsi="Times New Roman" w:cs="Times New Roman"/>
+          <w:sz w:val="22"/>
+          <w:szCs w:val="22"/>
+        </w:rPr>
+        <w:t xml:space="preserve"> list of</w:t>
+      </w:r>
+      <w:r>
+        <w:rPr>
+          <w:rFonts w:ascii="Times New Roman" w:hAnsi="Times New Roman" w:cs="Times New Roman"/>
+          <w:sz w:val="22"/>
+          <w:szCs w:val="22"/>
+        </w:rPr>
+        <w:t xml:space="preserve"> </w:t>
       </w:r>
       <w:r>
         <w:rPr>
@@ -5071,15 +5951,23 @@
           <w:sz w:val="22"/>
           <w:szCs w:val="22"/>
         </w:rPr>
-        <w:t xml:space="preserve"> four engineered features </w:t>
-      </w:r>
-      <w:r>
-        <w:rPr>
-          <w:rFonts w:ascii="Times New Roman" w:hAnsi="Times New Roman" w:cs="Times New Roman"/>
-          <w:sz w:val="22"/>
-          <w:szCs w:val="22"/>
-        </w:rPr>
-        <w:t>(</w:t>
+        <w:t>s</w:t>
+      </w:r>
+      <w:r>
+        <w:rPr>
+          <w:rFonts w:ascii="Times New Roman" w:hAnsi="Times New Roman" w:cs="Times New Roman"/>
+          <w:sz w:val="22"/>
+          <w:szCs w:val="22"/>
+        </w:rPr>
+        <w:t xml:space="preserve"> four engineered features</w:t>
+      </w:r>
+      <w:r>
+        <w:rPr>
+          <w:rFonts w:ascii="Times New Roman" w:hAnsi="Times New Roman" w:cs="Times New Roman"/>
+          <w:sz w:val="22"/>
+          <w:szCs w:val="22"/>
+        </w:rPr>
+        <w:t xml:space="preserve">, </w:t>
       </w:r>
       <w:r>
         <w:rPr>
@@ -5095,7 +5983,7 @@
           <w:sz w:val="22"/>
           <w:szCs w:val="22"/>
         </w:rPr>
-        <w:t>)</w:t>
+        <w:t>,</w:t>
       </w:r>
       <w:r>
         <w:rPr>
@@ -5127,31 +6015,83 @@
           <w:sz w:val="22"/>
           <w:szCs w:val="22"/>
         </w:rPr>
+        <w:t>,</w:t>
+      </w:r>
+      <w:r>
+        <w:rPr>
+          <w:rFonts w:ascii="Times New Roman" w:hAnsi="Times New Roman" w:cs="Times New Roman"/>
+          <w:sz w:val="22"/>
+          <w:szCs w:val="22"/>
+        </w:rPr>
+        <w:t xml:space="preserve"> e.g. </w:t>
+      </w:r>
+      <w:proofErr w:type="spellStart"/>
+      <w:r>
+        <w:rPr>
+          <w:rFonts w:ascii="Times New Roman" w:hAnsi="Times New Roman" w:cs="Times New Roman"/>
+          <w:sz w:val="22"/>
+          <w:szCs w:val="22"/>
+        </w:rPr>
+        <w:t>amount</w:t>
+      </w:r>
+      <w:r>
+        <w:rPr>
+          <w:rFonts w:ascii="Times New Roman" w:hAnsi="Times New Roman" w:cs="Times New Roman"/>
+          <w:sz w:val="22"/>
+          <w:szCs w:val="22"/>
+        </w:rPr>
+        <w:t>_scaled</w:t>
+      </w:r>
+      <w:proofErr w:type="spellEnd"/>
+      <w:r>
+        <w:rPr>
+          <w:rFonts w:ascii="Times New Roman" w:hAnsi="Times New Roman" w:cs="Times New Roman"/>
+          <w:sz w:val="22"/>
+          <w:szCs w:val="22"/>
+        </w:rPr>
+        <w:t xml:space="preserve"> and</w:t>
+      </w:r>
+      <w:r>
+        <w:rPr>
+          <w:rFonts w:ascii="Times New Roman" w:hAnsi="Times New Roman" w:cs="Times New Roman"/>
+          <w:sz w:val="22"/>
+          <w:szCs w:val="22"/>
+        </w:rPr>
         <w:t xml:space="preserve"> </w:t>
       </w:r>
-      <w:r>
-        <w:rPr>
-          <w:rFonts w:ascii="Times New Roman" w:hAnsi="Times New Roman" w:cs="Times New Roman"/>
-          <w:sz w:val="22"/>
-          <w:szCs w:val="22"/>
-        </w:rPr>
-        <w:t>including scaled amount</w:t>
-      </w:r>
-      <w:r>
-        <w:rPr>
-          <w:rFonts w:ascii="Times New Roman" w:hAnsi="Times New Roman" w:cs="Times New Roman"/>
-          <w:sz w:val="22"/>
-          <w:szCs w:val="22"/>
-        </w:rPr>
-        <w:t>s</w:t>
-      </w:r>
-      <w:r>
-        <w:rPr>
-          <w:rFonts w:ascii="Times New Roman" w:hAnsi="Times New Roman" w:cs="Times New Roman"/>
-          <w:sz w:val="22"/>
-          <w:szCs w:val="22"/>
-        </w:rPr>
-        <w:t xml:space="preserve"> and</w:t>
+      <w:proofErr w:type="spellStart"/>
+      <w:r>
+        <w:rPr>
+          <w:rFonts w:ascii="Times New Roman" w:hAnsi="Times New Roman" w:cs="Times New Roman"/>
+          <w:sz w:val="22"/>
+          <w:szCs w:val="22"/>
+        </w:rPr>
+        <w:t>hour_of_day</w:t>
+      </w:r>
+      <w:proofErr w:type="spellEnd"/>
+      <w:r>
+        <w:rPr>
+          <w:rFonts w:ascii="Times New Roman" w:hAnsi="Times New Roman" w:cs="Times New Roman"/>
+          <w:sz w:val="22"/>
+          <w:szCs w:val="22"/>
+        </w:rPr>
+        <w:t xml:space="preserve">. </w:t>
+      </w:r>
+      <w:r>
+        <w:rPr>
+          <w:rFonts w:ascii="Times New Roman" w:hAnsi="Times New Roman" w:cs="Times New Roman"/>
+          <w:sz w:val="22"/>
+          <w:szCs w:val="22"/>
+        </w:rPr>
+        <w:t>This demonstrate that the</w:t>
+      </w:r>
+      <w:r>
+        <w:rPr>
+          <w:rFonts w:ascii="Times New Roman" w:hAnsi="Times New Roman" w:cs="Times New Roman"/>
+          <w:sz w:val="22"/>
+          <w:szCs w:val="22"/>
+        </w:rPr>
+        <w:t xml:space="preserve"> targeted engineering</w:t>
       </w:r>
       <w:r>
         <w:rPr>
@@ -5161,31 +6101,15 @@
         </w:rPr>
         <w:t xml:space="preserve"> </w:t>
       </w:r>
-      <w:proofErr w:type="spellStart"/>
-      <w:r>
-        <w:rPr>
-          <w:rFonts w:ascii="Times New Roman" w:hAnsi="Times New Roman" w:cs="Times New Roman"/>
-          <w:sz w:val="22"/>
-          <w:szCs w:val="22"/>
-        </w:rPr>
-        <w:t>hour_of_day</w:t>
-      </w:r>
-      <w:proofErr w:type="spellEnd"/>
-      <w:r>
-        <w:rPr>
-          <w:rFonts w:ascii="Times New Roman" w:hAnsi="Times New Roman" w:cs="Times New Roman"/>
-          <w:sz w:val="22"/>
-          <w:szCs w:val="22"/>
-        </w:rPr>
-        <w:t xml:space="preserve"> engineered features</w:t>
-      </w:r>
-      <w:r>
-        <w:rPr>
-          <w:rFonts w:ascii="Times New Roman" w:hAnsi="Times New Roman" w:cs="Times New Roman"/>
-          <w:sz w:val="22"/>
-          <w:szCs w:val="22"/>
-        </w:rPr>
-        <w:t>.</w:t>
+      <w:r>
+        <w:rPr>
+          <w:rFonts w:ascii="Times New Roman" w:hAnsi="Times New Roman" w:cs="Times New Roman"/>
+          <w:b/>
+          <w:bCs/>
+          <w:sz w:val="22"/>
+          <w:szCs w:val="22"/>
+        </w:rPr>
+        <w:t>did</w:t>
       </w:r>
       <w:r>
         <w:rPr>
@@ -5201,15 +6125,31 @@
           <w:sz w:val="22"/>
           <w:szCs w:val="22"/>
         </w:rPr>
-        <w:t>This demonstrate that the</w:t>
-      </w:r>
-      <w:r>
-        <w:rPr>
-          <w:rFonts w:ascii="Times New Roman" w:hAnsi="Times New Roman" w:cs="Times New Roman"/>
-          <w:sz w:val="22"/>
-          <w:szCs w:val="22"/>
-        </w:rPr>
-        <w:t xml:space="preserve"> targeted engineering increased separability and interpretability</w:t>
+        <w:t>increase</w:t>
+      </w:r>
+      <w:r>
+        <w:rPr>
+          <w:rFonts w:ascii="Times New Roman" w:hAnsi="Times New Roman" w:cs="Times New Roman"/>
+          <w:sz w:val="22"/>
+          <w:szCs w:val="22"/>
+        </w:rPr>
+        <w:t xml:space="preserve"> </w:t>
+      </w:r>
+      <w:r>
+        <w:rPr>
+          <w:rFonts w:ascii="Times New Roman" w:hAnsi="Times New Roman" w:cs="Times New Roman"/>
+          <w:sz w:val="22"/>
+          <w:szCs w:val="22"/>
+        </w:rPr>
+        <w:t xml:space="preserve">class </w:t>
+      </w:r>
+      <w:r>
+        <w:rPr>
+          <w:rFonts w:ascii="Times New Roman" w:hAnsi="Times New Roman" w:cs="Times New Roman"/>
+          <w:sz w:val="22"/>
+          <w:szCs w:val="22"/>
+        </w:rPr>
+        <w:t>separability and interpretability</w:t>
       </w:r>
       <w:r>
         <w:rPr>
@@ -5222,11 +6162,13 @@
     </w:p>
     <w:p>
       <w:pPr>
-        <w:spacing w:before="40" w:after="40" w:line="276" w:lineRule="auto"/>
+        <w:spacing w:before="80" w:after="94" w:line="276" w:lineRule="auto"/>
         <w:rPr>
           <w:rFonts w:ascii="Times New Roman" w:hAnsi="Times New Roman" w:cs="Times New Roman"/>
           <w:b/>
           <w:bCs/>
+          <w:sz w:val="22"/>
+          <w:szCs w:val="22"/>
         </w:rPr>
       </w:pPr>
       <w:r>
@@ -5234,29 +6176,55 @@
           <w:rFonts w:ascii="Times New Roman" w:hAnsi="Times New Roman" w:cs="Times New Roman"/>
           <w:b/>
           <w:bCs/>
-        </w:rPr>
-        <w:t xml:space="preserve">Client-facing API </w:t>
+          <w:sz w:val="22"/>
+          <w:szCs w:val="22"/>
+        </w:rPr>
+        <w:t>Client</w:t>
       </w:r>
       <w:r>
         <w:rPr>
           <w:rFonts w:ascii="Times New Roman" w:hAnsi="Times New Roman" w:cs="Times New Roman"/>
           <w:b/>
           <w:bCs/>
-        </w:rPr>
-        <w:t xml:space="preserve">and </w:t>
+          <w:sz w:val="22"/>
+          <w:szCs w:val="22"/>
+        </w:rPr>
+        <w:t xml:space="preserve"> </w:t>
       </w:r>
       <w:r>
         <w:rPr>
           <w:rFonts w:ascii="Times New Roman" w:hAnsi="Times New Roman" w:cs="Times New Roman"/>
           <w:b/>
           <w:bCs/>
+          <w:sz w:val="22"/>
+          <w:szCs w:val="22"/>
+        </w:rPr>
+        <w:t xml:space="preserve">facing API </w:t>
+      </w:r>
+      <w:r>
+        <w:rPr>
+          <w:rFonts w:ascii="Times New Roman" w:hAnsi="Times New Roman" w:cs="Times New Roman"/>
+          <w:b/>
+          <w:bCs/>
+          <w:sz w:val="22"/>
+          <w:szCs w:val="22"/>
+        </w:rPr>
+        <w:t xml:space="preserve">and </w:t>
+      </w:r>
+      <w:r>
+        <w:rPr>
+          <w:rFonts w:ascii="Times New Roman" w:hAnsi="Times New Roman" w:cs="Times New Roman"/>
+          <w:b/>
+          <w:bCs/>
+          <w:sz w:val="22"/>
+          <w:szCs w:val="22"/>
         </w:rPr>
         <w:t>Smoke Test</w:t>
       </w:r>
     </w:p>
     <w:p>
       <w:pPr>
-        <w:spacing w:before="40" w:after="40" w:line="276" w:lineRule="auto"/>
+        <w:spacing w:before="80" w:after="94" w:line="276" w:lineRule="auto"/>
         <w:jc w:val="both"/>
         <w:rPr>
           <w:rFonts w:ascii="Times New Roman" w:hAnsi="Times New Roman" w:cs="Times New Roman"/>
@@ -5286,7 +6254,15 @@
           <w:sz w:val="22"/>
           <w:szCs w:val="22"/>
         </w:rPr>
-        <w:t>API (</w:t>
+        <w:t xml:space="preserve">API </w:t>
+      </w:r>
+      <w:r>
+        <w:rPr>
+          <w:rFonts w:ascii="Times New Roman" w:hAnsi="Times New Roman" w:cs="Times New Roman"/>
+          <w:sz w:val="22"/>
+          <w:szCs w:val="22"/>
+        </w:rPr>
+        <w:t>“</w:t>
       </w:r>
       <w:proofErr w:type="spellStart"/>
       <w:r>
@@ -5330,7 +6306,7 @@
           <w:sz w:val="22"/>
           <w:szCs w:val="22"/>
         </w:rPr>
-        <w:t>)</w:t>
+        <w:t>”</w:t>
       </w:r>
       <w:r>
         <w:rPr>
@@ -5370,7 +6346,23 @@
           <w:sz w:val="22"/>
           <w:szCs w:val="22"/>
         </w:rPr>
-        <w:t xml:space="preserve">this function </w:t>
+        <w:t>this</w:t>
+      </w:r>
+      <w:r>
+        <w:rPr>
+          <w:rFonts w:ascii="Times New Roman" w:hAnsi="Times New Roman" w:cs="Times New Roman"/>
+          <w:sz w:val="22"/>
+          <w:szCs w:val="22"/>
+        </w:rPr>
+        <w:t xml:space="preserve"> API</w:t>
+      </w:r>
+      <w:r>
+        <w:rPr>
+          <w:rFonts w:ascii="Times New Roman" w:hAnsi="Times New Roman" w:cs="Times New Roman"/>
+          <w:sz w:val="22"/>
+          <w:szCs w:val="22"/>
+        </w:rPr>
+        <w:t xml:space="preserve"> </w:t>
       </w:r>
       <w:r>
         <w:rPr>
@@ -5394,15 +6386,31 @@
           <w:sz w:val="22"/>
           <w:szCs w:val="22"/>
         </w:rPr>
-        <w:t xml:space="preserve"> a </w:t>
-      </w:r>
-      <w:r>
-        <w:rPr>
-          <w:rFonts w:ascii="Times New Roman" w:hAnsi="Times New Roman" w:cs="Times New Roman"/>
-          <w:sz w:val="22"/>
-          <w:szCs w:val="22"/>
-        </w:rPr>
-        <w:t xml:space="preserve">business-friendly outputs, in the form of </w:t>
+        <w:t xml:space="preserve"> </w:t>
+      </w:r>
+      <w:r>
+        <w:rPr>
+          <w:rFonts w:ascii="Times New Roman" w:hAnsi="Times New Roman" w:cs="Times New Roman"/>
+          <w:sz w:val="22"/>
+          <w:szCs w:val="22"/>
+        </w:rPr>
+        <w:t>business</w:t>
+      </w:r>
+      <w:r>
+        <w:rPr>
+          <w:rFonts w:ascii="Times New Roman" w:hAnsi="Times New Roman" w:cs="Times New Roman"/>
+          <w:sz w:val="22"/>
+          <w:szCs w:val="22"/>
+        </w:rPr>
+        <w:t xml:space="preserve"> </w:t>
+      </w:r>
+      <w:r>
+        <w:rPr>
+          <w:rFonts w:ascii="Times New Roman" w:hAnsi="Times New Roman" w:cs="Times New Roman"/>
+          <w:sz w:val="22"/>
+          <w:szCs w:val="22"/>
+        </w:rPr>
+        <w:t xml:space="preserve">friendly outputs, in the form of </w:t>
       </w:r>
       <w:r>
         <w:rPr>
@@ -5428,7 +6436,23 @@
           <w:sz w:val="22"/>
           <w:szCs w:val="22"/>
         </w:rPr>
-        <w:t>. This output presents</w:t>
+        <w:t xml:space="preserve">. This </w:t>
+      </w:r>
+      <w:r>
+        <w:rPr>
+          <w:rFonts w:ascii="Times New Roman" w:hAnsi="Times New Roman" w:cs="Times New Roman"/>
+          <w:sz w:val="22"/>
+          <w:szCs w:val="22"/>
+        </w:rPr>
+        <w:t>table</w:t>
+      </w:r>
+      <w:r>
+        <w:rPr>
+          <w:rFonts w:ascii="Times New Roman" w:hAnsi="Times New Roman" w:cs="Times New Roman"/>
+          <w:sz w:val="22"/>
+          <w:szCs w:val="22"/>
+        </w:rPr>
+        <w:t xml:space="preserve"> presents</w:t>
       </w:r>
       <w:r>
         <w:rPr>
@@ -5477,6 +6501,14 @@
           <w:szCs w:val="22"/>
         </w:rPr>
         <w:t xml:space="preserve">. While risk levels thresholds have been calibrated from a technical perspective </w:t>
+      </w:r>
+      <w:r>
+        <w:rPr>
+          <w:rFonts w:ascii="Times New Roman" w:hAnsi="Times New Roman" w:cs="Times New Roman"/>
+          <w:sz w:val="22"/>
+          <w:szCs w:val="22"/>
+        </w:rPr>
+        <w:t xml:space="preserve">and set to default values: </w:t>
       </w:r>
       <w:r>
         <w:rPr>
@@ -5486,7 +6518,7 @@
           <w:sz w:val="22"/>
           <w:szCs w:val="22"/>
         </w:rPr>
-        <w:t>(High ≥ 0.80</w:t>
+        <w:t>High ≥ 0.80</w:t>
       </w:r>
       <w:r>
         <w:rPr>
@@ -5506,7 +6538,7 @@
           <w:sz w:val="22"/>
           <w:szCs w:val="22"/>
         </w:rPr>
-        <w:t xml:space="preserve"> Medium 0.30–0.80</w:t>
+        <w:t xml:space="preserve"> Medium 0.30</w:t>
       </w:r>
       <w:r>
         <w:rPr>
@@ -5516,7 +6548,7 @@
           <w:sz w:val="22"/>
           <w:szCs w:val="22"/>
         </w:rPr>
-        <w:t>,</w:t>
+        <w:t xml:space="preserve"> </w:t>
       </w:r>
       <w:r>
         <w:rPr>
@@ -5526,7 +6558,7 @@
           <w:sz w:val="22"/>
           <w:szCs w:val="22"/>
         </w:rPr>
-        <w:t xml:space="preserve"> Low</w:t>
+        <w:t>–</w:t>
       </w:r>
       <w:r>
         <w:rPr>
@@ -5546,25 +6578,63 @@
           <w:sz w:val="22"/>
           <w:szCs w:val="22"/>
         </w:rPr>
+        <w:t>0.80</w:t>
+      </w:r>
+      <w:r>
+        <w:rPr>
+          <w:rFonts w:ascii="Times New Roman" w:hAnsi="Times New Roman" w:cs="Times New Roman"/>
+          <w:i/>
+          <w:iCs/>
+          <w:sz w:val="22"/>
+          <w:szCs w:val="22"/>
+        </w:rPr>
+        <w:t xml:space="preserve"> and</w:t>
+      </w:r>
+      <w:r>
+        <w:rPr>
+          <w:rFonts w:ascii="Times New Roman" w:hAnsi="Times New Roman" w:cs="Times New Roman"/>
+          <w:i/>
+          <w:iCs/>
+          <w:sz w:val="22"/>
+          <w:szCs w:val="22"/>
+        </w:rPr>
+        <w:t xml:space="preserve"> Low</w:t>
+      </w:r>
+      <w:r>
+        <w:rPr>
+          <w:rFonts w:ascii="Times New Roman" w:hAnsi="Times New Roman" w:cs="Times New Roman"/>
+          <w:i/>
+          <w:iCs/>
+          <w:sz w:val="22"/>
+          <w:szCs w:val="22"/>
+        </w:rPr>
+        <w:t xml:space="preserve"> </w:t>
+      </w:r>
+      <w:r>
+        <w:rPr>
+          <w:rFonts w:ascii="Times New Roman" w:hAnsi="Times New Roman" w:cs="Times New Roman"/>
+          <w:i/>
+          <w:iCs/>
+          <w:sz w:val="22"/>
+          <w:szCs w:val="22"/>
+        </w:rPr>
         <w:t>&lt; 0.30</w:t>
       </w:r>
       <w:r>
         <w:rPr>
           <w:rFonts w:ascii="Times New Roman" w:hAnsi="Times New Roman" w:cs="Times New Roman"/>
-          <w:b/>
-          <w:bCs/>
-          <w:sz w:val="22"/>
-          <w:szCs w:val="22"/>
-        </w:rPr>
-        <w:t>)</w:t>
-      </w:r>
-      <w:r>
-        <w:rPr>
-          <w:rFonts w:ascii="Times New Roman" w:hAnsi="Times New Roman" w:cs="Times New Roman"/>
-          <w:sz w:val="22"/>
-          <w:szCs w:val="22"/>
-        </w:rPr>
-        <w:t xml:space="preserve"> the API allows the client</w:t>
+          <w:sz w:val="22"/>
+          <w:szCs w:val="22"/>
+        </w:rPr>
+        <w:t xml:space="preserve">, </w:t>
+      </w:r>
+      <w:r>
+        <w:rPr>
+          <w:rFonts w:ascii="Times New Roman" w:hAnsi="Times New Roman" w:cs="Times New Roman"/>
+          <w:sz w:val="22"/>
+          <w:szCs w:val="22"/>
+        </w:rPr>
+        <w:t>the API allows the client</w:t>
       </w:r>
       <w:r>
         <w:rPr>
@@ -5596,7 +6666,15 @@
           <w:sz w:val="22"/>
           <w:szCs w:val="22"/>
         </w:rPr>
-        <w:t>Following that, I conducted a</w:t>
+        <w:t>After that</w:t>
+      </w:r>
+      <w:r>
+        <w:rPr>
+          <w:rFonts w:ascii="Times New Roman" w:hAnsi="Times New Roman" w:cs="Times New Roman"/>
+          <w:sz w:val="22"/>
+          <w:szCs w:val="22"/>
+        </w:rPr>
+        <w:t xml:space="preserve"> I conducted a</w:t>
       </w:r>
       <w:r>
         <w:rPr>
@@ -5628,6 +6706,342 @@
           <w:sz w:val="22"/>
           <w:szCs w:val="22"/>
         </w:rPr>
+        <w:t xml:space="preserve"> </w:t>
+      </w:r>
+      <w:r>
+        <w:rPr>
+          <w:rFonts w:ascii="Times New Roman" w:hAnsi="Times New Roman" w:cs="Times New Roman"/>
+          <w:sz w:val="22"/>
+          <w:szCs w:val="22"/>
+        </w:rPr>
+        <w:t>sampl</w:t>
+      </w:r>
+      <w:r>
+        <w:rPr>
+          <w:rFonts w:ascii="Times New Roman" w:hAnsi="Times New Roman" w:cs="Times New Roman"/>
+          <w:sz w:val="22"/>
+          <w:szCs w:val="22"/>
+        </w:rPr>
+        <w:t xml:space="preserve">ing </w:t>
+      </w:r>
+      <w:r>
+        <w:rPr>
+          <w:rFonts w:ascii="Times New Roman" w:hAnsi="Times New Roman" w:cs="Times New Roman"/>
+          <w:sz w:val="22"/>
+          <w:szCs w:val="22"/>
+        </w:rPr>
+        <w:t>test rows across</w:t>
+      </w:r>
+      <w:r>
+        <w:rPr>
+          <w:rFonts w:ascii="Times New Roman" w:hAnsi="Times New Roman" w:cs="Times New Roman"/>
+          <w:sz w:val="22"/>
+          <w:szCs w:val="22"/>
+        </w:rPr>
+        <w:t xml:space="preserve"> all</w:t>
+      </w:r>
+      <w:r>
+        <w:rPr>
+          <w:rFonts w:ascii="Times New Roman" w:hAnsi="Times New Roman" w:cs="Times New Roman"/>
+          <w:sz w:val="22"/>
+          <w:szCs w:val="22"/>
+        </w:rPr>
+        <w:t xml:space="preserve"> </w:t>
+      </w:r>
+      <w:r>
+        <w:rPr>
+          <w:rFonts w:ascii="Times New Roman" w:hAnsi="Times New Roman" w:cs="Times New Roman"/>
+          <w:sz w:val="22"/>
+          <w:szCs w:val="22"/>
+        </w:rPr>
+        <w:t xml:space="preserve">Risk </w:t>
+      </w:r>
+      <w:r>
+        <w:rPr>
+          <w:rFonts w:ascii="Times New Roman" w:hAnsi="Times New Roman" w:cs="Times New Roman"/>
+          <w:sz w:val="22"/>
+          <w:szCs w:val="22"/>
+        </w:rPr>
+        <w:t>tiers High/</w:t>
+      </w:r>
+      <w:r>
+        <w:rPr>
+          <w:rFonts w:ascii="Times New Roman" w:hAnsi="Times New Roman" w:cs="Times New Roman"/>
+          <w:sz w:val="22"/>
+          <w:szCs w:val="22"/>
+        </w:rPr>
+        <w:t xml:space="preserve"> </w:t>
+      </w:r>
+      <w:r>
+        <w:rPr>
+          <w:rFonts w:ascii="Times New Roman" w:hAnsi="Times New Roman" w:cs="Times New Roman"/>
+          <w:sz w:val="22"/>
+          <w:szCs w:val="22"/>
+        </w:rPr>
+        <w:t>Medium/</w:t>
+      </w:r>
+      <w:r>
+        <w:rPr>
+          <w:rFonts w:ascii="Times New Roman" w:hAnsi="Times New Roman" w:cs="Times New Roman"/>
+          <w:sz w:val="22"/>
+          <w:szCs w:val="22"/>
+        </w:rPr>
+        <w:t xml:space="preserve"> </w:t>
+      </w:r>
+      <w:r>
+        <w:rPr>
+          <w:rFonts w:ascii="Times New Roman" w:hAnsi="Times New Roman" w:cs="Times New Roman"/>
+          <w:sz w:val="22"/>
+          <w:szCs w:val="22"/>
+        </w:rPr>
+        <w:t>Low</w:t>
+      </w:r>
+      <w:r>
+        <w:rPr>
+          <w:rFonts w:ascii="Times New Roman" w:hAnsi="Times New Roman" w:cs="Times New Roman"/>
+          <w:sz w:val="22"/>
+          <w:szCs w:val="22"/>
+        </w:rPr>
+        <w:t xml:space="preserve"> </w:t>
+      </w:r>
+      <w:r>
+        <w:rPr>
+          <w:rFonts w:ascii="Times New Roman" w:hAnsi="Times New Roman" w:cs="Times New Roman"/>
+          <w:sz w:val="22"/>
+          <w:szCs w:val="22"/>
+        </w:rPr>
+        <w:t xml:space="preserve">to assess </w:t>
+      </w:r>
+      <w:r>
+        <w:rPr>
+          <w:rFonts w:ascii="Times New Roman" w:hAnsi="Times New Roman" w:cs="Times New Roman"/>
+          <w:sz w:val="22"/>
+          <w:szCs w:val="22"/>
+        </w:rPr>
+        <w:t xml:space="preserve">the </w:t>
+      </w:r>
+      <w:r>
+        <w:rPr>
+          <w:rFonts w:ascii="Times New Roman" w:hAnsi="Times New Roman" w:cs="Times New Roman"/>
+          <w:sz w:val="22"/>
+          <w:szCs w:val="22"/>
+        </w:rPr>
+        <w:t>output</w:t>
+      </w:r>
+      <w:r>
+        <w:rPr>
+          <w:rFonts w:ascii="Times New Roman" w:hAnsi="Times New Roman" w:cs="Times New Roman"/>
+          <w:sz w:val="22"/>
+          <w:szCs w:val="22"/>
+        </w:rPr>
+        <w:t xml:space="preserve"> comprehensively.</w:t>
+      </w:r>
+      <w:r>
+        <w:rPr>
+          <w:rFonts w:ascii="Times New Roman" w:hAnsi="Times New Roman" w:cs="Times New Roman"/>
+          <w:sz w:val="22"/>
+          <w:szCs w:val="22"/>
+        </w:rPr>
+        <w:t xml:space="preserve"> </w:t>
+      </w:r>
+      <w:r>
+        <w:rPr>
+          <w:rFonts w:ascii="Times New Roman" w:hAnsi="Times New Roman" w:cs="Times New Roman"/>
+          <w:sz w:val="22"/>
+          <w:szCs w:val="22"/>
+        </w:rPr>
+        <w:t>A</w:t>
+      </w:r>
+      <w:r>
+        <w:rPr>
+          <w:rFonts w:ascii="Times New Roman" w:hAnsi="Times New Roman" w:cs="Times New Roman"/>
+          <w:sz w:val="22"/>
+          <w:szCs w:val="22"/>
+        </w:rPr>
+        <w:t>n example of the output is shown in Table 2 below</w:t>
+      </w:r>
+      <w:r>
+        <w:rPr>
+          <w:rFonts w:ascii="Times New Roman" w:hAnsi="Times New Roman" w:cs="Times New Roman"/>
+          <w:sz w:val="22"/>
+          <w:szCs w:val="22"/>
+        </w:rPr>
+        <w:t xml:space="preserve">. </w:t>
+      </w:r>
+      <w:r>
+        <w:rPr>
+          <w:rFonts w:ascii="Times New Roman" w:hAnsi="Times New Roman" w:cs="Times New Roman"/>
+          <w:sz w:val="22"/>
+          <w:szCs w:val="22"/>
+        </w:rPr>
+        <w:t>Th</w:t>
+      </w:r>
+      <w:r>
+        <w:rPr>
+          <w:rFonts w:ascii="Times New Roman" w:hAnsi="Times New Roman" w:cs="Times New Roman"/>
+          <w:sz w:val="22"/>
+          <w:szCs w:val="22"/>
+        </w:rPr>
+        <w:t>is</w:t>
+      </w:r>
+      <w:r>
+        <w:rPr>
+          <w:rFonts w:ascii="Times New Roman" w:hAnsi="Times New Roman" w:cs="Times New Roman"/>
+          <w:sz w:val="22"/>
+          <w:szCs w:val="22"/>
+        </w:rPr>
+        <w:t xml:space="preserve"> test</w:t>
+      </w:r>
+      <w:r>
+        <w:rPr>
+          <w:rFonts w:ascii="Times New Roman" w:hAnsi="Times New Roman" w:cs="Times New Roman"/>
+          <w:sz w:val="22"/>
+          <w:szCs w:val="22"/>
+        </w:rPr>
+        <w:t xml:space="preserve"> </w:t>
+      </w:r>
+      <w:r>
+        <w:rPr>
+          <w:rFonts w:ascii="Times New Roman" w:hAnsi="Times New Roman" w:cs="Times New Roman"/>
+          <w:sz w:val="22"/>
+          <w:szCs w:val="22"/>
+        </w:rPr>
+        <w:t>verifie</w:t>
+      </w:r>
+      <w:r>
+        <w:rPr>
+          <w:rFonts w:ascii="Times New Roman" w:hAnsi="Times New Roman" w:cs="Times New Roman"/>
+          <w:sz w:val="22"/>
+          <w:szCs w:val="22"/>
+        </w:rPr>
+        <w:t>d</w:t>
+      </w:r>
+      <w:r>
+        <w:rPr>
+          <w:rFonts w:ascii="Times New Roman" w:hAnsi="Times New Roman" w:cs="Times New Roman"/>
+          <w:sz w:val="22"/>
+          <w:szCs w:val="22"/>
+        </w:rPr>
+        <w:t xml:space="preserve"> </w:t>
+      </w:r>
+      <w:r>
+        <w:rPr>
+          <w:rFonts w:ascii="Times New Roman" w:hAnsi="Times New Roman" w:cs="Times New Roman"/>
+          <w:sz w:val="22"/>
+          <w:szCs w:val="22"/>
+        </w:rPr>
+        <w:t>schema</w:t>
+      </w:r>
+      <w:r>
+        <w:rPr>
+          <w:rFonts w:ascii="Times New Roman" w:hAnsi="Times New Roman" w:cs="Times New Roman"/>
+          <w:sz w:val="22"/>
+          <w:szCs w:val="22"/>
+        </w:rPr>
+        <w:t xml:space="preserve"> and </w:t>
+      </w:r>
+      <w:r>
+        <w:rPr>
+          <w:rFonts w:ascii="Times New Roman" w:hAnsi="Times New Roman" w:cs="Times New Roman"/>
+          <w:sz w:val="22"/>
+          <w:szCs w:val="22"/>
+        </w:rPr>
+        <w:t>coverage</w:t>
+      </w:r>
+      <w:r>
+        <w:rPr>
+          <w:rFonts w:ascii="Times New Roman" w:hAnsi="Times New Roman" w:cs="Times New Roman"/>
+          <w:sz w:val="22"/>
+          <w:szCs w:val="22"/>
+        </w:rPr>
+        <w:t xml:space="preserve">, it also confirmed that the </w:t>
+      </w:r>
+      <w:r>
+        <w:rPr>
+          <w:rFonts w:ascii="Times New Roman" w:hAnsi="Times New Roman" w:cs="Times New Roman"/>
+          <w:sz w:val="22"/>
+          <w:szCs w:val="22"/>
+        </w:rPr>
+        <w:t xml:space="preserve">calculated </w:t>
+      </w:r>
+      <w:r>
+        <w:rPr>
+          <w:rFonts w:ascii="Times New Roman" w:hAnsi="Times New Roman" w:cs="Times New Roman"/>
+          <w:sz w:val="22"/>
+          <w:szCs w:val="22"/>
+        </w:rPr>
+        <w:t>risk levels</w:t>
+      </w:r>
+      <w:r>
+        <w:rPr>
+          <w:rFonts w:ascii="Times New Roman" w:hAnsi="Times New Roman" w:cs="Times New Roman"/>
+          <w:sz w:val="22"/>
+          <w:szCs w:val="22"/>
+        </w:rPr>
+        <w:t xml:space="preserve"> match</w:t>
+      </w:r>
+      <w:r>
+        <w:rPr>
+          <w:rFonts w:ascii="Times New Roman" w:hAnsi="Times New Roman" w:cs="Times New Roman"/>
+          <w:sz w:val="22"/>
+          <w:szCs w:val="22"/>
+        </w:rPr>
+        <w:t>ed</w:t>
+      </w:r>
+      <w:r>
+        <w:rPr>
+          <w:rFonts w:ascii="Times New Roman" w:hAnsi="Times New Roman" w:cs="Times New Roman"/>
+          <w:sz w:val="22"/>
+          <w:szCs w:val="22"/>
+        </w:rPr>
+        <w:t xml:space="preserve"> </w:t>
+      </w:r>
+      <w:r>
+        <w:rPr>
+          <w:rFonts w:ascii="Times New Roman" w:hAnsi="Times New Roman" w:cs="Times New Roman"/>
+          <w:sz w:val="22"/>
+          <w:szCs w:val="22"/>
+        </w:rPr>
+        <w:t>the design, showcasing the</w:t>
+      </w:r>
+      <w:r>
+        <w:rPr>
+          <w:rFonts w:ascii="Times New Roman" w:hAnsi="Times New Roman" w:cs="Times New Roman"/>
+          <w:sz w:val="22"/>
+          <w:szCs w:val="22"/>
+        </w:rPr>
+        <w:t xml:space="preserve"> API</w:t>
+      </w:r>
+      <w:r>
+        <w:rPr>
+          <w:rFonts w:ascii="Times New Roman" w:hAnsi="Times New Roman" w:cs="Times New Roman"/>
+          <w:sz w:val="22"/>
+          <w:szCs w:val="22"/>
+        </w:rPr>
+        <w:t>’s</w:t>
+      </w:r>
+      <w:r>
+        <w:rPr>
+          <w:rFonts w:ascii="Times New Roman" w:hAnsi="Times New Roman" w:cs="Times New Roman"/>
+          <w:sz w:val="22"/>
+          <w:szCs w:val="22"/>
+        </w:rPr>
+        <w:t xml:space="preserve"> </w:t>
+      </w:r>
+      <w:r>
+        <w:rPr>
+          <w:rFonts w:ascii="Times New Roman" w:hAnsi="Times New Roman" w:cs="Times New Roman"/>
+          <w:sz w:val="22"/>
+          <w:szCs w:val="22"/>
+        </w:rPr>
+        <w:t>effectiveness</w:t>
+      </w:r>
+      <w:r>
+        <w:rPr>
+          <w:rFonts w:ascii="Times New Roman" w:hAnsi="Times New Roman" w:cs="Times New Roman"/>
+          <w:sz w:val="22"/>
+          <w:szCs w:val="22"/>
+        </w:rPr>
         <w:t xml:space="preserve">, </w:t>
       </w:r>
       <w:r>
@@ -5636,31 +7050,31 @@
           <w:sz w:val="22"/>
           <w:szCs w:val="22"/>
         </w:rPr>
-        <w:t>sampl</w:t>
-      </w:r>
-      <w:r>
-        <w:rPr>
-          <w:rFonts w:ascii="Times New Roman" w:hAnsi="Times New Roman" w:cs="Times New Roman"/>
-          <w:sz w:val="22"/>
-          <w:szCs w:val="22"/>
-        </w:rPr>
-        <w:t xml:space="preserve">ing </w:t>
-      </w:r>
-      <w:r>
-        <w:rPr>
-          <w:rFonts w:ascii="Times New Roman" w:hAnsi="Times New Roman" w:cs="Times New Roman"/>
-          <w:sz w:val="22"/>
-          <w:szCs w:val="22"/>
-        </w:rPr>
-        <w:t>test rows across</w:t>
-      </w:r>
-      <w:r>
-        <w:rPr>
-          <w:rFonts w:ascii="Times New Roman" w:hAnsi="Times New Roman" w:cs="Times New Roman"/>
-          <w:sz w:val="22"/>
-          <w:szCs w:val="22"/>
-        </w:rPr>
-        <w:t xml:space="preserve"> all</w:t>
+        <w:t>interpretability</w:t>
+      </w:r>
+      <w:r>
+        <w:rPr>
+          <w:rFonts w:ascii="Times New Roman" w:hAnsi="Times New Roman" w:cs="Times New Roman"/>
+          <w:sz w:val="22"/>
+          <w:szCs w:val="22"/>
+        </w:rPr>
+        <w:t xml:space="preserve"> and </w:t>
+      </w:r>
+      <w:r>
+        <w:rPr>
+          <w:rFonts w:ascii="Times New Roman" w:hAnsi="Times New Roman" w:cs="Times New Roman"/>
+          <w:sz w:val="22"/>
+          <w:szCs w:val="22"/>
+        </w:rPr>
+        <w:t>operation</w:t>
+      </w:r>
+      <w:r>
+        <w:rPr>
+          <w:rFonts w:ascii="Times New Roman" w:hAnsi="Times New Roman" w:cs="Times New Roman"/>
+          <w:sz w:val="22"/>
+          <w:szCs w:val="22"/>
+        </w:rPr>
+        <w:t>al</w:t>
       </w:r>
       <w:r>
         <w:rPr>
@@ -5676,236 +7090,28 @@
           <w:sz w:val="22"/>
           <w:szCs w:val="22"/>
         </w:rPr>
-        <w:t xml:space="preserve">Risk </w:t>
-      </w:r>
-      <w:r>
-        <w:rPr>
-          <w:rFonts w:ascii="Times New Roman" w:hAnsi="Times New Roman" w:cs="Times New Roman"/>
-          <w:sz w:val="22"/>
-          <w:szCs w:val="22"/>
-        </w:rPr>
-        <w:t>tiers High/Medium/Low</w:t>
-      </w:r>
-      <w:r>
-        <w:rPr>
-          <w:rFonts w:ascii="Times New Roman" w:hAnsi="Times New Roman" w:cs="Times New Roman"/>
-          <w:sz w:val="22"/>
-          <w:szCs w:val="22"/>
-        </w:rPr>
-        <w:t xml:space="preserve"> </w:t>
-      </w:r>
-      <w:r>
-        <w:rPr>
-          <w:rFonts w:ascii="Times New Roman" w:hAnsi="Times New Roman" w:cs="Times New Roman"/>
-          <w:sz w:val="22"/>
-          <w:szCs w:val="22"/>
-        </w:rPr>
-        <w:t xml:space="preserve">to assess </w:t>
-      </w:r>
-      <w:r>
-        <w:rPr>
-          <w:rFonts w:ascii="Times New Roman" w:hAnsi="Times New Roman" w:cs="Times New Roman"/>
-          <w:sz w:val="22"/>
-          <w:szCs w:val="22"/>
-        </w:rPr>
-        <w:t xml:space="preserve">the </w:t>
-      </w:r>
-      <w:r>
-        <w:rPr>
-          <w:rFonts w:ascii="Times New Roman" w:hAnsi="Times New Roman" w:cs="Times New Roman"/>
-          <w:sz w:val="22"/>
-          <w:szCs w:val="22"/>
-        </w:rPr>
-        <w:t>output</w:t>
-      </w:r>
-      <w:r>
-        <w:rPr>
-          <w:rFonts w:ascii="Times New Roman" w:hAnsi="Times New Roman" w:cs="Times New Roman"/>
-          <w:sz w:val="22"/>
-          <w:szCs w:val="22"/>
-        </w:rPr>
-        <w:t xml:space="preserve"> comprehensively.</w:t>
-      </w:r>
-      <w:r>
-        <w:rPr>
-          <w:rFonts w:ascii="Times New Roman" w:hAnsi="Times New Roman" w:cs="Times New Roman"/>
-          <w:sz w:val="22"/>
-          <w:szCs w:val="22"/>
-        </w:rPr>
-        <w:t xml:space="preserve"> </w:t>
-      </w:r>
-      <w:r>
-        <w:rPr>
-          <w:rFonts w:ascii="Times New Roman" w:hAnsi="Times New Roman" w:cs="Times New Roman"/>
-          <w:sz w:val="22"/>
-          <w:szCs w:val="22"/>
-        </w:rPr>
-        <w:t>A</w:t>
-      </w:r>
-      <w:r>
-        <w:rPr>
-          <w:rFonts w:ascii="Times New Roman" w:hAnsi="Times New Roman" w:cs="Times New Roman"/>
-          <w:sz w:val="22"/>
-          <w:szCs w:val="22"/>
-        </w:rPr>
-        <w:t>n example of the output is shown in Table 2 below</w:t>
-      </w:r>
-      <w:r>
-        <w:rPr>
-          <w:rFonts w:ascii="Times New Roman" w:hAnsi="Times New Roman" w:cs="Times New Roman"/>
-          <w:sz w:val="22"/>
-          <w:szCs w:val="22"/>
-        </w:rPr>
-        <w:t xml:space="preserve">. </w:t>
-      </w:r>
-      <w:r>
-        <w:rPr>
-          <w:rFonts w:ascii="Times New Roman" w:hAnsi="Times New Roman" w:cs="Times New Roman"/>
-          <w:sz w:val="22"/>
-          <w:szCs w:val="22"/>
-        </w:rPr>
-        <w:t>Th</w:t>
-      </w:r>
-      <w:r>
-        <w:rPr>
-          <w:rFonts w:ascii="Times New Roman" w:hAnsi="Times New Roman" w:cs="Times New Roman"/>
-          <w:sz w:val="22"/>
-          <w:szCs w:val="22"/>
-        </w:rPr>
-        <w:t>is</w:t>
-      </w:r>
-      <w:r>
-        <w:rPr>
-          <w:rFonts w:ascii="Times New Roman" w:hAnsi="Times New Roman" w:cs="Times New Roman"/>
-          <w:sz w:val="22"/>
-          <w:szCs w:val="22"/>
-        </w:rPr>
-        <w:t xml:space="preserve"> test</w:t>
-      </w:r>
-      <w:r>
-        <w:rPr>
-          <w:rFonts w:ascii="Times New Roman" w:hAnsi="Times New Roman" w:cs="Times New Roman"/>
-          <w:sz w:val="22"/>
-          <w:szCs w:val="22"/>
-        </w:rPr>
-        <w:t xml:space="preserve"> </w:t>
-      </w:r>
-      <w:r>
-        <w:rPr>
-          <w:rFonts w:ascii="Times New Roman" w:hAnsi="Times New Roman" w:cs="Times New Roman"/>
-          <w:sz w:val="22"/>
-          <w:szCs w:val="22"/>
-        </w:rPr>
-        <w:t>verifie</w:t>
-      </w:r>
-      <w:r>
-        <w:rPr>
-          <w:rFonts w:ascii="Times New Roman" w:hAnsi="Times New Roman" w:cs="Times New Roman"/>
-          <w:sz w:val="22"/>
-          <w:szCs w:val="22"/>
-        </w:rPr>
-        <w:t>d</w:t>
-      </w:r>
-      <w:r>
-        <w:rPr>
-          <w:rFonts w:ascii="Times New Roman" w:hAnsi="Times New Roman" w:cs="Times New Roman"/>
-          <w:sz w:val="22"/>
-          <w:szCs w:val="22"/>
-        </w:rPr>
-        <w:t xml:space="preserve"> </w:t>
-      </w:r>
-      <w:r>
-        <w:rPr>
-          <w:rFonts w:ascii="Times New Roman" w:hAnsi="Times New Roman" w:cs="Times New Roman"/>
-          <w:sz w:val="22"/>
-          <w:szCs w:val="22"/>
-        </w:rPr>
-        <w:t xml:space="preserve">schema, coverage and </w:t>
-      </w:r>
-      <w:r>
-        <w:rPr>
-          <w:rFonts w:ascii="Times New Roman" w:hAnsi="Times New Roman" w:cs="Times New Roman"/>
-          <w:sz w:val="22"/>
-          <w:szCs w:val="22"/>
-        </w:rPr>
-        <w:t xml:space="preserve">calculated </w:t>
-      </w:r>
-      <w:r>
-        <w:rPr>
-          <w:rFonts w:ascii="Times New Roman" w:hAnsi="Times New Roman" w:cs="Times New Roman"/>
-          <w:sz w:val="22"/>
-          <w:szCs w:val="22"/>
-        </w:rPr>
-        <w:t>risk levels</w:t>
-      </w:r>
-      <w:r>
-        <w:rPr>
-          <w:rFonts w:ascii="Times New Roman" w:hAnsi="Times New Roman" w:cs="Times New Roman"/>
-          <w:sz w:val="22"/>
-          <w:szCs w:val="22"/>
-        </w:rPr>
-        <w:t xml:space="preserve"> match</w:t>
-      </w:r>
-      <w:r>
-        <w:rPr>
-          <w:rFonts w:ascii="Times New Roman" w:hAnsi="Times New Roman" w:cs="Times New Roman"/>
-          <w:sz w:val="22"/>
-          <w:szCs w:val="22"/>
-        </w:rPr>
-        <w:t>ed</w:t>
-      </w:r>
-      <w:r>
-        <w:rPr>
-          <w:rFonts w:ascii="Times New Roman" w:hAnsi="Times New Roman" w:cs="Times New Roman"/>
-          <w:sz w:val="22"/>
-          <w:szCs w:val="22"/>
-        </w:rPr>
-        <w:t xml:space="preserve"> </w:t>
-      </w:r>
-      <w:r>
-        <w:rPr>
-          <w:rFonts w:ascii="Times New Roman" w:hAnsi="Times New Roman" w:cs="Times New Roman"/>
-          <w:sz w:val="22"/>
-          <w:szCs w:val="22"/>
-        </w:rPr>
-        <w:t>the design, showcasing that the</w:t>
-      </w:r>
-      <w:r>
-        <w:rPr>
-          <w:rFonts w:ascii="Times New Roman" w:hAnsi="Times New Roman" w:cs="Times New Roman"/>
-          <w:sz w:val="22"/>
-          <w:szCs w:val="22"/>
-        </w:rPr>
-        <w:t xml:space="preserve"> API is simple, interpretable and </w:t>
-      </w:r>
-      <w:r>
-        <w:rPr>
-          <w:rFonts w:ascii="Times New Roman" w:hAnsi="Times New Roman" w:cs="Times New Roman"/>
-          <w:sz w:val="22"/>
-          <w:szCs w:val="22"/>
-        </w:rPr>
-        <w:t xml:space="preserve">operation </w:t>
-      </w:r>
-      <w:r>
-        <w:rPr>
-          <w:rFonts w:ascii="Times New Roman" w:hAnsi="Times New Roman" w:cs="Times New Roman"/>
-          <w:sz w:val="22"/>
-          <w:szCs w:val="22"/>
-        </w:rPr>
-        <w:t>ready.</w:t>
+        <w:t>readiness</w:t>
+      </w:r>
+      <w:r>
+        <w:rPr>
+          <w:rFonts w:ascii="Times New Roman" w:hAnsi="Times New Roman" w:cs="Times New Roman"/>
+          <w:sz w:val="22"/>
+          <w:szCs w:val="22"/>
+        </w:rPr>
+        <w:t>.</w:t>
       </w:r>
     </w:p>
     <w:p>
       <w:pPr>
         <w:pStyle w:val="Caption"/>
         <w:keepNext/>
-        <w:spacing w:before="40" w:after="40"/>
+        <w:spacing w:before="80" w:after="94" w:line="276" w:lineRule="auto"/>
         <w:rPr>
           <w:rFonts w:ascii="Times New Roman" w:hAnsi="Times New Roman" w:cs="Times New Roman"/>
           <w:i w:val="0"/>
           <w:iCs w:val="0"/>
-          <w:sz w:val="20"/>
-          <w:szCs w:val="20"/>
+          <w:sz w:val="22"/>
+          <w:szCs w:val="22"/>
         </w:rPr>
       </w:pPr>
       <w:r>
@@ -5913,8 +7119,8 @@
           <w:rFonts w:ascii="Times New Roman" w:hAnsi="Times New Roman" w:cs="Times New Roman"/>
           <w:i w:val="0"/>
           <w:iCs w:val="0"/>
-          <w:sz w:val="20"/>
-          <w:szCs w:val="20"/>
+          <w:sz w:val="22"/>
+          <w:szCs w:val="22"/>
         </w:rPr>
         <w:t xml:space="preserve">Table </w:t>
       </w:r>
@@ -5923,8 +7129,8 @@
           <w:rFonts w:ascii="Times New Roman" w:hAnsi="Times New Roman" w:cs="Times New Roman"/>
           <w:i w:val="0"/>
           <w:iCs w:val="0"/>
-          <w:sz w:val="20"/>
-          <w:szCs w:val="20"/>
+          <w:sz w:val="22"/>
+          <w:szCs w:val="22"/>
         </w:rPr>
         <w:fldChar w:fldCharType="begin"/>
       </w:r>
@@ -5933,8 +7139,8 @@
           <w:rFonts w:ascii="Times New Roman" w:hAnsi="Times New Roman" w:cs="Times New Roman"/>
           <w:i w:val="0"/>
           <w:iCs w:val="0"/>
-          <w:sz w:val="20"/>
-          <w:szCs w:val="20"/>
+          <w:sz w:val="22"/>
+          <w:szCs w:val="22"/>
         </w:rPr>
         <w:instrText xml:space="preserve"> SEQ Table \* ARABIC </w:instrText>
       </w:r>
@@ -5943,8 +7149,8 @@
           <w:rFonts w:ascii="Times New Roman" w:hAnsi="Times New Roman" w:cs="Times New Roman"/>
           <w:i w:val="0"/>
           <w:iCs w:val="0"/>
-          <w:sz w:val="20"/>
-          <w:szCs w:val="20"/>
+          <w:sz w:val="22"/>
+          <w:szCs w:val="22"/>
         </w:rPr>
         <w:fldChar w:fldCharType="separate"/>
       </w:r>
@@ -5954,8 +7160,8 @@
           <w:i w:val="0"/>
           <w:iCs w:val="0"/>
           <w:noProof/>
-          <w:sz w:val="20"/>
-          <w:szCs w:val="20"/>
+          <w:sz w:val="22"/>
+          <w:szCs w:val="22"/>
         </w:rPr>
         <w:t>2</w:t>
       </w:r>
@@ -5964,8 +7170,8 @@
           <w:rFonts w:ascii="Times New Roman" w:hAnsi="Times New Roman" w:cs="Times New Roman"/>
           <w:i w:val="0"/>
           <w:iCs w:val="0"/>
-          <w:sz w:val="20"/>
-          <w:szCs w:val="20"/>
+          <w:sz w:val="22"/>
+          <w:szCs w:val="22"/>
         </w:rPr>
         <w:fldChar w:fldCharType="end"/>
       </w:r>
@@ -5974,50 +7180,80 @@
           <w:rFonts w:ascii="Times New Roman" w:hAnsi="Times New Roman" w:cs="Times New Roman"/>
           <w:i w:val="0"/>
           <w:iCs w:val="0"/>
-          <w:sz w:val="20"/>
-          <w:szCs w:val="20"/>
-        </w:rPr>
-        <w:t xml:space="preserve"> Example of Fraud Risk Assessment API output (Fraud probability, risk level, indicator and recommended action)</w:t>
+          <w:sz w:val="22"/>
+          <w:szCs w:val="22"/>
+        </w:rPr>
+        <w:t xml:space="preserve"> Example of Fraud Risk Assessment API output </w:t>
+      </w:r>
+      <w:r>
+        <w:rPr>
+          <w:rFonts w:ascii="Times New Roman" w:hAnsi="Times New Roman" w:cs="Times New Roman"/>
+          <w:i w:val="0"/>
+          <w:iCs w:val="0"/>
+          <w:sz w:val="22"/>
+          <w:szCs w:val="22"/>
+        </w:rPr>
+        <w:t xml:space="preserve">including </w:t>
+      </w:r>
+      <w:r>
+        <w:rPr>
+          <w:rFonts w:ascii="Times New Roman" w:hAnsi="Times New Roman" w:cs="Times New Roman"/>
+          <w:i w:val="0"/>
+          <w:iCs w:val="0"/>
+          <w:sz w:val="22"/>
+          <w:szCs w:val="22"/>
+        </w:rPr>
+        <w:t>Fraud probability, risk level, indicator and action</w:t>
+      </w:r>
+      <w:r>
+        <w:rPr>
+          <w:rFonts w:ascii="Times New Roman" w:hAnsi="Times New Roman" w:cs="Times New Roman"/>
+          <w:i w:val="0"/>
+          <w:iCs w:val="0"/>
+          <w:sz w:val="22"/>
+          <w:szCs w:val="22"/>
+        </w:rPr>
+        <w:t>.</w:t>
       </w:r>
     </w:p>
     <w:tbl>
       <w:tblPr>
         <w:tblStyle w:val="ListTable3-Accent1"/>
-        <w:tblW w:w="9776" w:type="dxa"/>
+        <w:tblW w:w="10485" w:type="dxa"/>
         <w:tblLook w:val="04A0" w:firstRow="1" w:lastRow="0" w:firstColumn="1" w:lastColumn="0" w:noHBand="0" w:noVBand="1"/>
       </w:tblPr>
       <w:tblGrid>
-        <w:gridCol w:w="1522"/>
-        <w:gridCol w:w="1450"/>
-        <w:gridCol w:w="894"/>
-        <w:gridCol w:w="1091"/>
-        <w:gridCol w:w="1277"/>
-        <w:gridCol w:w="3542"/>
+        <w:gridCol w:w="1671"/>
+        <w:gridCol w:w="1592"/>
+        <w:gridCol w:w="981"/>
+        <w:gridCol w:w="1198"/>
+        <w:gridCol w:w="1402"/>
+        <w:gridCol w:w="3641"/>
       </w:tblGrid>
       <w:tr>
         <w:trPr>
           <w:cnfStyle w:val="100000000000" w:firstRow="1" w:lastRow="0" w:firstColumn="0" w:lastColumn="0" w:oddVBand="0" w:evenVBand="0" w:oddHBand="0" w:evenHBand="0" w:firstRowFirstColumn="0" w:firstRowLastColumn="0" w:lastRowFirstColumn="0" w:lastRowLastColumn="0"/>
-          <w:trHeight w:val="300"/>
+          <w:trHeight w:val="333"/>
         </w:trPr>
         <w:tc>
           <w:tcPr>
             <w:cnfStyle w:val="001000000100" w:firstRow="0" w:lastRow="0" w:firstColumn="1" w:lastColumn="0" w:oddVBand="0" w:evenVBand="0" w:oddHBand="0" w:evenHBand="0" w:firstRowFirstColumn="1" w:firstRowLastColumn="0" w:lastRowFirstColumn="0" w:lastRowLastColumn="0"/>
-            <w:tcW w:w="1522" w:type="dxa"/>
+            <w:tcW w:w="1671" w:type="dxa"/>
             <w:noWrap/>
             <w:vAlign w:val="center"/>
             <w:hideMark/>
           </w:tcPr>
           <w:p>
             <w:pPr>
-              <w:spacing w:before="40" w:after="40"/>
+              <w:spacing w:before="80" w:after="94" w:line="276" w:lineRule="auto"/>
               <w:jc w:val="center"/>
               <w:rPr>
                 <w:rFonts w:ascii="Times New Roman" w:eastAsia="Times New Roman" w:hAnsi="Times New Roman" w:cs="Times New Roman"/>
                 <w:b w:val="0"/>
                 <w:bCs w:val="0"/>
                 <w:kern w:val="0"/>
-                <w:sz w:val="20"/>
-                <w:szCs w:val="20"/>
+                <w:sz w:val="18"/>
+                <w:szCs w:val="18"/>
                 <w:lang w:eastAsia="en-GB"/>
                 <w14:ligatures w14:val="none"/>
               </w:rPr>
@@ -6028,8 +7264,8 @@
                 <w:b w:val="0"/>
                 <w:bCs w:val="0"/>
                 <w:kern w:val="0"/>
-                <w:sz w:val="20"/>
-                <w:szCs w:val="20"/>
+                <w:sz w:val="18"/>
+                <w:szCs w:val="18"/>
                 <w:lang w:eastAsia="en-GB"/>
                 <w14:ligatures w14:val="none"/>
               </w:rPr>
@@ -6039,14 +7275,14 @@
         </w:tc>
         <w:tc>
           <w:tcPr>
-            <w:tcW w:w="1450" w:type="dxa"/>
+            <w:tcW w:w="1592" w:type="dxa"/>
             <w:noWrap/>
             <w:vAlign w:val="center"/>
             <w:hideMark/>
           </w:tcPr>
           <w:p>
             <w:pPr>
-              <w:spacing w:before="40" w:after="40"/>
+              <w:spacing w:before="80" w:after="94" w:line="276" w:lineRule="auto"/>
               <w:jc w:val="center"/>
               <w:cnfStyle w:val="100000000000" w:firstRow="1" w:lastRow="0" w:firstColumn="0" w:lastColumn="0" w:oddVBand="0" w:evenVBand="0" w:oddHBand="0" w:evenHBand="0" w:firstRowFirstColumn="0" w:firstRowLastColumn="0" w:lastRowFirstColumn="0" w:lastRowLastColumn="0"/>
               <w:rPr>
@@ -6054,8 +7290,8 @@
                 <w:b w:val="0"/>
                 <w:bCs w:val="0"/>
                 <w:kern w:val="0"/>
-                <w:sz w:val="20"/>
-                <w:szCs w:val="20"/>
+                <w:sz w:val="18"/>
+                <w:szCs w:val="18"/>
                 <w:lang w:eastAsia="en-GB"/>
                 <w14:ligatures w14:val="none"/>
               </w:rPr>
@@ -6066,8 +7302,8 @@
                 <w:b w:val="0"/>
                 <w:bCs w:val="0"/>
                 <w:kern w:val="0"/>
-                <w:sz w:val="20"/>
-                <w:szCs w:val="20"/>
+                <w:sz w:val="18"/>
+                <w:szCs w:val="18"/>
                 <w:lang w:eastAsia="en-GB"/>
                 <w14:ligatures w14:val="none"/>
               </w:rPr>
@@ -6077,14 +7313,14 @@
         </w:tc>
         <w:tc>
           <w:tcPr>
-            <w:tcW w:w="894" w:type="dxa"/>
+            <w:tcW w:w="981" w:type="dxa"/>
             <w:noWrap/>
             <w:vAlign w:val="center"/>
             <w:hideMark/>
           </w:tcPr>
           <w:p>
             <w:pPr>
-              <w:spacing w:before="40" w:after="40"/>
+              <w:spacing w:before="80" w:after="94" w:line="276" w:lineRule="auto"/>
               <w:jc w:val="center"/>
               <w:cnfStyle w:val="100000000000" w:firstRow="1" w:lastRow="0" w:firstColumn="0" w:lastColumn="0" w:oddVBand="0" w:evenVBand="0" w:oddHBand="0" w:evenHBand="0" w:firstRowFirstColumn="0" w:firstRowLastColumn="0" w:lastRowFirstColumn="0" w:lastRowLastColumn="0"/>
               <w:rPr>
@@ -6092,8 +7328,8 @@
                 <w:b w:val="0"/>
                 <w:bCs w:val="0"/>
                 <w:kern w:val="0"/>
-                <w:sz w:val="20"/>
-                <w:szCs w:val="20"/>
+                <w:sz w:val="18"/>
+                <w:szCs w:val="18"/>
                 <w:lang w:eastAsia="en-GB"/>
                 <w14:ligatures w14:val="none"/>
               </w:rPr>
@@ -6104,8 +7340,8 @@
                 <w:b w:val="0"/>
                 <w:bCs w:val="0"/>
                 <w:kern w:val="0"/>
-                <w:sz w:val="20"/>
-                <w:szCs w:val="20"/>
+                <w:sz w:val="18"/>
+                <w:szCs w:val="18"/>
                 <w:lang w:eastAsia="en-GB"/>
                 <w14:ligatures w14:val="none"/>
               </w:rPr>
@@ -6115,14 +7351,14 @@
         </w:tc>
         <w:tc>
           <w:tcPr>
-            <w:tcW w:w="1091" w:type="dxa"/>
+            <w:tcW w:w="1198" w:type="dxa"/>
             <w:noWrap/>
             <w:vAlign w:val="center"/>
             <w:hideMark/>
           </w:tcPr>
           <w:p>
             <w:pPr>
-              <w:spacing w:before="40" w:after="40"/>
+              <w:spacing w:before="80" w:after="94" w:line="276" w:lineRule="auto"/>
               <w:jc w:val="center"/>
               <w:cnfStyle w:val="100000000000" w:firstRow="1" w:lastRow="0" w:firstColumn="0" w:lastColumn="0" w:oddVBand="0" w:evenVBand="0" w:oddHBand="0" w:evenHBand="0" w:firstRowFirstColumn="0" w:firstRowLastColumn="0" w:lastRowFirstColumn="0" w:lastRowLastColumn="0"/>
               <w:rPr>
@@ -6130,8 +7366,8 @@
                 <w:b w:val="0"/>
                 <w:bCs w:val="0"/>
                 <w:kern w:val="0"/>
-                <w:sz w:val="20"/>
-                <w:szCs w:val="20"/>
+                <w:sz w:val="18"/>
+                <w:szCs w:val="18"/>
                 <w:lang w:eastAsia="en-GB"/>
                 <w14:ligatures w14:val="none"/>
               </w:rPr>
@@ -6142,8 +7378,8 @@
                 <w:b w:val="0"/>
                 <w:bCs w:val="0"/>
                 <w:kern w:val="0"/>
-                <w:sz w:val="20"/>
-                <w:szCs w:val="20"/>
+                <w:sz w:val="18"/>
+                <w:szCs w:val="18"/>
                 <w:lang w:eastAsia="en-GB"/>
                 <w14:ligatures w14:val="none"/>
               </w:rPr>
@@ -6153,14 +7389,14 @@
         </w:tc>
         <w:tc>
           <w:tcPr>
-            <w:tcW w:w="1277" w:type="dxa"/>
+            <w:tcW w:w="1402" w:type="dxa"/>
             <w:noWrap/>
             <w:vAlign w:val="center"/>
             <w:hideMark/>
           </w:tcPr>
           <w:p>
             <w:pPr>
-              <w:spacing w:before="40" w:after="40"/>
+              <w:spacing w:before="80" w:after="94" w:line="276" w:lineRule="auto"/>
               <w:jc w:val="center"/>
               <w:cnfStyle w:val="100000000000" w:firstRow="1" w:lastRow="0" w:firstColumn="0" w:lastColumn="0" w:oddVBand="0" w:evenVBand="0" w:oddHBand="0" w:evenHBand="0" w:firstRowFirstColumn="0" w:firstRowLastColumn="0" w:lastRowFirstColumn="0" w:lastRowLastColumn="0"/>
               <w:rPr>
@@ -6168,8 +7404,8 @@
                 <w:b w:val="0"/>
                 <w:bCs w:val="0"/>
                 <w:kern w:val="0"/>
-                <w:sz w:val="20"/>
-                <w:szCs w:val="20"/>
+                <w:sz w:val="18"/>
+                <w:szCs w:val="18"/>
                 <w:lang w:eastAsia="en-GB"/>
                 <w14:ligatures w14:val="none"/>
               </w:rPr>
@@ -6180,8 +7416,8 @@
                 <w:b w:val="0"/>
                 <w:bCs w:val="0"/>
                 <w:kern w:val="0"/>
-                <w:sz w:val="20"/>
-                <w:szCs w:val="20"/>
+                <w:sz w:val="18"/>
+                <w:szCs w:val="18"/>
                 <w:lang w:eastAsia="en-GB"/>
                 <w14:ligatures w14:val="none"/>
               </w:rPr>
@@ -6191,14 +7427,14 @@
         </w:tc>
         <w:tc>
           <w:tcPr>
-            <w:tcW w:w="3542" w:type="dxa"/>
+            <w:tcW w:w="3641" w:type="dxa"/>
             <w:noWrap/>
             <w:vAlign w:val="center"/>
             <w:hideMark/>
           </w:tcPr>
           <w:p>
             <w:pPr>
-              <w:spacing w:before="40" w:after="40"/>
+              <w:spacing w:before="80" w:after="94" w:line="276" w:lineRule="auto"/>
               <w:jc w:val="center"/>
               <w:cnfStyle w:val="100000000000" w:firstRow="1" w:lastRow="0" w:firstColumn="0" w:lastColumn="0" w:oddVBand="0" w:evenVBand="0" w:oddHBand="0" w:evenHBand="0" w:firstRowFirstColumn="0" w:firstRowLastColumn="0" w:lastRowFirstColumn="0" w:lastRowLastColumn="0"/>
               <w:rPr>
@@ -6206,8 +7442,8 @@
                 <w:b w:val="0"/>
                 <w:bCs w:val="0"/>
                 <w:kern w:val="0"/>
-                <w:sz w:val="20"/>
-                <w:szCs w:val="20"/>
+                <w:sz w:val="18"/>
+                <w:szCs w:val="18"/>
                 <w:lang w:eastAsia="en-GB"/>
                 <w14:ligatures w14:val="none"/>
               </w:rPr>
@@ -6218,8 +7454,8 @@
                 <w:b w:val="0"/>
                 <w:bCs w:val="0"/>
                 <w:kern w:val="0"/>
-                <w:sz w:val="20"/>
-                <w:szCs w:val="20"/>
+                <w:sz w:val="18"/>
+                <w:szCs w:val="18"/>
                 <w:lang w:eastAsia="en-GB"/>
                 <w14:ligatures w14:val="none"/>
               </w:rPr>
@@ -6231,19 +7467,19 @@
       <w:tr>
         <w:trPr>
           <w:cnfStyle w:val="000000100000" w:firstRow="0" w:lastRow="0" w:firstColumn="0" w:lastColumn="0" w:oddVBand="0" w:evenVBand="0" w:oddHBand="1" w:evenHBand="0" w:firstRowFirstColumn="0" w:firstRowLastColumn="0" w:lastRowFirstColumn="0" w:lastRowLastColumn="0"/>
-          <w:trHeight w:val="300"/>
+          <w:trHeight w:val="333"/>
         </w:trPr>
         <w:tc>
           <w:tcPr>
             <w:cnfStyle w:val="001000000000" w:firstRow="0" w:lastRow="0" w:firstColumn="1" w:lastColumn="0" w:oddVBand="0" w:evenVBand="0" w:oddHBand="0" w:evenHBand="0" w:firstRowFirstColumn="0" w:firstRowLastColumn="0" w:lastRowFirstColumn="0" w:lastRowLastColumn="0"/>
-            <w:tcW w:w="1522" w:type="dxa"/>
+            <w:tcW w:w="1671" w:type="dxa"/>
             <w:noWrap/>
             <w:vAlign w:val="center"/>
             <w:hideMark/>
           </w:tcPr>
           <w:p>
             <w:pPr>
-              <w:spacing w:before="40" w:after="40"/>
+              <w:spacing w:before="80" w:after="94" w:line="276" w:lineRule="auto"/>
               <w:jc w:val="center"/>
               <w:rPr>
                 <w:rFonts w:ascii="Times New Roman" w:eastAsia="Times New Roman" w:hAnsi="Times New Roman" w:cs="Times New Roman"/>
@@ -6251,8 +7487,8 @@
                 <w:bCs w:val="0"/>
                 <w:color w:val="000000"/>
                 <w:kern w:val="0"/>
-                <w:sz w:val="20"/>
-                <w:szCs w:val="20"/>
+                <w:sz w:val="18"/>
+                <w:szCs w:val="18"/>
                 <w:lang w:eastAsia="en-GB"/>
                 <w14:ligatures w14:val="none"/>
               </w:rPr>
@@ -6264,8 +7500,8 @@
                 <w:bCs w:val="0"/>
                 <w:color w:val="000000"/>
                 <w:kern w:val="0"/>
-                <w:sz w:val="20"/>
-                <w:szCs w:val="20"/>
+                <w:sz w:val="18"/>
+                <w:szCs w:val="18"/>
                 <w:lang w:eastAsia="en-GB"/>
                 <w14:ligatures w14:val="none"/>
               </w:rPr>
@@ -6275,122 +7511,14 @@
         </w:tc>
         <w:tc>
           <w:tcPr>
-            <w:tcW w:w="1450" w:type="dxa"/>
+            <w:tcW w:w="1592" w:type="dxa"/>
             <w:noWrap/>
             <w:vAlign w:val="center"/>
             <w:hideMark/>
           </w:tcPr>
           <w:p>
             <w:pPr>
-              <w:spacing w:before="40" w:after="40"/>
-              <w:jc w:val="center"/>
-              <w:cnfStyle w:val="000000100000" w:firstRow="0" w:lastRow="0" w:firstColumn="0" w:lastColumn="0" w:oddVBand="0" w:evenVBand="0" w:oddHBand="1" w:evenHBand="0" w:firstRowFirstColumn="0" w:firstRowLastColumn="0" w:lastRowFirstColumn="0" w:lastRowLastColumn="0"/>
-              <w:rPr>
-                <w:rFonts w:ascii="Times New Roman" w:eastAsia="Times New Roman" w:hAnsi="Times New Roman" w:cs="Times New Roman"/>
-                <w:color w:val="000000"/>
-                <w:kern w:val="0"/>
-                <w:sz w:val="20"/>
-                <w:szCs w:val="20"/>
-                <w:lang w:eastAsia="en-GB"/>
-                <w14:ligatures w14:val="none"/>
-              </w:rPr>
-            </w:pPr>
-            <w:r>
-              <w:rPr>
-                <w:rFonts w:ascii="Times New Roman" w:eastAsia="Times New Roman" w:hAnsi="Times New Roman" w:cs="Times New Roman"/>
-                <w:color w:val="000000"/>
-                <w:kern w:val="0"/>
-                <w:sz w:val="20"/>
-                <w:szCs w:val="20"/>
-                <w:lang w:eastAsia="en-GB"/>
-                <w14:ligatures w14:val="none"/>
-              </w:rPr>
-              <w:t>1</w:t>
-            </w:r>
-          </w:p>
-        </w:tc>
-        <w:tc>
-          <w:tcPr>
-            <w:tcW w:w="894" w:type="dxa"/>
-            <w:noWrap/>
-            <w:vAlign w:val="center"/>
-            <w:hideMark/>
-          </w:tcPr>
-          <w:p>
-            <w:pPr>
-              <w:spacing w:before="40" w:after="40"/>
-              <w:jc w:val="center"/>
-              <w:cnfStyle w:val="000000100000" w:firstRow="0" w:lastRow="0" w:firstColumn="0" w:lastColumn="0" w:oddVBand="0" w:evenVBand="0" w:oddHBand="1" w:evenHBand="0" w:firstRowFirstColumn="0" w:firstRowLastColumn="0" w:lastRowFirstColumn="0" w:lastRowLastColumn="0"/>
-              <w:rPr>
-                <w:rFonts w:ascii="Times New Roman" w:eastAsia="Times New Roman" w:hAnsi="Times New Roman" w:cs="Times New Roman"/>
-                <w:color w:val="000000"/>
-                <w:kern w:val="0"/>
-                <w:sz w:val="20"/>
-                <w:szCs w:val="20"/>
-                <w:lang w:eastAsia="en-GB"/>
-                <w14:ligatures w14:val="none"/>
-              </w:rPr>
-            </w:pPr>
-            <w:r>
-              <w:rPr>
-                <w:rFonts w:ascii="Times New Roman" w:eastAsia="Times New Roman" w:hAnsi="Times New Roman" w:cs="Times New Roman"/>
-                <w:color w:val="000000"/>
-                <w:kern w:val="0"/>
-                <w:sz w:val="20"/>
-                <w:szCs w:val="20"/>
-                <w:lang w:eastAsia="en-GB"/>
-                <w14:ligatures w14:val="none"/>
-              </w:rPr>
-              <w:t>High</w:t>
-            </w:r>
-          </w:p>
-        </w:tc>
-        <w:tc>
-          <w:tcPr>
-            <w:tcW w:w="1091" w:type="dxa"/>
-            <w:noWrap/>
-            <w:vAlign w:val="center"/>
-            <w:hideMark/>
-          </w:tcPr>
-          <w:p>
-            <w:pPr>
-              <w:spacing w:before="40" w:after="40"/>
-              <w:jc w:val="center"/>
-              <w:cnfStyle w:val="000000100000" w:firstRow="0" w:lastRow="0" w:firstColumn="0" w:lastColumn="0" w:oddVBand="0" w:evenVBand="0" w:oddHBand="1" w:evenHBand="0" w:firstRowFirstColumn="0" w:firstRowLastColumn="0" w:lastRowFirstColumn="0" w:lastRowLastColumn="0"/>
-              <w:rPr>
-                <w:rFonts w:ascii="Times New Roman" w:eastAsia="Times New Roman" w:hAnsi="Times New Roman" w:cs="Times New Roman"/>
-                <w:color w:val="000000"/>
-                <w:kern w:val="0"/>
-                <w:sz w:val="20"/>
-                <w:szCs w:val="20"/>
-                <w:lang w:eastAsia="en-GB"/>
-                <w14:ligatures w14:val="none"/>
-              </w:rPr>
-            </w:pPr>
-            <w:r>
-              <w:rPr>
-                <w:rFonts w:ascii="Times New Roman" w:eastAsia="Times New Roman" w:hAnsi="Times New Roman" w:cs="Times New Roman"/>
-                <w:color w:val="000000"/>
-                <w:kern w:val="0"/>
-                <w:sz w:val="20"/>
-                <w:szCs w:val="20"/>
-                <w:lang w:eastAsia="en-GB"/>
-                <w14:ligatures w14:val="none"/>
-              </w:rPr>
-              <w:t>Red</w:t>
-            </w:r>
-          </w:p>
-        </w:tc>
-        <w:tc>
-          <w:tcPr>
-            <w:tcW w:w="1277" w:type="dxa"/>
-            <w:noWrap/>
-            <w:vAlign w:val="center"/>
-            <w:hideMark/>
-          </w:tcPr>
-          <w:p>
-            <w:pPr>
-              <w:spacing w:before="40" w:after="40"/>
+              <w:spacing w:before="80" w:after="94" w:line="276" w:lineRule="auto"/>
               <w:jc w:val="center"/>
               <w:cnfStyle w:val="000000100000" w:firstRow="0" w:lastRow="0" w:firstColumn="0" w:lastColumn="0" w:oddVBand="0" w:evenVBand="0" w:oddHBand="1" w:evenHBand="0" w:firstRowFirstColumn="0" w:firstRowLastColumn="0" w:lastRowFirstColumn="0" w:lastRowLastColumn="0"/>
               <w:rPr>
@@ -6413,26 +7541,28 @@
                 <w:lang w:eastAsia="en-GB"/>
                 <w14:ligatures w14:val="none"/>
               </w:rPr>
-              <w:t>BLOCK</w:t>
+              <w:t>1</w:t>
             </w:r>
           </w:p>
         </w:tc>
         <w:tc>
           <w:tcPr>
-            <w:tcW w:w="3542" w:type="dxa"/>
+            <w:tcW w:w="981" w:type="dxa"/>
             <w:noWrap/>
+            <w:vAlign w:val="center"/>
             <w:hideMark/>
           </w:tcPr>
           <w:p>
             <w:pPr>
-              <w:spacing w:before="40" w:after="40"/>
+              <w:spacing w:before="80" w:after="94" w:line="276" w:lineRule="auto"/>
+              <w:jc w:val="center"/>
               <w:cnfStyle w:val="000000100000" w:firstRow="0" w:lastRow="0" w:firstColumn="0" w:lastColumn="0" w:oddVBand="0" w:evenVBand="0" w:oddHBand="1" w:evenHBand="0" w:firstRowFirstColumn="0" w:firstRowLastColumn="0" w:lastRowFirstColumn="0" w:lastRowLastColumn="0"/>
               <w:rPr>
                 <w:rFonts w:ascii="Times New Roman" w:eastAsia="Times New Roman" w:hAnsi="Times New Roman" w:cs="Times New Roman"/>
                 <w:color w:val="000000"/>
                 <w:kern w:val="0"/>
-                <w:sz w:val="20"/>
-                <w:szCs w:val="20"/>
+                <w:sz w:val="18"/>
+                <w:szCs w:val="18"/>
                 <w:lang w:eastAsia="en-GB"/>
                 <w14:ligatures w14:val="none"/>
               </w:rPr>
@@ -6442,8 +7572,114 @@
                 <w:rFonts w:ascii="Times New Roman" w:eastAsia="Times New Roman" w:hAnsi="Times New Roman" w:cs="Times New Roman"/>
                 <w:color w:val="000000"/>
                 <w:kern w:val="0"/>
-                <w:sz w:val="20"/>
-                <w:szCs w:val="20"/>
+                <w:sz w:val="18"/>
+                <w:szCs w:val="18"/>
+                <w:lang w:eastAsia="en-GB"/>
+                <w14:ligatures w14:val="none"/>
+              </w:rPr>
+              <w:t>High</w:t>
+            </w:r>
+          </w:p>
+        </w:tc>
+        <w:tc>
+          <w:tcPr>
+            <w:tcW w:w="1198" w:type="dxa"/>
+            <w:noWrap/>
+            <w:vAlign w:val="center"/>
+            <w:hideMark/>
+          </w:tcPr>
+          <w:p>
+            <w:pPr>
+              <w:spacing w:before="80" w:after="94" w:line="276" w:lineRule="auto"/>
+              <w:jc w:val="center"/>
+              <w:cnfStyle w:val="000000100000" w:firstRow="0" w:lastRow="0" w:firstColumn="0" w:lastColumn="0" w:oddVBand="0" w:evenVBand="0" w:oddHBand="1" w:evenHBand="0" w:firstRowFirstColumn="0" w:firstRowLastColumn="0" w:lastRowFirstColumn="0" w:lastRowLastColumn="0"/>
+              <w:rPr>
+                <w:rFonts w:ascii="Times New Roman" w:eastAsia="Times New Roman" w:hAnsi="Times New Roman" w:cs="Times New Roman"/>
+                <w:color w:val="000000"/>
+                <w:kern w:val="0"/>
+                <w:sz w:val="18"/>
+                <w:szCs w:val="18"/>
+                <w:lang w:eastAsia="en-GB"/>
+                <w14:ligatures w14:val="none"/>
+              </w:rPr>
+            </w:pPr>
+            <w:r>
+              <w:rPr>
+                <w:rFonts w:ascii="Times New Roman" w:eastAsia="Times New Roman" w:hAnsi="Times New Roman" w:cs="Times New Roman"/>
+                <w:color w:val="000000"/>
+                <w:kern w:val="0"/>
+                <w:sz w:val="18"/>
+                <w:szCs w:val="18"/>
+                <w:lang w:eastAsia="en-GB"/>
+                <w14:ligatures w14:val="none"/>
+              </w:rPr>
+              <w:t>Red</w:t>
+            </w:r>
+          </w:p>
+        </w:tc>
+        <w:tc>
+          <w:tcPr>
+            <w:tcW w:w="1402" w:type="dxa"/>
+            <w:noWrap/>
+            <w:vAlign w:val="center"/>
+            <w:hideMark/>
+          </w:tcPr>
+          <w:p>
+            <w:pPr>
+              <w:spacing w:before="80" w:after="94" w:line="276" w:lineRule="auto"/>
+              <w:jc w:val="center"/>
+              <w:cnfStyle w:val="000000100000" w:firstRow="0" w:lastRow="0" w:firstColumn="0" w:lastColumn="0" w:oddVBand="0" w:evenVBand="0" w:oddHBand="1" w:evenHBand="0" w:firstRowFirstColumn="0" w:firstRowLastColumn="0" w:lastRowFirstColumn="0" w:lastRowLastColumn="0"/>
+              <w:rPr>
+                <w:rFonts w:ascii="Times New Roman" w:eastAsia="Times New Roman" w:hAnsi="Times New Roman" w:cs="Times New Roman"/>
+                <w:color w:val="000000"/>
+                <w:kern w:val="0"/>
+                <w:sz w:val="16"/>
+                <w:szCs w:val="16"/>
+                <w:lang w:eastAsia="en-GB"/>
+                <w14:ligatures w14:val="none"/>
+              </w:rPr>
+            </w:pPr>
+            <w:r>
+              <w:rPr>
+                <w:rFonts w:ascii="Times New Roman" w:eastAsia="Times New Roman" w:hAnsi="Times New Roman" w:cs="Times New Roman"/>
+                <w:color w:val="000000"/>
+                <w:kern w:val="0"/>
+                <w:sz w:val="16"/>
+                <w:szCs w:val="16"/>
+                <w:lang w:eastAsia="en-GB"/>
+                <w14:ligatures w14:val="none"/>
+              </w:rPr>
+              <w:t>BLOCK</w:t>
+            </w:r>
+          </w:p>
+        </w:tc>
+        <w:tc>
+          <w:tcPr>
+            <w:tcW w:w="3641" w:type="dxa"/>
+            <w:noWrap/>
+            <w:hideMark/>
+          </w:tcPr>
+          <w:p>
+            <w:pPr>
+              <w:spacing w:before="80" w:after="94" w:line="276" w:lineRule="auto"/>
+              <w:cnfStyle w:val="000000100000" w:firstRow="0" w:lastRow="0" w:firstColumn="0" w:lastColumn="0" w:oddVBand="0" w:evenVBand="0" w:oddHBand="1" w:evenHBand="0" w:firstRowFirstColumn="0" w:firstRowLastColumn="0" w:lastRowFirstColumn="0" w:lastRowLastColumn="0"/>
+              <w:rPr>
+                <w:rFonts w:ascii="Times New Roman" w:eastAsia="Times New Roman" w:hAnsi="Times New Roman" w:cs="Times New Roman"/>
+                <w:color w:val="000000"/>
+                <w:kern w:val="0"/>
+                <w:sz w:val="18"/>
+                <w:szCs w:val="18"/>
+                <w:lang w:eastAsia="en-GB"/>
+                <w14:ligatures w14:val="none"/>
+              </w:rPr>
+            </w:pPr>
+            <w:r>
+              <w:rPr>
+                <w:rFonts w:ascii="Times New Roman" w:eastAsia="Times New Roman" w:hAnsi="Times New Roman" w:cs="Times New Roman"/>
+                <w:color w:val="000000"/>
+                <w:kern w:val="0"/>
+                <w:sz w:val="18"/>
+                <w:szCs w:val="18"/>
                 <w:lang w:eastAsia="en-GB"/>
                 <w14:ligatures w14:val="none"/>
               </w:rPr>
@@ -6454,19 +7690,19 @@
       </w:tr>
       <w:tr>
         <w:trPr>
-          <w:trHeight w:val="300"/>
+          <w:trHeight w:val="333"/>
         </w:trPr>
         <w:tc>
           <w:tcPr>
             <w:cnfStyle w:val="001000000000" w:firstRow="0" w:lastRow="0" w:firstColumn="1" w:lastColumn="0" w:oddVBand="0" w:evenVBand="0" w:oddHBand="0" w:evenHBand="0" w:firstRowFirstColumn="0" w:firstRowLastColumn="0" w:lastRowFirstColumn="0" w:lastRowLastColumn="0"/>
-            <w:tcW w:w="1522" w:type="dxa"/>
+            <w:tcW w:w="1671" w:type="dxa"/>
             <w:noWrap/>
             <w:vAlign w:val="center"/>
             <w:hideMark/>
           </w:tcPr>
           <w:p>
             <w:pPr>
-              <w:spacing w:before="40" w:after="40"/>
+              <w:spacing w:before="80" w:after="94" w:line="276" w:lineRule="auto"/>
               <w:jc w:val="center"/>
               <w:rPr>
                 <w:rFonts w:ascii="Times New Roman" w:eastAsia="Times New Roman" w:hAnsi="Times New Roman" w:cs="Times New Roman"/>
@@ -6474,8 +7710,8 @@
                 <w:bCs w:val="0"/>
                 <w:color w:val="000000"/>
                 <w:kern w:val="0"/>
-                <w:sz w:val="20"/>
-                <w:szCs w:val="20"/>
+                <w:sz w:val="18"/>
+                <w:szCs w:val="18"/>
                 <w:lang w:eastAsia="en-GB"/>
                 <w14:ligatures w14:val="none"/>
               </w:rPr>
@@ -6487,8 +7723,8 @@
                 <w:bCs w:val="0"/>
                 <w:color w:val="000000"/>
                 <w:kern w:val="0"/>
-                <w:sz w:val="20"/>
-                <w:szCs w:val="20"/>
+                <w:sz w:val="18"/>
+                <w:szCs w:val="18"/>
                 <w:lang w:eastAsia="en-GB"/>
                 <w14:ligatures w14:val="none"/>
               </w:rPr>
@@ -6498,122 +7734,14 @@
         </w:tc>
         <w:tc>
           <w:tcPr>
-            <w:tcW w:w="1450" w:type="dxa"/>
+            <w:tcW w:w="1592" w:type="dxa"/>
             <w:noWrap/>
             <w:vAlign w:val="center"/>
             <w:hideMark/>
           </w:tcPr>
           <w:p>
             <w:pPr>
-              <w:spacing w:before="40" w:after="40"/>
-              <w:jc w:val="center"/>
-              <w:cnfStyle w:val="000000000000" w:firstRow="0" w:lastRow="0" w:firstColumn="0" w:lastColumn="0" w:oddVBand="0" w:evenVBand="0" w:oddHBand="0" w:evenHBand="0" w:firstRowFirstColumn="0" w:firstRowLastColumn="0" w:lastRowFirstColumn="0" w:lastRowLastColumn="0"/>
-              <w:rPr>
-                <w:rFonts w:ascii="Times New Roman" w:eastAsia="Times New Roman" w:hAnsi="Times New Roman" w:cs="Times New Roman"/>
-                <w:color w:val="000000"/>
-                <w:kern w:val="0"/>
-                <w:sz w:val="20"/>
-                <w:szCs w:val="20"/>
-                <w:lang w:eastAsia="en-GB"/>
-                <w14:ligatures w14:val="none"/>
-              </w:rPr>
-            </w:pPr>
-            <w:r>
-              <w:rPr>
-                <w:rFonts w:ascii="Times New Roman" w:eastAsia="Times New Roman" w:hAnsi="Times New Roman" w:cs="Times New Roman"/>
-                <w:color w:val="000000"/>
-                <w:kern w:val="0"/>
-                <w:sz w:val="20"/>
-                <w:szCs w:val="20"/>
-                <w:lang w:eastAsia="en-GB"/>
-                <w14:ligatures w14:val="none"/>
-              </w:rPr>
-              <w:t>0.42</w:t>
-            </w:r>
-          </w:p>
-        </w:tc>
-        <w:tc>
-          <w:tcPr>
-            <w:tcW w:w="894" w:type="dxa"/>
-            <w:noWrap/>
-            <w:vAlign w:val="center"/>
-            <w:hideMark/>
-          </w:tcPr>
-          <w:p>
-            <w:pPr>
-              <w:spacing w:before="40" w:after="40"/>
-              <w:jc w:val="center"/>
-              <w:cnfStyle w:val="000000000000" w:firstRow="0" w:lastRow="0" w:firstColumn="0" w:lastColumn="0" w:oddVBand="0" w:evenVBand="0" w:oddHBand="0" w:evenHBand="0" w:firstRowFirstColumn="0" w:firstRowLastColumn="0" w:lastRowFirstColumn="0" w:lastRowLastColumn="0"/>
-              <w:rPr>
-                <w:rFonts w:ascii="Times New Roman" w:eastAsia="Times New Roman" w:hAnsi="Times New Roman" w:cs="Times New Roman"/>
-                <w:color w:val="000000"/>
-                <w:kern w:val="0"/>
-                <w:sz w:val="20"/>
-                <w:szCs w:val="20"/>
-                <w:lang w:eastAsia="en-GB"/>
-                <w14:ligatures w14:val="none"/>
-              </w:rPr>
-            </w:pPr>
-            <w:r>
-              <w:rPr>
-                <w:rFonts w:ascii="Times New Roman" w:eastAsia="Times New Roman" w:hAnsi="Times New Roman" w:cs="Times New Roman"/>
-                <w:color w:val="000000"/>
-                <w:kern w:val="0"/>
-                <w:sz w:val="20"/>
-                <w:szCs w:val="20"/>
-                <w:lang w:eastAsia="en-GB"/>
-                <w14:ligatures w14:val="none"/>
-              </w:rPr>
-              <w:t>Medium</w:t>
-            </w:r>
-          </w:p>
-        </w:tc>
-        <w:tc>
-          <w:tcPr>
-            <w:tcW w:w="1091" w:type="dxa"/>
-            <w:noWrap/>
-            <w:vAlign w:val="center"/>
-            <w:hideMark/>
-          </w:tcPr>
-          <w:p>
-            <w:pPr>
-              <w:spacing w:before="40" w:after="40"/>
-              <w:jc w:val="center"/>
-              <w:cnfStyle w:val="000000000000" w:firstRow="0" w:lastRow="0" w:firstColumn="0" w:lastColumn="0" w:oddVBand="0" w:evenVBand="0" w:oddHBand="0" w:evenHBand="0" w:firstRowFirstColumn="0" w:firstRowLastColumn="0" w:lastRowFirstColumn="0" w:lastRowLastColumn="0"/>
-              <w:rPr>
-                <w:rFonts w:ascii="Times New Roman" w:eastAsia="Times New Roman" w:hAnsi="Times New Roman" w:cs="Times New Roman"/>
-                <w:color w:val="000000"/>
-                <w:kern w:val="0"/>
-                <w:sz w:val="20"/>
-                <w:szCs w:val="20"/>
-                <w:lang w:eastAsia="en-GB"/>
-                <w14:ligatures w14:val="none"/>
-              </w:rPr>
-            </w:pPr>
-            <w:r>
-              <w:rPr>
-                <w:rFonts w:ascii="Times New Roman" w:eastAsia="Times New Roman" w:hAnsi="Times New Roman" w:cs="Times New Roman"/>
-                <w:color w:val="000000"/>
-                <w:kern w:val="0"/>
-                <w:sz w:val="20"/>
-                <w:szCs w:val="20"/>
-                <w:lang w:eastAsia="en-GB"/>
-                <w14:ligatures w14:val="none"/>
-              </w:rPr>
-              <w:t>Amber</w:t>
-            </w:r>
-          </w:p>
-        </w:tc>
-        <w:tc>
-          <w:tcPr>
-            <w:tcW w:w="1277" w:type="dxa"/>
-            <w:noWrap/>
-            <w:vAlign w:val="center"/>
-            <w:hideMark/>
-          </w:tcPr>
-          <w:p>
-            <w:pPr>
-              <w:spacing w:before="40" w:after="40"/>
+              <w:spacing w:before="80" w:after="94" w:line="276" w:lineRule="auto"/>
               <w:jc w:val="center"/>
               <w:cnfStyle w:val="000000000000" w:firstRow="0" w:lastRow="0" w:firstColumn="0" w:lastColumn="0" w:oddVBand="0" w:evenVBand="0" w:oddHBand="0" w:evenHBand="0" w:firstRowFirstColumn="0" w:firstRowLastColumn="0" w:lastRowFirstColumn="0" w:lastRowLastColumn="0"/>
               <w:rPr>
@@ -6636,26 +7764,28 @@
                 <w:lang w:eastAsia="en-GB"/>
                 <w14:ligatures w14:val="none"/>
               </w:rPr>
-              <w:t>REVIEW</w:t>
+              <w:t>0.42</w:t>
             </w:r>
           </w:p>
         </w:tc>
         <w:tc>
           <w:tcPr>
-            <w:tcW w:w="3542" w:type="dxa"/>
+            <w:tcW w:w="981" w:type="dxa"/>
             <w:noWrap/>
+            <w:vAlign w:val="center"/>
             <w:hideMark/>
           </w:tcPr>
           <w:p>
             <w:pPr>
-              <w:spacing w:before="40" w:after="40"/>
+              <w:spacing w:before="80" w:after="94" w:line="276" w:lineRule="auto"/>
+              <w:jc w:val="center"/>
               <w:cnfStyle w:val="000000000000" w:firstRow="0" w:lastRow="0" w:firstColumn="0" w:lastColumn="0" w:oddVBand="0" w:evenVBand="0" w:oddHBand="0" w:evenHBand="0" w:firstRowFirstColumn="0" w:firstRowLastColumn="0" w:lastRowFirstColumn="0" w:lastRowLastColumn="0"/>
               <w:rPr>
                 <w:rFonts w:ascii="Times New Roman" w:eastAsia="Times New Roman" w:hAnsi="Times New Roman" w:cs="Times New Roman"/>
                 <w:color w:val="000000"/>
                 <w:kern w:val="0"/>
-                <w:sz w:val="20"/>
-                <w:szCs w:val="20"/>
+                <w:sz w:val="18"/>
+                <w:szCs w:val="18"/>
                 <w:lang w:eastAsia="en-GB"/>
                 <w14:ligatures w14:val="none"/>
               </w:rPr>
@@ -6665,8 +7795,114 @@
                 <w:rFonts w:ascii="Times New Roman" w:eastAsia="Times New Roman" w:hAnsi="Times New Roman" w:cs="Times New Roman"/>
                 <w:color w:val="000000"/>
                 <w:kern w:val="0"/>
-                <w:sz w:val="20"/>
-                <w:szCs w:val="20"/>
+                <w:sz w:val="18"/>
+                <w:szCs w:val="18"/>
+                <w:lang w:eastAsia="en-GB"/>
+                <w14:ligatures w14:val="none"/>
+              </w:rPr>
+              <w:t>Medium</w:t>
+            </w:r>
+          </w:p>
+        </w:tc>
+        <w:tc>
+          <w:tcPr>
+            <w:tcW w:w="1198" w:type="dxa"/>
+            <w:noWrap/>
+            <w:vAlign w:val="center"/>
+            <w:hideMark/>
+          </w:tcPr>
+          <w:p>
+            <w:pPr>
+              <w:spacing w:before="80" w:after="94" w:line="276" w:lineRule="auto"/>
+              <w:jc w:val="center"/>
+              <w:cnfStyle w:val="000000000000" w:firstRow="0" w:lastRow="0" w:firstColumn="0" w:lastColumn="0" w:oddVBand="0" w:evenVBand="0" w:oddHBand="0" w:evenHBand="0" w:firstRowFirstColumn="0" w:firstRowLastColumn="0" w:lastRowFirstColumn="0" w:lastRowLastColumn="0"/>
+              <w:rPr>
+                <w:rFonts w:ascii="Times New Roman" w:eastAsia="Times New Roman" w:hAnsi="Times New Roman" w:cs="Times New Roman"/>
+                <w:color w:val="000000"/>
+                <w:kern w:val="0"/>
+                <w:sz w:val="18"/>
+                <w:szCs w:val="18"/>
+                <w:lang w:eastAsia="en-GB"/>
+                <w14:ligatures w14:val="none"/>
+              </w:rPr>
+            </w:pPr>
+            <w:r>
+              <w:rPr>
+                <w:rFonts w:ascii="Times New Roman" w:eastAsia="Times New Roman" w:hAnsi="Times New Roman" w:cs="Times New Roman"/>
+                <w:color w:val="000000"/>
+                <w:kern w:val="0"/>
+                <w:sz w:val="18"/>
+                <w:szCs w:val="18"/>
+                <w:lang w:eastAsia="en-GB"/>
+                <w14:ligatures w14:val="none"/>
+              </w:rPr>
+              <w:t>Amber</w:t>
+            </w:r>
+          </w:p>
+        </w:tc>
+        <w:tc>
+          <w:tcPr>
+            <w:tcW w:w="1402" w:type="dxa"/>
+            <w:noWrap/>
+            <w:vAlign w:val="center"/>
+            <w:hideMark/>
+          </w:tcPr>
+          <w:p>
+            <w:pPr>
+              <w:spacing w:before="80" w:after="94" w:line="276" w:lineRule="auto"/>
+              <w:jc w:val="center"/>
+              <w:cnfStyle w:val="000000000000" w:firstRow="0" w:lastRow="0" w:firstColumn="0" w:lastColumn="0" w:oddVBand="0" w:evenVBand="0" w:oddHBand="0" w:evenHBand="0" w:firstRowFirstColumn="0" w:firstRowLastColumn="0" w:lastRowFirstColumn="0" w:lastRowLastColumn="0"/>
+              <w:rPr>
+                <w:rFonts w:ascii="Times New Roman" w:eastAsia="Times New Roman" w:hAnsi="Times New Roman" w:cs="Times New Roman"/>
+                <w:color w:val="000000"/>
+                <w:kern w:val="0"/>
+                <w:sz w:val="16"/>
+                <w:szCs w:val="16"/>
+                <w:lang w:eastAsia="en-GB"/>
+                <w14:ligatures w14:val="none"/>
+              </w:rPr>
+            </w:pPr>
+            <w:r>
+              <w:rPr>
+                <w:rFonts w:ascii="Times New Roman" w:eastAsia="Times New Roman" w:hAnsi="Times New Roman" w:cs="Times New Roman"/>
+                <w:color w:val="000000"/>
+                <w:kern w:val="0"/>
+                <w:sz w:val="16"/>
+                <w:szCs w:val="16"/>
+                <w:lang w:eastAsia="en-GB"/>
+                <w14:ligatures w14:val="none"/>
+              </w:rPr>
+              <w:t>REVIEW</w:t>
+            </w:r>
+          </w:p>
+        </w:tc>
+        <w:tc>
+          <w:tcPr>
+            <w:tcW w:w="3641" w:type="dxa"/>
+            <w:noWrap/>
+            <w:hideMark/>
+          </w:tcPr>
+          <w:p>
+            <w:pPr>
+              <w:spacing w:before="80" w:after="94" w:line="276" w:lineRule="auto"/>
+              <w:cnfStyle w:val="000000000000" w:firstRow="0" w:lastRow="0" w:firstColumn="0" w:lastColumn="0" w:oddVBand="0" w:evenVBand="0" w:oddHBand="0" w:evenHBand="0" w:firstRowFirstColumn="0" w:firstRowLastColumn="0" w:lastRowFirstColumn="0" w:lastRowLastColumn="0"/>
+              <w:rPr>
+                <w:rFonts w:ascii="Times New Roman" w:eastAsia="Times New Roman" w:hAnsi="Times New Roman" w:cs="Times New Roman"/>
+                <w:color w:val="000000"/>
+                <w:kern w:val="0"/>
+                <w:sz w:val="18"/>
+                <w:szCs w:val="18"/>
+                <w:lang w:eastAsia="en-GB"/>
+                <w14:ligatures w14:val="none"/>
+              </w:rPr>
+            </w:pPr>
+            <w:r>
+              <w:rPr>
+                <w:rFonts w:ascii="Times New Roman" w:eastAsia="Times New Roman" w:hAnsi="Times New Roman" w:cs="Times New Roman"/>
+                <w:color w:val="000000"/>
+                <w:kern w:val="0"/>
+                <w:sz w:val="18"/>
+                <w:szCs w:val="18"/>
                 <w:lang w:eastAsia="en-GB"/>
                 <w14:ligatures w14:val="none"/>
               </w:rPr>
@@ -6677,8 +7913,8 @@
                 <w:rFonts w:ascii="Times New Roman" w:eastAsia="Times New Roman" w:hAnsi="Times New Roman" w:cs="Times New Roman"/>
                 <w:color w:val="000000"/>
                 <w:kern w:val="0"/>
-                <w:sz w:val="20"/>
-                <w:szCs w:val="20"/>
+                <w:sz w:val="18"/>
+                <w:szCs w:val="18"/>
                 <w:lang w:eastAsia="en-GB"/>
                 <w14:ligatures w14:val="none"/>
               </w:rPr>
@@ -6690,19 +7926,19 @@
       <w:tr>
         <w:trPr>
           <w:cnfStyle w:val="000000100000" w:firstRow="0" w:lastRow="0" w:firstColumn="0" w:lastColumn="0" w:oddVBand="0" w:evenVBand="0" w:oddHBand="1" w:evenHBand="0" w:firstRowFirstColumn="0" w:firstRowLastColumn="0" w:lastRowFirstColumn="0" w:lastRowLastColumn="0"/>
-          <w:trHeight w:val="300"/>
+          <w:trHeight w:val="333"/>
         </w:trPr>
         <w:tc>
           <w:tcPr>
             <w:cnfStyle w:val="001000000000" w:firstRow="0" w:lastRow="0" w:firstColumn="1" w:lastColumn="0" w:oddVBand="0" w:evenVBand="0" w:oddHBand="0" w:evenHBand="0" w:firstRowFirstColumn="0" w:firstRowLastColumn="0" w:lastRowFirstColumn="0" w:lastRowLastColumn="0"/>
-            <w:tcW w:w="1522" w:type="dxa"/>
+            <w:tcW w:w="1671" w:type="dxa"/>
             <w:noWrap/>
             <w:vAlign w:val="center"/>
             <w:hideMark/>
           </w:tcPr>
           <w:p>
             <w:pPr>
-              <w:spacing w:before="40" w:after="40"/>
+              <w:spacing w:before="80" w:after="94" w:line="276" w:lineRule="auto"/>
               <w:jc w:val="center"/>
               <w:rPr>
                 <w:rFonts w:ascii="Times New Roman" w:eastAsia="Times New Roman" w:hAnsi="Times New Roman" w:cs="Times New Roman"/>
@@ -6710,8 +7946,8 @@
                 <w:bCs w:val="0"/>
                 <w:color w:val="000000"/>
                 <w:kern w:val="0"/>
-                <w:sz w:val="20"/>
-                <w:szCs w:val="20"/>
+                <w:sz w:val="18"/>
+                <w:szCs w:val="18"/>
                 <w:lang w:eastAsia="en-GB"/>
                 <w14:ligatures w14:val="none"/>
               </w:rPr>
@@ -6723,8 +7959,8 @@
                 <w:bCs w:val="0"/>
                 <w:color w:val="000000"/>
                 <w:kern w:val="0"/>
-                <w:sz w:val="20"/>
-                <w:szCs w:val="20"/>
+                <w:sz w:val="18"/>
+                <w:szCs w:val="18"/>
                 <w:lang w:eastAsia="en-GB"/>
                 <w14:ligatures w14:val="none"/>
               </w:rPr>
@@ -6737,8 +7973,8 @@
                 <w:bCs w:val="0"/>
                 <w:color w:val="000000"/>
                 <w:kern w:val="0"/>
-                <w:sz w:val="20"/>
-                <w:szCs w:val="20"/>
+                <w:sz w:val="18"/>
+                <w:szCs w:val="18"/>
                 <w:lang w:eastAsia="en-GB"/>
                 <w14:ligatures w14:val="none"/>
               </w:rPr>
@@ -6748,122 +7984,14 @@
         </w:tc>
         <w:tc>
           <w:tcPr>
-            <w:tcW w:w="1450" w:type="dxa"/>
+            <w:tcW w:w="1592" w:type="dxa"/>
             <w:noWrap/>
             <w:vAlign w:val="center"/>
             <w:hideMark/>
           </w:tcPr>
           <w:p>
             <w:pPr>
-              <w:spacing w:before="40" w:after="40"/>
-              <w:jc w:val="center"/>
-              <w:cnfStyle w:val="000000100000" w:firstRow="0" w:lastRow="0" w:firstColumn="0" w:lastColumn="0" w:oddVBand="0" w:evenVBand="0" w:oddHBand="1" w:evenHBand="0" w:firstRowFirstColumn="0" w:firstRowLastColumn="0" w:lastRowFirstColumn="0" w:lastRowLastColumn="0"/>
-              <w:rPr>
-                <w:rFonts w:ascii="Times New Roman" w:eastAsia="Times New Roman" w:hAnsi="Times New Roman" w:cs="Times New Roman"/>
-                <w:color w:val="000000"/>
-                <w:kern w:val="0"/>
-                <w:sz w:val="20"/>
-                <w:szCs w:val="20"/>
-                <w:lang w:eastAsia="en-GB"/>
-                <w14:ligatures w14:val="none"/>
-              </w:rPr>
-            </w:pPr>
-            <w:r>
-              <w:rPr>
-                <w:rFonts w:ascii="Times New Roman" w:eastAsia="Times New Roman" w:hAnsi="Times New Roman" w:cs="Times New Roman"/>
-                <w:color w:val="000000"/>
-                <w:kern w:val="0"/>
-                <w:sz w:val="20"/>
-                <w:szCs w:val="20"/>
-                <w:lang w:eastAsia="en-GB"/>
-                <w14:ligatures w14:val="none"/>
-              </w:rPr>
-              <w:t>0.2</w:t>
-            </w:r>
-          </w:p>
-        </w:tc>
-        <w:tc>
-          <w:tcPr>
-            <w:tcW w:w="894" w:type="dxa"/>
-            <w:noWrap/>
-            <w:vAlign w:val="center"/>
-            <w:hideMark/>
-          </w:tcPr>
-          <w:p>
-            <w:pPr>
-              <w:spacing w:before="40" w:after="40"/>
-              <w:jc w:val="center"/>
-              <w:cnfStyle w:val="000000100000" w:firstRow="0" w:lastRow="0" w:firstColumn="0" w:lastColumn="0" w:oddVBand="0" w:evenVBand="0" w:oddHBand="1" w:evenHBand="0" w:firstRowFirstColumn="0" w:firstRowLastColumn="0" w:lastRowFirstColumn="0" w:lastRowLastColumn="0"/>
-              <w:rPr>
-                <w:rFonts w:ascii="Times New Roman" w:eastAsia="Times New Roman" w:hAnsi="Times New Roman" w:cs="Times New Roman"/>
-                <w:color w:val="000000"/>
-                <w:kern w:val="0"/>
-                <w:sz w:val="20"/>
-                <w:szCs w:val="20"/>
-                <w:lang w:eastAsia="en-GB"/>
-                <w14:ligatures w14:val="none"/>
-              </w:rPr>
-            </w:pPr>
-            <w:r>
-              <w:rPr>
-                <w:rFonts w:ascii="Times New Roman" w:eastAsia="Times New Roman" w:hAnsi="Times New Roman" w:cs="Times New Roman"/>
-                <w:color w:val="000000"/>
-                <w:kern w:val="0"/>
-                <w:sz w:val="20"/>
-                <w:szCs w:val="20"/>
-                <w:lang w:eastAsia="en-GB"/>
-                <w14:ligatures w14:val="none"/>
-              </w:rPr>
-              <w:t>Low</w:t>
-            </w:r>
-          </w:p>
-        </w:tc>
-        <w:tc>
-          <w:tcPr>
-            <w:tcW w:w="1091" w:type="dxa"/>
-            <w:noWrap/>
-            <w:vAlign w:val="center"/>
-            <w:hideMark/>
-          </w:tcPr>
-          <w:p>
-            <w:pPr>
-              <w:spacing w:before="40" w:after="40"/>
-              <w:jc w:val="center"/>
-              <w:cnfStyle w:val="000000100000" w:firstRow="0" w:lastRow="0" w:firstColumn="0" w:lastColumn="0" w:oddVBand="0" w:evenVBand="0" w:oddHBand="1" w:evenHBand="0" w:firstRowFirstColumn="0" w:firstRowLastColumn="0" w:lastRowFirstColumn="0" w:lastRowLastColumn="0"/>
-              <w:rPr>
-                <w:rFonts w:ascii="Times New Roman" w:eastAsia="Times New Roman" w:hAnsi="Times New Roman" w:cs="Times New Roman"/>
-                <w:color w:val="000000"/>
-                <w:kern w:val="0"/>
-                <w:sz w:val="20"/>
-                <w:szCs w:val="20"/>
-                <w:lang w:eastAsia="en-GB"/>
-                <w14:ligatures w14:val="none"/>
-              </w:rPr>
-            </w:pPr>
-            <w:r>
-              <w:rPr>
-                <w:rFonts w:ascii="Times New Roman" w:eastAsia="Times New Roman" w:hAnsi="Times New Roman" w:cs="Times New Roman"/>
-                <w:color w:val="000000"/>
-                <w:kern w:val="0"/>
-                <w:sz w:val="20"/>
-                <w:szCs w:val="20"/>
-                <w:lang w:eastAsia="en-GB"/>
-                <w14:ligatures w14:val="none"/>
-              </w:rPr>
-              <w:t>Green</w:t>
-            </w:r>
-          </w:p>
-        </w:tc>
-        <w:tc>
-          <w:tcPr>
-            <w:tcW w:w="1277" w:type="dxa"/>
-            <w:noWrap/>
-            <w:vAlign w:val="center"/>
-            <w:hideMark/>
-          </w:tcPr>
-          <w:p>
-            <w:pPr>
-              <w:spacing w:before="40" w:after="40"/>
+              <w:spacing w:before="80" w:after="94" w:line="276" w:lineRule="auto"/>
               <w:jc w:val="center"/>
               <w:cnfStyle w:val="000000100000" w:firstRow="0" w:lastRow="0" w:firstColumn="0" w:lastColumn="0" w:oddVBand="0" w:evenVBand="0" w:oddHBand="1" w:evenHBand="0" w:firstRowFirstColumn="0" w:firstRowLastColumn="0" w:lastRowFirstColumn="0" w:lastRowLastColumn="0"/>
               <w:rPr>
@@ -6886,26 +8014,28 @@
                 <w:lang w:eastAsia="en-GB"/>
                 <w14:ligatures w14:val="none"/>
               </w:rPr>
-              <w:t>ALLOW</w:t>
+              <w:t>0.2</w:t>
             </w:r>
           </w:p>
         </w:tc>
         <w:tc>
           <w:tcPr>
-            <w:tcW w:w="3542" w:type="dxa"/>
+            <w:tcW w:w="981" w:type="dxa"/>
             <w:noWrap/>
+            <w:vAlign w:val="center"/>
             <w:hideMark/>
           </w:tcPr>
           <w:p>
             <w:pPr>
-              <w:spacing w:before="40" w:after="40"/>
+              <w:spacing w:before="80" w:after="94" w:line="276" w:lineRule="auto"/>
+              <w:jc w:val="center"/>
               <w:cnfStyle w:val="000000100000" w:firstRow="0" w:lastRow="0" w:firstColumn="0" w:lastColumn="0" w:oddVBand="0" w:evenVBand="0" w:oddHBand="1" w:evenHBand="0" w:firstRowFirstColumn="0" w:firstRowLastColumn="0" w:lastRowFirstColumn="0" w:lastRowLastColumn="0"/>
               <w:rPr>
                 <w:rFonts w:ascii="Times New Roman" w:eastAsia="Times New Roman" w:hAnsi="Times New Roman" w:cs="Times New Roman"/>
                 <w:color w:val="000000"/>
                 <w:kern w:val="0"/>
-                <w:sz w:val="20"/>
-                <w:szCs w:val="20"/>
+                <w:sz w:val="18"/>
+                <w:szCs w:val="18"/>
                 <w:lang w:eastAsia="en-GB"/>
                 <w14:ligatures w14:val="none"/>
               </w:rPr>
@@ -6915,8 +8045,114 @@
                 <w:rFonts w:ascii="Times New Roman" w:eastAsia="Times New Roman" w:hAnsi="Times New Roman" w:cs="Times New Roman"/>
                 <w:color w:val="000000"/>
                 <w:kern w:val="0"/>
-                <w:sz w:val="20"/>
-                <w:szCs w:val="20"/>
+                <w:sz w:val="18"/>
+                <w:szCs w:val="18"/>
+                <w:lang w:eastAsia="en-GB"/>
+                <w14:ligatures w14:val="none"/>
+              </w:rPr>
+              <w:t>Low</w:t>
+            </w:r>
+          </w:p>
+        </w:tc>
+        <w:tc>
+          <w:tcPr>
+            <w:tcW w:w="1198" w:type="dxa"/>
+            <w:noWrap/>
+            <w:vAlign w:val="center"/>
+            <w:hideMark/>
+          </w:tcPr>
+          <w:p>
+            <w:pPr>
+              <w:spacing w:before="80" w:after="94" w:line="276" w:lineRule="auto"/>
+              <w:jc w:val="center"/>
+              <w:cnfStyle w:val="000000100000" w:firstRow="0" w:lastRow="0" w:firstColumn="0" w:lastColumn="0" w:oddVBand="0" w:evenVBand="0" w:oddHBand="1" w:evenHBand="0" w:firstRowFirstColumn="0" w:firstRowLastColumn="0" w:lastRowFirstColumn="0" w:lastRowLastColumn="0"/>
+              <w:rPr>
+                <w:rFonts w:ascii="Times New Roman" w:eastAsia="Times New Roman" w:hAnsi="Times New Roman" w:cs="Times New Roman"/>
+                <w:color w:val="000000"/>
+                <w:kern w:val="0"/>
+                <w:sz w:val="18"/>
+                <w:szCs w:val="18"/>
+                <w:lang w:eastAsia="en-GB"/>
+                <w14:ligatures w14:val="none"/>
+              </w:rPr>
+            </w:pPr>
+            <w:r>
+              <w:rPr>
+                <w:rFonts w:ascii="Times New Roman" w:eastAsia="Times New Roman" w:hAnsi="Times New Roman" w:cs="Times New Roman"/>
+                <w:color w:val="000000"/>
+                <w:kern w:val="0"/>
+                <w:sz w:val="18"/>
+                <w:szCs w:val="18"/>
+                <w:lang w:eastAsia="en-GB"/>
+                <w14:ligatures w14:val="none"/>
+              </w:rPr>
+              <w:t>Green</w:t>
+            </w:r>
+          </w:p>
+        </w:tc>
+        <w:tc>
+          <w:tcPr>
+            <w:tcW w:w="1402" w:type="dxa"/>
+            <w:noWrap/>
+            <w:vAlign w:val="center"/>
+            <w:hideMark/>
+          </w:tcPr>
+          <w:p>
+            <w:pPr>
+              <w:spacing w:before="80" w:after="94" w:line="276" w:lineRule="auto"/>
+              <w:jc w:val="center"/>
+              <w:cnfStyle w:val="000000100000" w:firstRow="0" w:lastRow="0" w:firstColumn="0" w:lastColumn="0" w:oddVBand="0" w:evenVBand="0" w:oddHBand="1" w:evenHBand="0" w:firstRowFirstColumn="0" w:firstRowLastColumn="0" w:lastRowFirstColumn="0" w:lastRowLastColumn="0"/>
+              <w:rPr>
+                <w:rFonts w:ascii="Times New Roman" w:eastAsia="Times New Roman" w:hAnsi="Times New Roman" w:cs="Times New Roman"/>
+                <w:color w:val="000000"/>
+                <w:kern w:val="0"/>
+                <w:sz w:val="16"/>
+                <w:szCs w:val="16"/>
+                <w:lang w:eastAsia="en-GB"/>
+                <w14:ligatures w14:val="none"/>
+              </w:rPr>
+            </w:pPr>
+            <w:r>
+              <w:rPr>
+                <w:rFonts w:ascii="Times New Roman" w:eastAsia="Times New Roman" w:hAnsi="Times New Roman" w:cs="Times New Roman"/>
+                <w:color w:val="000000"/>
+                <w:kern w:val="0"/>
+                <w:sz w:val="16"/>
+                <w:szCs w:val="16"/>
+                <w:lang w:eastAsia="en-GB"/>
+                <w14:ligatures w14:val="none"/>
+              </w:rPr>
+              <w:t>ALLOW</w:t>
+            </w:r>
+          </w:p>
+        </w:tc>
+        <w:tc>
+          <w:tcPr>
+            <w:tcW w:w="3641" w:type="dxa"/>
+            <w:noWrap/>
+            <w:hideMark/>
+          </w:tcPr>
+          <w:p>
+            <w:pPr>
+              <w:spacing w:before="80" w:after="94" w:line="276" w:lineRule="auto"/>
+              <w:cnfStyle w:val="000000100000" w:firstRow="0" w:lastRow="0" w:firstColumn="0" w:lastColumn="0" w:oddVBand="0" w:evenVBand="0" w:oddHBand="1" w:evenHBand="0" w:firstRowFirstColumn="0" w:firstRowLastColumn="0" w:lastRowFirstColumn="0" w:lastRowLastColumn="0"/>
+              <w:rPr>
+                <w:rFonts w:ascii="Times New Roman" w:eastAsia="Times New Roman" w:hAnsi="Times New Roman" w:cs="Times New Roman"/>
+                <w:color w:val="000000"/>
+                <w:kern w:val="0"/>
+                <w:sz w:val="18"/>
+                <w:szCs w:val="18"/>
+                <w:lang w:eastAsia="en-GB"/>
+                <w14:ligatures w14:val="none"/>
+              </w:rPr>
+            </w:pPr>
+            <w:r>
+              <w:rPr>
+                <w:rFonts w:ascii="Times New Roman" w:eastAsia="Times New Roman" w:hAnsi="Times New Roman" w:cs="Times New Roman"/>
+                <w:color w:val="000000"/>
+                <w:kern w:val="0"/>
+                <w:sz w:val="18"/>
+                <w:szCs w:val="18"/>
                 <w:lang w:eastAsia="en-GB"/>
                 <w14:ligatures w14:val="none"/>
               </w:rPr>
@@ -6927,8 +8163,8 @@
                 <w:rFonts w:ascii="Times New Roman" w:eastAsia="Times New Roman" w:hAnsi="Times New Roman" w:cs="Times New Roman"/>
                 <w:color w:val="000000"/>
                 <w:kern w:val="0"/>
-                <w:sz w:val="20"/>
-                <w:szCs w:val="20"/>
+                <w:sz w:val="18"/>
+                <w:szCs w:val="18"/>
                 <w:lang w:eastAsia="en-GB"/>
                 <w14:ligatures w14:val="none"/>
               </w:rPr>
@@ -6940,11 +8176,13 @@
     </w:tbl>
     <w:p>
       <w:pPr>
-        <w:spacing w:before="40" w:after="40" w:line="276" w:lineRule="auto"/>
+        <w:spacing w:before="80" w:after="94" w:line="276" w:lineRule="auto"/>
         <w:rPr>
           <w:rFonts w:ascii="Times New Roman" w:hAnsi="Times New Roman" w:cs="Times New Roman"/>
           <w:b/>
           <w:bCs/>
+          <w:sz w:val="22"/>
+          <w:szCs w:val="22"/>
         </w:rPr>
       </w:pPr>
       <w:r>
@@ -6952,6 +8190,8 @@
           <w:rFonts w:ascii="Times New Roman" w:hAnsi="Times New Roman" w:cs="Times New Roman"/>
           <w:b/>
           <w:bCs/>
+          <w:sz w:val="22"/>
+          <w:szCs w:val="22"/>
         </w:rPr>
         <w:t>Conclusion</w:t>
       </w:r>
@@ -6960,13 +8200,15 @@
           <w:rFonts w:ascii="Times New Roman" w:hAnsi="Times New Roman" w:cs="Times New Roman"/>
           <w:b/>
           <w:bCs/>
+          <w:sz w:val="22"/>
+          <w:szCs w:val="22"/>
         </w:rPr>
         <w:t xml:space="preserve"> and Production Readiness</w:t>
       </w:r>
     </w:p>
     <w:p>
       <w:pPr>
-        <w:spacing w:before="40" w:after="40" w:line="276" w:lineRule="auto"/>
+        <w:spacing w:before="80" w:after="94" w:line="276" w:lineRule="auto"/>
         <w:jc w:val="both"/>
         <w:rPr>
           <w:rFonts w:ascii="Times New Roman" w:hAnsi="Times New Roman" w:cs="Times New Roman"/>
@@ -7068,7 +8310,23 @@
           <w:sz w:val="22"/>
           <w:szCs w:val="22"/>
         </w:rPr>
-        <w:t xml:space="preserve"> is </w:t>
+        <w:t xml:space="preserve"> is</w:t>
+      </w:r>
+      <w:r>
+        <w:rPr>
+          <w:rFonts w:ascii="Times New Roman" w:hAnsi="Times New Roman" w:cs="Times New Roman"/>
+          <w:sz w:val="22"/>
+          <w:szCs w:val="22"/>
+        </w:rPr>
+        <w:t xml:space="preserve"> the tuned</w:t>
+      </w:r>
+      <w:r>
+        <w:rPr>
+          <w:rFonts w:ascii="Times New Roman" w:hAnsi="Times New Roman" w:cs="Times New Roman"/>
+          <w:sz w:val="22"/>
+          <w:szCs w:val="22"/>
+        </w:rPr>
+        <w:t xml:space="preserve"> </w:t>
       </w:r>
       <w:proofErr w:type="spellStart"/>
       <w:r>
@@ -7085,16 +8343,6 @@
       <w:r>
         <w:rPr>
           <w:rFonts w:ascii="Times New Roman" w:hAnsi="Times New Roman" w:cs="Times New Roman"/>
-          <w:b/>
-          <w:bCs/>
-          <w:sz w:val="22"/>
-          <w:szCs w:val="22"/>
-        </w:rPr>
-        <w:t xml:space="preserve"> (tuned)</w:t>
-      </w:r>
-      <w:r>
-        <w:rPr>
-          <w:rFonts w:ascii="Times New Roman" w:hAnsi="Times New Roman" w:cs="Times New Roman"/>
           <w:sz w:val="22"/>
           <w:szCs w:val="22"/>
         </w:rPr>
@@ -7138,7 +8386,23 @@
           <w:sz w:val="22"/>
           <w:szCs w:val="22"/>
         </w:rPr>
-        <w:t>user-friendly</w:t>
+        <w:t>user</w:t>
+      </w:r>
+      <w:r>
+        <w:rPr>
+          <w:rFonts w:ascii="Times New Roman" w:hAnsi="Times New Roman" w:cs="Times New Roman"/>
+          <w:sz w:val="22"/>
+          <w:szCs w:val="22"/>
+        </w:rPr>
+        <w:t xml:space="preserve"> </w:t>
+      </w:r>
+      <w:r>
+        <w:rPr>
+          <w:rFonts w:ascii="Times New Roman" w:hAnsi="Times New Roman" w:cs="Times New Roman"/>
+          <w:sz w:val="22"/>
+          <w:szCs w:val="22"/>
+        </w:rPr>
+        <w:t>friendly</w:t>
       </w:r>
       <w:r>
         <w:rPr>
@@ -7154,7 +8418,7 @@
           <w:sz w:val="22"/>
           <w:szCs w:val="22"/>
         </w:rPr>
-        <w:t>,</w:t>
+        <w:t>. Overall, this solution</w:t>
       </w:r>
       <w:r>
         <w:rPr>
@@ -7170,22 +8434,6 @@
           <w:sz w:val="22"/>
           <w:szCs w:val="22"/>
         </w:rPr>
-        <w:t>i</w:t>
-      </w:r>
-      <w:r>
-        <w:rPr>
-          <w:rFonts w:ascii="Times New Roman" w:hAnsi="Times New Roman" w:cs="Times New Roman"/>
-          <w:sz w:val="22"/>
-          <w:szCs w:val="22"/>
-        </w:rPr>
-        <w:t xml:space="preserve">t </w:t>
-      </w:r>
-      <w:r>
-        <w:rPr>
-          <w:rFonts w:ascii="Times New Roman" w:hAnsi="Times New Roman" w:cs="Times New Roman"/>
-          <w:sz w:val="22"/>
-          <w:szCs w:val="22"/>
-        </w:rPr>
         <w:t>effectively</w:t>
       </w:r>
       <w:r>
@@ -7226,15 +8474,15 @@
           <w:sz w:val="22"/>
           <w:szCs w:val="22"/>
         </w:rPr>
-        <w:t xml:space="preserve"> severe imbalance </w:t>
-      </w:r>
-      <w:r>
-        <w:rPr>
-          <w:rFonts w:ascii="Times New Roman" w:hAnsi="Times New Roman" w:cs="Times New Roman"/>
-          <w:sz w:val="22"/>
-          <w:szCs w:val="22"/>
-        </w:rPr>
-        <w:t>(</w:t>
+        <w:t xml:space="preserve"> severe imbalance</w:t>
+      </w:r>
+      <w:r>
+        <w:rPr>
+          <w:rFonts w:ascii="Times New Roman" w:hAnsi="Times New Roman" w:cs="Times New Roman"/>
+          <w:sz w:val="22"/>
+          <w:szCs w:val="22"/>
+        </w:rPr>
+        <w:t xml:space="preserve">, </w:t>
       </w:r>
       <w:r>
         <w:rPr>
@@ -7258,7 +8506,23 @@
           <w:sz w:val="22"/>
           <w:szCs w:val="22"/>
         </w:rPr>
-        <w:t>0.173%), provide</w:t>
+        <w:t>0.173%,</w:t>
+      </w:r>
+      <w:r>
+        <w:rPr>
+          <w:rFonts w:ascii="Times New Roman" w:hAnsi="Times New Roman" w:cs="Times New Roman"/>
+          <w:sz w:val="22"/>
+          <w:szCs w:val="22"/>
+        </w:rPr>
+        <w:t xml:space="preserve"> </w:t>
+      </w:r>
+      <w:r>
+        <w:rPr>
+          <w:rFonts w:ascii="Times New Roman" w:hAnsi="Times New Roman" w:cs="Times New Roman"/>
+          <w:sz w:val="22"/>
+          <w:szCs w:val="22"/>
+        </w:rPr>
+        <w:t>provide</w:t>
       </w:r>
       <w:r>
         <w:rPr>
@@ -7290,39 +8554,95 @@
           <w:sz w:val="22"/>
           <w:szCs w:val="22"/>
         </w:rPr>
-        <w:t>probabilities,</w:t>
-      </w:r>
-      <w:r>
-        <w:rPr>
-          <w:rFonts w:ascii="Times New Roman" w:hAnsi="Times New Roman" w:cs="Times New Roman"/>
-          <w:sz w:val="22"/>
-          <w:szCs w:val="22"/>
-        </w:rPr>
-        <w:t xml:space="preserve"> and shows</w:t>
-      </w:r>
-      <w:r>
-        <w:rPr>
-          <w:rFonts w:ascii="Times New Roman" w:hAnsi="Times New Roman" w:cs="Times New Roman"/>
-          <w:sz w:val="22"/>
-          <w:szCs w:val="22"/>
-        </w:rPr>
-        <w:t xml:space="preserve"> strong performance</w:t>
-      </w:r>
-      <w:r>
-        <w:rPr>
-          <w:rFonts w:ascii="Times New Roman" w:hAnsi="Times New Roman" w:cs="Times New Roman"/>
-          <w:sz w:val="22"/>
-          <w:szCs w:val="22"/>
-        </w:rPr>
-        <w:t xml:space="preserve"> in positive class </w:t>
-      </w:r>
-      <w:r>
-        <w:rPr>
-          <w:rFonts w:ascii="Times New Roman" w:hAnsi="Times New Roman" w:cs="Times New Roman"/>
-          <w:sz w:val="22"/>
-          <w:szCs w:val="22"/>
-        </w:rPr>
-        <w:t xml:space="preserve">(test PR AUC = 0.857, precision </w:t>
+        <w:t>probabilities</w:t>
+      </w:r>
+      <w:r>
+        <w:rPr>
+          <w:rFonts w:ascii="Times New Roman" w:hAnsi="Times New Roman" w:cs="Times New Roman"/>
+          <w:sz w:val="22"/>
+          <w:szCs w:val="22"/>
+        </w:rPr>
+        <w:t xml:space="preserve"> </w:t>
+      </w:r>
+      <w:r>
+        <w:rPr>
+          <w:rFonts w:ascii="Times New Roman" w:hAnsi="Times New Roman" w:cs="Times New Roman"/>
+          <w:sz w:val="22"/>
+          <w:szCs w:val="22"/>
+        </w:rPr>
+        <w:t xml:space="preserve">and </w:t>
+      </w:r>
+      <w:r>
+        <w:rPr>
+          <w:rFonts w:ascii="Times New Roman" w:hAnsi="Times New Roman" w:cs="Times New Roman"/>
+          <w:sz w:val="22"/>
+          <w:szCs w:val="22"/>
+        </w:rPr>
+        <w:t>demonstrates</w:t>
+      </w:r>
+      <w:r>
+        <w:rPr>
+          <w:rFonts w:ascii="Times New Roman" w:hAnsi="Times New Roman" w:cs="Times New Roman"/>
+          <w:sz w:val="22"/>
+          <w:szCs w:val="22"/>
+        </w:rPr>
+        <w:t xml:space="preserve"> </w:t>
+      </w:r>
+      <w:r>
+        <w:rPr>
+          <w:rFonts w:ascii="Times New Roman" w:hAnsi="Times New Roman" w:cs="Times New Roman"/>
+          <w:sz w:val="22"/>
+          <w:szCs w:val="22"/>
+        </w:rPr>
+        <w:t xml:space="preserve">a </w:t>
+      </w:r>
+      <w:r>
+        <w:rPr>
+          <w:rFonts w:ascii="Times New Roman" w:hAnsi="Times New Roman" w:cs="Times New Roman"/>
+          <w:sz w:val="22"/>
+          <w:szCs w:val="22"/>
+        </w:rPr>
+        <w:t>strong performance</w:t>
+      </w:r>
+      <w:r>
+        <w:rPr>
+          <w:rFonts w:ascii="Times New Roman" w:hAnsi="Times New Roman" w:cs="Times New Roman"/>
+          <w:sz w:val="22"/>
+          <w:szCs w:val="22"/>
+        </w:rPr>
+        <w:t xml:space="preserve"> </w:t>
+      </w:r>
+      <w:r>
+        <w:rPr>
+          <w:rFonts w:ascii="Times New Roman" w:hAnsi="Times New Roman" w:cs="Times New Roman"/>
+          <w:sz w:val="22"/>
+          <w:szCs w:val="22"/>
+        </w:rPr>
+        <w:t>for the</w:t>
+      </w:r>
+      <w:r>
+        <w:rPr>
+          <w:rFonts w:ascii="Times New Roman" w:hAnsi="Times New Roman" w:cs="Times New Roman"/>
+          <w:sz w:val="22"/>
+          <w:szCs w:val="22"/>
+        </w:rPr>
+        <w:t xml:space="preserve"> positive class</w:t>
+      </w:r>
+      <w:r>
+        <w:rPr>
+          <w:rFonts w:ascii="Times New Roman" w:hAnsi="Times New Roman" w:cs="Times New Roman"/>
+          <w:sz w:val="22"/>
+          <w:szCs w:val="22"/>
+        </w:rPr>
+        <w:t xml:space="preserve">: </w:t>
+      </w:r>
+      <w:r>
+        <w:rPr>
+          <w:rFonts w:ascii="Times New Roman" w:hAnsi="Times New Roman" w:cs="Times New Roman"/>
+          <w:sz w:val="22"/>
+          <w:szCs w:val="22"/>
+        </w:rPr>
+        <w:t xml:space="preserve">test PR AUC = 0.857, precision </w:t>
       </w:r>
       <w:r>
         <w:rPr>
@@ -7338,7 +8658,23 @@
           <w:sz w:val="22"/>
           <w:szCs w:val="22"/>
         </w:rPr>
-        <w:t xml:space="preserve"> 0.95, recall </w:t>
+        <w:t xml:space="preserve"> 0.95</w:t>
+      </w:r>
+      <w:r>
+        <w:rPr>
+          <w:rFonts w:ascii="Times New Roman" w:hAnsi="Times New Roman" w:cs="Times New Roman"/>
+          <w:sz w:val="22"/>
+          <w:szCs w:val="22"/>
+        </w:rPr>
+        <w:t xml:space="preserve"> and </w:t>
+      </w:r>
+      <w:r>
+        <w:rPr>
+          <w:rFonts w:ascii="Times New Roman" w:hAnsi="Times New Roman" w:cs="Times New Roman"/>
+          <w:sz w:val="22"/>
+          <w:szCs w:val="22"/>
+        </w:rPr>
+        <w:t xml:space="preserve">recall </w:t>
       </w:r>
       <w:r>
         <w:rPr>
@@ -7354,7 +8690,7 @@
           <w:sz w:val="22"/>
           <w:szCs w:val="22"/>
         </w:rPr>
-        <w:t xml:space="preserve"> 0.776)</w:t>
+        <w:t xml:space="preserve"> 0.776</w:t>
       </w:r>
       <w:r>
         <w:rPr>
@@ -7418,7 +8754,31 @@
           <w:sz w:val="22"/>
           <w:szCs w:val="22"/>
         </w:rPr>
-        <w:t>, further supporting material and results can be found here</w:t>
+        <w:t xml:space="preserve">, further supporting material and results can be found </w:t>
+      </w:r>
+      <w:r>
+        <w:rPr>
+          <w:rFonts w:ascii="Times New Roman" w:hAnsi="Times New Roman" w:cs="Times New Roman"/>
+          <w:sz w:val="22"/>
+          <w:szCs w:val="22"/>
+        </w:rPr>
+        <w:t xml:space="preserve">in </w:t>
+      </w:r>
+      <w:r>
+        <w:rPr>
+          <w:rFonts w:ascii="Times New Roman" w:hAnsi="Times New Roman" w:cs="Times New Roman"/>
+          <w:sz w:val="22"/>
+          <w:szCs w:val="22"/>
+        </w:rPr>
+        <w:t>following</w:t>
+      </w:r>
+      <w:r>
+        <w:rPr>
+          <w:rFonts w:ascii="Times New Roman" w:hAnsi="Times New Roman" w:cs="Times New Roman"/>
+          <w:sz w:val="22"/>
+          <w:szCs w:val="22"/>
+        </w:rPr>
+        <w:t xml:space="preserve"> directories</w:t>
       </w:r>
       <w:r>
         <w:rPr>
@@ -7436,7 +8796,7 @@
           <w:ilvl w:val="0"/>
           <w:numId w:val="25"/>
         </w:numPr>
-        <w:spacing w:before="40" w:after="40" w:line="276" w:lineRule="auto"/>
+        <w:spacing w:before="80" w:after="94" w:line="276" w:lineRule="auto"/>
         <w:rPr>
           <w:rFonts w:ascii="Times New Roman" w:hAnsi="Times New Roman" w:cs="Times New Roman"/>
           <w:b/>
@@ -7469,7 +8829,23 @@
           <w:sz w:val="22"/>
           <w:szCs w:val="22"/>
         </w:rPr>
-        <w:t>/plots/ for figures (PR curves, importance, confusion matrices</w:t>
+        <w:t xml:space="preserve">/plots/ for figures </w:t>
+      </w:r>
+      <w:r>
+        <w:rPr>
+          <w:rFonts w:ascii="Times New Roman" w:hAnsi="Times New Roman" w:cs="Times New Roman"/>
+          <w:sz w:val="22"/>
+          <w:szCs w:val="22"/>
+        </w:rPr>
+        <w:t xml:space="preserve">e.g. </w:t>
+      </w:r>
+      <w:r>
+        <w:rPr>
+          <w:rFonts w:ascii="Times New Roman" w:hAnsi="Times New Roman" w:cs="Times New Roman"/>
+          <w:sz w:val="22"/>
+          <w:szCs w:val="22"/>
+        </w:rPr>
+        <w:t>PR curves, importance, confusion matrices</w:t>
       </w:r>
       <w:r>
         <w:rPr>
@@ -7503,7 +8879,7 @@
           <w:ilvl w:val="0"/>
           <w:numId w:val="25"/>
         </w:numPr>
-        <w:spacing w:before="40" w:after="40" w:line="276" w:lineRule="auto"/>
+        <w:spacing w:before="80" w:after="94" w:line="276" w:lineRule="auto"/>
         <w:rPr>
           <w:rFonts w:ascii="Times New Roman" w:hAnsi="Times New Roman" w:cs="Times New Roman"/>
           <w:sz w:val="22"/>
@@ -7534,7 +8910,23 @@
           <w:sz w:val="22"/>
           <w:szCs w:val="22"/>
         </w:rPr>
-        <w:t>/tables/ for metric tables (OOF/test</w:t>
+        <w:t xml:space="preserve">/tables/ for metric tables </w:t>
+      </w:r>
+      <w:r>
+        <w:rPr>
+          <w:rFonts w:ascii="Times New Roman" w:hAnsi="Times New Roman" w:cs="Times New Roman"/>
+          <w:sz w:val="22"/>
+          <w:szCs w:val="22"/>
+        </w:rPr>
+        <w:t xml:space="preserve">e.g., </w:t>
+      </w:r>
+      <w:r>
+        <w:rPr>
+          <w:rFonts w:ascii="Times New Roman" w:hAnsi="Times New Roman" w:cs="Times New Roman"/>
+          <w:sz w:val="22"/>
+          <w:szCs w:val="22"/>
+        </w:rPr>
+        <w:t>OOF/test</w:t>
       </w:r>
       <w:r>
         <w:rPr>
@@ -7550,29 +8942,13 @@
           <w:sz w:val="22"/>
           <w:szCs w:val="22"/>
         </w:rPr>
-        <w:t>and etc</w:t>
-      </w:r>
-      <w:r>
-        <w:rPr>
-          <w:rFonts w:ascii="Times New Roman" w:hAnsi="Times New Roman" w:cs="Times New Roman"/>
-          <w:sz w:val="22"/>
-          <w:szCs w:val="22"/>
-        </w:rPr>
-        <w:t>)</w:t>
-      </w:r>
-      <w:r>
-        <w:rPr>
-          <w:rFonts w:ascii="Times New Roman" w:hAnsi="Times New Roman" w:cs="Times New Roman"/>
-          <w:sz w:val="22"/>
-          <w:szCs w:val="22"/>
-        </w:rPr>
-        <w:t>.</w:t>
+        <w:t>etc.</w:t>
       </w:r>
     </w:p>
     <w:sectPr>
       <w:footerReference w:type="default" r:id="rId11"/>
       <w:pgSz w:w="11906" w:h="16838"/>
-      <w:pgMar w:top="1440" w:right="1080" w:bottom="1440" w:left="1080" w:header="708" w:footer="708" w:gutter="0"/>
+      <w:pgMar w:top="720" w:right="720" w:bottom="720" w:left="720" w:header="708" w:footer="708" w:gutter="0"/>
       <w:cols w:space="708"/>
       <w:docGrid w:linePitch="360"/>
     </w:sectPr>
@@ -13769,6 +15145,16 @@
       <w:rFonts w:ascii="Times New Roman" w:hAnsi="Times New Roman" w:cs="Times New Roman"/>
     </w:rPr>
   </w:style>
+  <w:style w:type="paragraph" w:styleId="Revision">
+    <w:name w:val="Revision"/>
+    <w:hidden/>
+    <w:uiPriority w:val="99"/>
+    <w:semiHidden/>
+    <w:rsid w:val="0091597E"/>
+    <w:pPr>
+      <w:spacing w:after="0" w:line="240" w:lineRule="auto"/>
+    </w:pPr>
+  </w:style>
 </w:styles>
 </file>
 
@@ -13871,10 +15257,10 @@
           <c:layoutTarget val="inner"/>
           <c:xMode val="edge"/>
           <c:yMode val="edge"/>
-          <c:x val="0.30259387374266078"/>
-          <c:y val="0.21488250015259716"/>
-          <c:w val="0.47053834680356588"/>
-          <c:h val="0.66240126960874079"/>
+          <c:x val="0.24479040553456829"/>
+          <c:y val="0.20731123725813344"/>
+          <c:w val="0.48787947749305904"/>
+          <c:h val="0.65428798144417999"/>
         </c:manualLayout>
       </c:layout>
       <c:pieChart>
@@ -14107,7 +15493,7 @@
         <c:manualLayout>
           <c:xMode val="edge"/>
           <c:yMode val="edge"/>
-          <c:x val="0.26689791529362794"/>
+          <c:x val="0.1744121796914114"/>
           <c:y val="0.87478178599768064"/>
           <c:w val="0.55275458288878498"/>
           <c:h val="0.12241652600824246"/>
